--- a/01-电源电路/04-电池充放电管理/双电源自动切换电路/双电源自动切换电路.docx
+++ b/01-电源电路/04-电池充放电管理/双电源自动切换电路/双电源自动切换电路.docx
@@ -2041,6 +2041,20 @@
     </w:p>
     <w:bookmarkEnd w:id="26"/>
     <w:bookmarkEnd w:id="27"/>
+    <w:p>
+      <w:pPr>
+        <w:spacing w:before="360"/>
+        <w:jc w:val="center"/>
+      </w:pPr>
+      <w:r>
+        <w:rPr>
+          <w:rFonts w:ascii="Times New Roman" w:hAnsi="Times New Roman"/>
+          <w:color w:val="555555"/>
+          <w:sz w:val="21"/>
+        </w:rPr>
+        <w:t>材料收集者：杜文杰</w:t>
+      </w:r>
+    </w:p>
     <w:sectPr>
       <w:headerReference r:id="rId9" w:type="default"/>
       <w:footerReference r:id="rId10" w:type="default"/>

--- a/01-电源电路/04-电池充放电管理/双电源自动切换电路/双电源自动切换电路.docx
+++ b/01-电源电路/04-电池充放电管理/双电源自动切换电路/双电源自动切换电路.docx
@@ -1,6 +1,6 @@
 
 <file path=word/document.xml><?xml version="1.0" encoding="utf-8"?>
-<w:document xmlns:w="http://schemas.openxmlformats.org/wordprocessingml/2006/main" xmlns:m="http://schemas.openxmlformats.org/officeDocument/2006/math" xmlns:r="http://schemas.openxmlformats.org/officeDocument/2006/relationships" xmlns:o="urn:schemas-microsoft-com:office:office" xmlns:v="urn:schemas-microsoft-com:vml" xmlns:w10="urn:schemas-microsoft-com:office:word" xmlns:a="http://schemas.openxmlformats.org/drawingml/2006/main" xmlns:pic="http://schemas.openxmlformats.org/drawingml/2006/picture" xmlns:wp="http://schemas.openxmlformats.org/drawingml/2006/wordprocessingDrawing">
+<w:document xmlns:m="http://schemas.openxmlformats.org/officeDocument/2006/math" xmlns:r="http://schemas.openxmlformats.org/officeDocument/2006/relationships" xmlns:w="http://schemas.openxmlformats.org/wordprocessingml/2006/main" xmlns:o="urn:schemas-microsoft-com:office:office" xmlns:v="urn:schemas-microsoft-com:vml" xmlns:w10="urn:schemas-microsoft-com:office:word" xmlns:a="http://schemas.openxmlformats.org/drawingml/2006/main" xmlns:pic="http://schemas.openxmlformats.org/drawingml/2006/picture" xmlns:wp="http://schemas.openxmlformats.org/drawingml/2006/wordprocessingDrawing">
   <w:body>
     <w:bookmarkStart w:id="27" w:name="双电源自动切换电路"/>
     <w:p>
@@ -9,7 +9,7 @@
       </w:pPr>
       <w:r>
         <w:rPr>
-          <w:rFonts w:hint="eastAsia"/>
+          <w:rFonts w:hint="eastAsia" w:eastAsia="黑体"/>
         </w:rPr>
         <w:t xml:space="preserve">双电源自动切换电路</w:t>
       </w:r>
@@ -21,7 +21,7 @@
       </w:pPr>
       <w:r>
         <w:rPr>
-          <w:rFonts w:hint="eastAsia"/>
+          <w:rFonts w:hint="eastAsia" w:eastAsia="黑体"/>
         </w:rPr>
         <w:t xml:space="preserve">拓扑描述</w:t>
       </w:r>
@@ -32,11 +32,14 @@
       </w:pPr>
       <w:r>
         <w:rPr>
-          <w:rFonts w:hint="eastAsia"/>
+          <w:rFonts w:hint="eastAsia" w:eastAsia="黑体"/>
         </w:rPr>
         <w:t xml:space="preserve">本电路由两路输入电源</w:t>
       </w:r>
       <w:r>
+        <w:rPr>
+          <w:rFonts w:eastAsia="黑体"/>
+        </w:rPr>
         <w:t xml:space="preserve"> </w:t>
       </w:r>
       <m:oMath>
@@ -54,6 +57,9 @@
         </m:sSub>
       </m:oMath>
       <w:r>
+        <w:rPr>
+          <w:rFonts w:eastAsia="黑体"/>
+        </w:rPr>
         <w:t xml:space="preserve">、</w:t>
       </w:r>
       <m:oMath>
@@ -72,79 +78,103 @@
       </m:oMath>
       <w:r>
         <w:rPr>
-          <w:rFonts w:hint="eastAsia"/>
+          <w:rFonts w:hint="eastAsia" w:eastAsia="黑体"/>
         </w:rPr>
         <w:t xml:space="preserve">、两只开关器件（二极管</w:t>
       </w:r>
       <w:r>
+        <w:rPr>
+          <w:rFonts w:eastAsia="黑体"/>
+        </w:rPr>
         <w:t xml:space="preserve"> D1、D2 </w:t>
       </w:r>
       <w:r>
         <w:rPr>
-          <w:rFonts w:hint="eastAsia"/>
+          <w:rFonts w:hint="eastAsia" w:eastAsia="黑体"/>
         </w:rPr>
         <w:t xml:space="preserve">或</w:t>
       </w:r>
       <w:r>
+        <w:rPr>
+          <w:rFonts w:eastAsia="黑体"/>
+        </w:rPr>
         <w:t xml:space="preserve"> MOSFET </w:t>
       </w:r>
       <w:r>
         <w:rPr>
-          <w:rFonts w:hint="eastAsia"/>
+          <w:rFonts w:hint="eastAsia" w:eastAsia="黑体"/>
         </w:rPr>
         <w:t xml:space="preserve">Q1、Q2）以及由比较器构成的切换控制逻辑（编号</w:t>
       </w:r>
       <w:r>
+        <w:rPr>
+          <w:rFonts w:eastAsia="黑体"/>
+        </w:rPr>
         <w:t xml:space="preserve"> </w:t>
       </w:r>
       <w:r>
         <w:rPr>
-          <w:rFonts w:hint="eastAsia"/>
+          <w:rFonts w:hint="eastAsia" w:eastAsia="黑体"/>
         </w:rPr>
         <w:t xml:space="preserve">IC1）组成。关键节点有：主电源输入节点</w:t>
       </w:r>
       <w:r>
+        <w:rPr>
+          <w:rFonts w:eastAsia="黑体"/>
+        </w:rPr>
         <w:t xml:space="preserve"> </w:t>
       </w:r>
       <w:r>
         <w:rPr>
-          <w:rFonts w:hint="eastAsia"/>
+          <w:rFonts w:hint="eastAsia" w:eastAsia="黑体"/>
         </w:rPr>
         <w:t xml:space="preserve">V1、备用电源输入节点</w:t>
       </w:r>
       <w:r>
+        <w:rPr>
+          <w:rFonts w:eastAsia="黑体"/>
+        </w:rPr>
         <w:t xml:space="preserve"> </w:t>
       </w:r>
       <w:r>
         <w:rPr>
-          <w:rFonts w:hint="eastAsia"/>
+          <w:rFonts w:hint="eastAsia" w:eastAsia="黑体"/>
         </w:rPr>
         <w:t xml:space="preserve">V2、两路汇合后的输出节点</w:t>
       </w:r>
       <w:r>
+        <w:rPr>
+          <w:rFonts w:eastAsia="黑体"/>
+        </w:rPr>
         <w:t xml:space="preserve"> </w:t>
       </w:r>
       <w:r>
         <w:rPr>
-          <w:rFonts w:hint="eastAsia"/>
+          <w:rFonts w:hint="eastAsia" w:eastAsia="黑体"/>
         </w:rPr>
         <w:t xml:space="preserve">OUT，以及公共地节点</w:t>
       </w:r>
       <w:r>
+        <w:rPr>
+          <w:rFonts w:eastAsia="黑体"/>
+        </w:rPr>
         <w:t xml:space="preserve"> </w:t>
       </w:r>
       <w:r>
         <w:rPr>
-          <w:rFonts w:hint="eastAsia"/>
+          <w:rFonts w:hint="eastAsia" w:eastAsia="黑体"/>
         </w:rPr>
         <w:t xml:space="preserve">GND。两只开关器件的输出端在节点</w:t>
       </w:r>
       <w:r>
+        <w:rPr>
+          <w:rFonts w:eastAsia="黑体"/>
+        </w:rPr>
         <w:t xml:space="preserve"> OUT </w:t>
       </w:r>
       <w:r>
         <w:rPr>
-          <w:rFonts w:hint="eastAsia"/>
+          <w:rFonts w:hint="eastAsia" w:eastAsia="黑体"/>
         </w:rPr>
         <w:t xml:space="preserve">处并联汇流，为负载供电。</w:t>
       </w:r>
@@ -153,164 +183,218 @@
       <w:pPr/>
       <w:r>
         <w:rPr>
-          <w:rFonts w:hint="eastAsia"/>
+          <w:rFonts w:hint="eastAsia" w:eastAsia="黑体"/>
         </w:rPr>
         <w:t xml:space="preserve">各元件管脚连接：以二极管</w:t>
       </w:r>
       <w:r>
+        <w:rPr>
+          <w:rFonts w:eastAsia="黑体"/>
+        </w:rPr>
         <w:t xml:space="preserve"> OR </w:t>
       </w:r>
       <w:r>
         <w:rPr>
-          <w:rFonts w:hint="eastAsia"/>
+          <w:rFonts w:hint="eastAsia" w:eastAsia="黑体"/>
         </w:rPr>
         <w:t xml:space="preserve">方案为例，二极管</w:t>
       </w:r>
       <w:r>
+        <w:rPr>
+          <w:rFonts w:eastAsia="黑体"/>
+        </w:rPr>
         <w:t xml:space="preserve"> D1 </w:t>
       </w:r>
       <w:r>
         <w:rPr>
-          <w:rFonts w:hint="eastAsia"/>
+          <w:rFonts w:hint="eastAsia" w:eastAsia="黑体"/>
         </w:rPr>
         <w:t xml:space="preserve">阳极接节点</w:t>
       </w:r>
       <w:r>
+        <w:rPr>
+          <w:rFonts w:eastAsia="黑体"/>
+        </w:rPr>
         <w:t xml:space="preserve"> </w:t>
       </w:r>
       <w:r>
         <w:rPr>
-          <w:rFonts w:hint="eastAsia"/>
+          <w:rFonts w:hint="eastAsia" w:eastAsia="黑体"/>
         </w:rPr>
         <w:t xml:space="preserve">V1、阴极接输出节点</w:t>
       </w:r>
       <w:r>
+        <w:rPr>
+          <w:rFonts w:eastAsia="黑体"/>
+        </w:rPr>
         <w:t xml:space="preserve"> </w:t>
       </w:r>
       <w:r>
         <w:rPr>
-          <w:rFonts w:hint="eastAsia"/>
+          <w:rFonts w:hint="eastAsia" w:eastAsia="黑体"/>
         </w:rPr>
         <w:t xml:space="preserve">OUT；D2</w:t>
       </w:r>
       <w:r>
+        <w:rPr>
+          <w:rFonts w:eastAsia="黑体"/>
+        </w:rPr>
         <w:t xml:space="preserve"> </w:t>
       </w:r>
       <w:r>
         <w:rPr>
-          <w:rFonts w:hint="eastAsia"/>
+          <w:rFonts w:hint="eastAsia" w:eastAsia="黑体"/>
         </w:rPr>
         <w:t xml:space="preserve">阳极接节点</w:t>
       </w:r>
       <w:r>
+        <w:rPr>
+          <w:rFonts w:eastAsia="黑体"/>
+        </w:rPr>
         <w:t xml:space="preserve"> </w:t>
       </w:r>
       <w:r>
         <w:rPr>
-          <w:rFonts w:hint="eastAsia"/>
+          <w:rFonts w:hint="eastAsia" w:eastAsia="黑体"/>
         </w:rPr>
         <w:t xml:space="preserve">V2、阴极接节点</w:t>
       </w:r>
       <w:r>
+        <w:rPr>
+          <w:rFonts w:eastAsia="黑体"/>
+        </w:rPr>
         <w:t xml:space="preserve"> </w:t>
       </w:r>
       <w:r>
         <w:rPr>
-          <w:rFonts w:hint="eastAsia"/>
+          <w:rFonts w:hint="eastAsia" w:eastAsia="黑体"/>
         </w:rPr>
         <w:t xml:space="preserve">OUT，二者构成”或”接法，输出取自电压较高的一路。以</w:t>
       </w:r>
       <w:r>
+        <w:rPr>
+          <w:rFonts w:eastAsia="黑体"/>
+        </w:rPr>
         <w:t xml:space="preserve"> MOSFET </w:t>
       </w:r>
       <w:r>
         <w:rPr>
-          <w:rFonts w:hint="eastAsia"/>
+          <w:rFonts w:hint="eastAsia" w:eastAsia="黑体"/>
         </w:rPr>
         <w:t xml:space="preserve">理想二极管方案为例，Q1</w:t>
       </w:r>
       <w:r>
+        <w:rPr>
+          <w:rFonts w:eastAsia="黑体"/>
+        </w:rPr>
         <w:t xml:space="preserve"> </w:t>
       </w:r>
       <w:r>
         <w:rPr>
-          <w:rFonts w:hint="eastAsia"/>
+          <w:rFonts w:hint="eastAsia" w:eastAsia="黑体"/>
         </w:rPr>
         <w:t xml:space="preserve">的源极接</w:t>
       </w:r>
       <w:r>
+        <w:rPr>
+          <w:rFonts w:eastAsia="黑体"/>
+        </w:rPr>
         <w:t xml:space="preserve"> </w:t>
       </w:r>
       <w:r>
         <w:rPr>
-          <w:rFonts w:hint="eastAsia"/>
+          <w:rFonts w:hint="eastAsia" w:eastAsia="黑体"/>
         </w:rPr>
         <w:t xml:space="preserve">V1、漏极接</w:t>
       </w:r>
       <w:r>
+        <w:rPr>
+          <w:rFonts w:eastAsia="黑体"/>
+        </w:rPr>
         <w:t xml:space="preserve"> </w:t>
       </w:r>
       <w:r>
         <w:rPr>
-          <w:rFonts w:hint="eastAsia"/>
+          <w:rFonts w:hint="eastAsia" w:eastAsia="黑体"/>
         </w:rPr>
         <w:t xml:space="preserve">OUT、栅极由</w:t>
       </w:r>
       <w:r>
+        <w:rPr>
+          <w:rFonts w:eastAsia="黑体"/>
+        </w:rPr>
         <w:t xml:space="preserve"> IC1 </w:t>
       </w:r>
       <w:r>
         <w:rPr>
-          <w:rFonts w:hint="eastAsia"/>
+          <w:rFonts w:hint="eastAsia" w:eastAsia="黑体"/>
         </w:rPr>
         <w:t xml:space="preserve">驱动；Q2</w:t>
       </w:r>
       <w:r>
+        <w:rPr>
+          <w:rFonts w:eastAsia="黑体"/>
+        </w:rPr>
         <w:t xml:space="preserve"> </w:t>
       </w:r>
       <w:r>
         <w:rPr>
-          <w:rFonts w:hint="eastAsia"/>
+          <w:rFonts w:hint="eastAsia" w:eastAsia="黑体"/>
         </w:rPr>
         <w:t xml:space="preserve">的源极接</w:t>
       </w:r>
       <w:r>
+        <w:rPr>
+          <w:rFonts w:eastAsia="黑体"/>
+        </w:rPr>
         <w:t xml:space="preserve"> </w:t>
       </w:r>
       <w:r>
         <w:rPr>
-          <w:rFonts w:hint="eastAsia"/>
+          <w:rFonts w:hint="eastAsia" w:eastAsia="黑体"/>
         </w:rPr>
         <w:t xml:space="preserve">V2、漏极接</w:t>
       </w:r>
       <w:r>
+        <w:rPr>
+          <w:rFonts w:eastAsia="黑体"/>
+        </w:rPr>
         <w:t xml:space="preserve"> </w:t>
       </w:r>
       <w:r>
         <w:rPr>
-          <w:rFonts w:hint="eastAsia"/>
+          <w:rFonts w:hint="eastAsia" w:eastAsia="黑体"/>
         </w:rPr>
         <w:t xml:space="preserve">OUT、栅极由</w:t>
       </w:r>
       <w:r>
+        <w:rPr>
+          <w:rFonts w:eastAsia="黑体"/>
+        </w:rPr>
         <w:t xml:space="preserve"> IC1 </w:t>
       </w:r>
       <w:r>
         <w:rPr>
-          <w:rFonts w:hint="eastAsia"/>
+          <w:rFonts w:hint="eastAsia" w:eastAsia="黑体"/>
         </w:rPr>
         <w:t xml:space="preserve">驱动。IC1</w:t>
       </w:r>
       <w:r>
+        <w:rPr>
+          <w:rFonts w:eastAsia="黑体"/>
+        </w:rPr>
         <w:t xml:space="preserve"> </w:t>
       </w:r>
       <w:r>
         <w:rPr>
-          <w:rFonts w:hint="eastAsia"/>
+          <w:rFonts w:hint="eastAsia" w:eastAsia="黑体"/>
         </w:rPr>
         <w:t xml:space="preserve">的两个比较输入经分压电阻</w:t>
       </w:r>
       <w:r>
+        <w:rPr>
+          <w:rFonts w:eastAsia="黑体"/>
+        </w:rPr>
         <w:t xml:space="preserve"> </w:t>
       </w:r>
       <m:oMath>
@@ -328,6 +412,9 @@
         </m:sSub>
       </m:oMath>
       <w:r>
+        <w:rPr>
+          <w:rFonts w:eastAsia="黑体"/>
+        </w:rPr>
         <w:t xml:space="preserve">、</w:t>
       </w:r>
       <m:oMath>
@@ -345,38 +432,50 @@
         </m:sSub>
       </m:oMath>
       <w:r>
+        <w:rPr>
+          <w:rFonts w:eastAsia="黑体"/>
+        </w:rPr>
         <w:t xml:space="preserve"> </w:t>
       </w:r>
       <w:r>
         <w:rPr>
-          <w:rFonts w:hint="eastAsia"/>
+          <w:rFonts w:hint="eastAsia" w:eastAsia="黑体"/>
         </w:rPr>
         <w:t xml:space="preserve">分别采样</w:t>
       </w:r>
       <w:r>
+        <w:rPr>
+          <w:rFonts w:eastAsia="黑体"/>
+        </w:rPr>
         <w:t xml:space="preserve"> V1 </w:t>
       </w:r>
       <w:r>
         <w:rPr>
-          <w:rFonts w:hint="eastAsia"/>
+          <w:rFonts w:hint="eastAsia" w:eastAsia="黑体"/>
         </w:rPr>
         <w:t xml:space="preserve">与</w:t>
       </w:r>
       <w:r>
+        <w:rPr>
+          <w:rFonts w:eastAsia="黑体"/>
+        </w:rPr>
         <w:t xml:space="preserve"> </w:t>
       </w:r>
       <w:r>
         <w:rPr>
-          <w:rFonts w:hint="eastAsia"/>
+          <w:rFonts w:hint="eastAsia" w:eastAsia="黑体"/>
         </w:rPr>
         <w:t xml:space="preserve">V2，其地端接</w:t>
       </w:r>
       <w:r>
+        <w:rPr>
+          <w:rFonts w:eastAsia="黑体"/>
+        </w:rPr>
         <w:t xml:space="preserve"> </w:t>
       </w:r>
       <w:r>
         <w:rPr>
-          <w:rFonts w:hint="eastAsia"/>
+          <w:rFonts w:hint="eastAsia" w:eastAsia="黑体"/>
         </w:rPr>
         <w:t xml:space="preserve">GND，输出端驱动对应的开关器件，据此判定优先级并控制通断。</w:t>
       </w:r>
@@ -385,7 +484,7 @@
       <w:pPr/>
       <w:r>
         <w:rPr>
-          <w:rFonts w:hint="eastAsia"/>
+          <w:rFonts w:hint="eastAsia" w:eastAsia="黑体"/>
         </w:rPr>
         <w:t xml:space="preserve">组态上这是一个”双输入、单输出、优先导通”的电源自动切换（PowerPath）组态，监测主电源电压并在掉电时自动切到备用电源、恢复时切回，用于需要冗余供电的设备。</w:t>
       </w:r>
@@ -398,7 +497,7 @@
       </w:pPr>
       <w:r>
         <w:rPr>
-          <w:rFonts w:hint="eastAsia"/>
+          <w:rFonts w:hint="eastAsia" w:eastAsia="黑体"/>
         </w:rPr>
         <w:t xml:space="preserve">工作原理</w:t>
       </w:r>
@@ -409,7 +508,7 @@
       </w:pPr>
       <w:r>
         <w:rPr>
-          <w:rFonts w:hint="eastAsia"/>
+          <w:rFonts w:hint="eastAsia" w:eastAsia="黑体"/>
         </w:rPr>
         <w:t xml:space="preserve">控制逻辑持续监视一路（或两路）输入电压，通过比较器判定优先级；主电源电压高于切换阈值时接通主电源通路，否则关断主电源并接通备用电源，实现自动无缝切换。</w:t>
       </w:r>
@@ -422,7 +521,7 @@
       </w:pPr>
       <w:r>
         <w:rPr>
-          <w:rFonts w:hint="eastAsia"/>
+          <w:rFonts w:hint="eastAsia" w:eastAsia="黑体"/>
         </w:rPr>
         <w:t xml:space="preserve">关键计算公式</w:t>
       </w:r>
@@ -436,16 +535,19 @@
       </w:pPr>
       <w:r>
         <w:rPr>
-          <w:rFonts w:hint="eastAsia"/>
+          <w:rFonts w:hint="eastAsia" w:eastAsia="黑体"/>
         </w:rPr>
         <w:t xml:space="preserve">输出电压（理想二极管</w:t>
       </w:r>
       <w:r>
+        <w:rPr>
+          <w:rFonts w:eastAsia="黑体"/>
+        </w:rPr>
         <w:t xml:space="preserve"> OR </w:t>
       </w:r>
       <w:r>
         <w:rPr>
-          <w:rFonts w:hint="eastAsia"/>
+          <w:rFonts w:hint="eastAsia" w:eastAsia="黑体"/>
         </w:rPr>
         <w:t xml:space="preserve">方案）：</w:t>
       </w:r>
@@ -562,7 +664,7 @@
       </w:pPr>
       <w:r>
         <w:rPr>
-          <w:rFonts w:hint="eastAsia"/>
+          <w:rFonts w:hint="eastAsia" w:eastAsia="黑体"/>
         </w:rPr>
         <w:t xml:space="preserve">切换阈值（电阻分压比较）：</w:t>
       </w:r>
@@ -680,7 +782,7 @@
       </w:pPr>
       <w:r>
         <w:rPr>
-          <w:rFonts w:hint="eastAsia"/>
+          <w:rFonts w:hint="eastAsia" w:eastAsia="黑体"/>
         </w:rPr>
         <w:t xml:space="preserve">迟滞电压：</w:t>
       </w:r>
@@ -804,7 +906,7 @@
             </w:pPr>
             <w:r>
               <w:rPr>
-                <w:rFonts w:hint="eastAsia"/>
+                <w:rFonts w:hint="eastAsia" w:eastAsia="黑体"/>
               </w:rPr>
               <w:t xml:space="preserve">符号</w:t>
             </w:r>
@@ -818,7 +920,7 @@
             </w:pPr>
             <w:r>
               <w:rPr>
-                <w:rFonts w:hint="eastAsia"/>
+                <w:rFonts w:hint="eastAsia" w:eastAsia="黑体"/>
               </w:rPr>
               <w:t xml:space="preserve">含义</w:t>
             </w:r>
@@ -832,7 +934,7 @@
             </w:pPr>
             <w:r>
               <w:rPr>
-                <w:rFonts w:hint="eastAsia"/>
+                <w:rFonts w:hint="eastAsia" w:eastAsia="黑体"/>
               </w:rPr>
               <w:t xml:space="preserve">单位</w:t>
             </w:r>
@@ -879,6 +981,9 @@
               </m:sSub>
             </m:oMath>
             <w:r>
+              <w:rPr>
+                <w:rFonts w:eastAsia="黑体"/>
+              </w:rPr>
               <w:t xml:space="preserve">​</w:t>
             </w:r>
           </w:p>
@@ -891,7 +996,7 @@
             </w:pPr>
             <w:r>
               <w:rPr>
-                <w:rFonts w:hint="eastAsia"/>
+                <w:rFonts w:hint="eastAsia" w:eastAsia="黑体"/>
               </w:rPr>
               <w:t xml:space="preserve">两路输入电压</w:t>
             </w:r>
@@ -904,6 +1009,9 @@
               <w:pStyle w:val="Compact"/>
             </w:pPr>
             <w:r>
+              <w:rPr>
+                <w:rFonts w:eastAsia="黑体"/>
+              </w:rPr>
               <w:t xml:space="preserve">V</w:t>
             </w:r>
           </w:p>
@@ -931,6 +1039,9 @@
               </m:sSub>
             </m:oMath>
             <w:r>
+              <w:rPr>
+                <w:rFonts w:eastAsia="黑体"/>
+              </w:rPr>
               <w:t xml:space="preserve">​</w:t>
             </w:r>
           </w:p>
@@ -943,16 +1054,19 @@
             </w:pPr>
             <w:r>
               <w:rPr>
-                <w:rFonts w:hint="eastAsia"/>
+                <w:rFonts w:hint="eastAsia" w:eastAsia="黑体"/>
               </w:rPr>
               <w:t xml:space="preserve">二极管</w:t>
             </w:r>
             <w:r>
+              <w:rPr>
+                <w:rFonts w:eastAsia="黑体"/>
+              </w:rPr>
               <w:t xml:space="preserve"> / </w:t>
             </w:r>
             <w:r>
               <w:rPr>
-                <w:rFonts w:hint="eastAsia"/>
+                <w:rFonts w:hint="eastAsia" w:eastAsia="黑体"/>
               </w:rPr>
               <w:t xml:space="preserve">体二极管压降</w:t>
             </w:r>
@@ -965,6 +1079,9 @@
               <w:pStyle w:val="Compact"/>
             </w:pPr>
             <w:r>
+              <w:rPr>
+                <w:rFonts w:eastAsia="黑体"/>
+              </w:rPr>
               <w:t xml:space="preserve">V</w:t>
             </w:r>
           </w:p>
@@ -998,6 +1115,9 @@
               </m:sSub>
             </m:oMath>
             <w:r>
+              <w:rPr>
+                <w:rFonts w:eastAsia="黑体"/>
+              </w:rPr>
               <w:t xml:space="preserve">​</w:t>
             </w:r>
           </w:p>
@@ -1010,7 +1130,7 @@
             </w:pPr>
             <w:r>
               <w:rPr>
-                <w:rFonts w:hint="eastAsia"/>
+                <w:rFonts w:hint="eastAsia" w:eastAsia="黑体"/>
               </w:rPr>
               <w:t xml:space="preserve">基准电压</w:t>
             </w:r>
@@ -1023,6 +1143,9 @@
               <w:pStyle w:val="Compact"/>
             </w:pPr>
             <w:r>
+              <w:rPr>
+                <w:rFonts w:eastAsia="黑体"/>
+              </w:rPr>
               <w:t xml:space="preserve">V</w:t>
             </w:r>
           </w:p>
@@ -1068,6 +1191,9 @@
               </m:sSub>
             </m:oMath>
             <w:r>
+              <w:rPr>
+                <w:rFonts w:eastAsia="黑体"/>
+              </w:rPr>
               <w:t xml:space="preserve">​</w:t>
             </w:r>
           </w:p>
@@ -1080,7 +1206,7 @@
             </w:pPr>
             <w:r>
               <w:rPr>
-                <w:rFonts w:hint="eastAsia"/>
+                <w:rFonts w:hint="eastAsia" w:eastAsia="黑体"/>
               </w:rPr>
               <w:t xml:space="preserve">分压电阻</w:t>
             </w:r>
@@ -1093,6 +1219,9 @@
               <w:pStyle w:val="Compact"/>
             </w:pPr>
             <w:r>
+              <w:rPr>
+                <w:rFonts w:eastAsia="黑体"/>
+              </w:rPr>
               <w:t xml:space="preserve">Ω</w:t>
             </w:r>
           </w:p>
@@ -1123,6 +1252,9 @@
               </m:sSub>
             </m:oMath>
             <w:r>
+              <w:rPr>
+                <w:rFonts w:eastAsia="黑体"/>
+              </w:rPr>
               <w:t xml:space="preserve">​</w:t>
             </w:r>
           </w:p>
@@ -1135,7 +1267,7 @@
             </w:pPr>
             <w:r>
               <w:rPr>
-                <w:rFonts w:hint="eastAsia"/>
+                <w:rFonts w:hint="eastAsia" w:eastAsia="黑体"/>
               </w:rPr>
               <w:t xml:space="preserve">切换阈值</w:t>
             </w:r>
@@ -1148,6 +1280,9 @@
               <w:pStyle w:val="Compact"/>
             </w:pPr>
             <w:r>
+              <w:rPr>
+                <w:rFonts w:eastAsia="黑体"/>
+              </w:rPr>
               <w:t xml:space="preserve">V</w:t>
             </w:r>
           </w:p>
@@ -1184,6 +1319,9 @@
               </m:sSub>
             </m:oMath>
             <w:r>
+              <w:rPr>
+                <w:rFonts w:eastAsia="黑体"/>
+              </w:rPr>
               <w:t xml:space="preserve">​</w:t>
             </w:r>
           </w:p>
@@ -1196,7 +1334,7 @@
             </w:pPr>
             <w:r>
               <w:rPr>
-                <w:rFonts w:hint="eastAsia"/>
+                <w:rFonts w:hint="eastAsia" w:eastAsia="黑体"/>
               </w:rPr>
               <w:t xml:space="preserve">迟滞电压</w:t>
             </w:r>
@@ -1209,6 +1347,9 @@
               <w:pStyle w:val="Compact"/>
             </w:pPr>
             <w:r>
+              <w:rPr>
+                <w:rFonts w:eastAsia="黑体"/>
+              </w:rPr>
               <w:t xml:space="preserve">V</w:t>
             </w:r>
           </w:p>
@@ -1223,7 +1364,7 @@
       </w:pPr>
       <w:r>
         <w:rPr>
-          <w:rFonts w:hint="eastAsia"/>
+          <w:rFonts w:hint="eastAsia" w:eastAsia="黑体"/>
         </w:rPr>
         <w:t xml:space="preserve">元件调整影响</w:t>
       </w:r>
@@ -1238,11 +1379,14 @@
       </w:pPr>
       <w:r>
         <w:rPr>
-          <w:rFonts w:hint="eastAsia"/>
+          <w:rFonts w:hint="eastAsia" w:eastAsia="黑体"/>
         </w:rPr>
         <w:t xml:space="preserve">分压电阻比</w:t>
       </w:r>
       <w:r>
+        <w:rPr>
+          <w:rFonts w:eastAsia="黑体"/>
+        </w:rPr>
         <w:t xml:space="preserve"> </w:t>
       </w:r>
       <m:oMath>
@@ -1278,24 +1422,33 @@
         </m:sSub>
       </m:oMath>
       <w:r>
+        <w:rPr>
+          <w:rFonts w:eastAsia="黑体"/>
+        </w:rPr>
         <w:t xml:space="preserve"> </w:t>
       </w:r>
       <w:r>
         <w:rPr>
-          <w:rFonts w:hint="eastAsia"/>
+          <w:rFonts w:hint="eastAsia" w:eastAsia="黑体"/>
         </w:rPr>
         <w:t xml:space="preserve">增大</w:t>
       </w:r>
       <w:r>
+        <w:rPr>
+          <w:rFonts w:eastAsia="黑体"/>
+        </w:rPr>
         <w:t xml:space="preserve"> → </w:t>
       </w:r>
       <w:r>
         <w:rPr>
-          <w:rFonts w:hint="eastAsia"/>
+          <w:rFonts w:hint="eastAsia" w:eastAsia="黑体"/>
         </w:rPr>
         <w:t xml:space="preserve">切换阈值</w:t>
       </w:r>
       <w:r>
+        <w:rPr>
+          <w:rFonts w:eastAsia="黑体"/>
+        </w:rPr>
         <w:t xml:space="preserve"> </w:t>
       </w:r>
       <m:oMath>
@@ -1316,11 +1469,14 @@
         </m:sSub>
       </m:oMath>
       <w:r>
+        <w:rPr>
+          <w:rFonts w:eastAsia="黑体"/>
+        </w:rPr>
         <w:t xml:space="preserve"> </w:t>
       </w:r>
       <w:r>
         <w:rPr>
-          <w:rFonts w:hint="eastAsia"/>
+          <w:rFonts w:hint="eastAsia" w:eastAsia="黑体"/>
         </w:rPr>
         <w:t xml:space="preserve">升高。</w:t>
       </w:r>
@@ -1335,11 +1491,14 @@
       </w:pPr>
       <w:r>
         <w:rPr>
-          <w:rFonts w:hint="eastAsia"/>
+          <w:rFonts w:hint="eastAsia" w:eastAsia="黑体"/>
         </w:rPr>
         <w:t xml:space="preserve">二极管</w:t>
       </w:r>
       <w:r>
+        <w:rPr>
+          <w:rFonts w:eastAsia="黑体"/>
+        </w:rPr>
         <w:t xml:space="preserve"> </w:t>
       </w:r>
       <m:oMath>
@@ -1357,20 +1516,26 @@
         </m:sSub>
       </m:oMath>
       <w:r>
+        <w:rPr>
+          <w:rFonts w:eastAsia="黑体"/>
+        </w:rPr>
         <w:t xml:space="preserve"> </w:t>
       </w:r>
       <w:r>
         <w:rPr>
-          <w:rFonts w:hint="eastAsia"/>
+          <w:rFonts w:hint="eastAsia" w:eastAsia="黑体"/>
         </w:rPr>
         <w:t xml:space="preserve">越小</w:t>
       </w:r>
       <w:r>
+        <w:rPr>
+          <w:rFonts w:eastAsia="黑体"/>
+        </w:rPr>
         <w:t xml:space="preserve"> → </w:t>
       </w:r>
       <w:r>
         <w:rPr>
-          <w:rFonts w:hint="eastAsia"/>
+          <w:rFonts w:hint="eastAsia" w:eastAsia="黑体"/>
         </w:rPr>
         <w:t xml:space="preserve">输出压降损失越小。</w:t>
       </w:r>
@@ -1385,16 +1550,19 @@
       </w:pPr>
       <w:r>
         <w:rPr>
-          <w:rFonts w:hint="eastAsia"/>
+          <w:rFonts w:hint="eastAsia" w:eastAsia="黑体"/>
         </w:rPr>
         <w:t xml:space="preserve">迟滞量设置越大</w:t>
       </w:r>
       <w:r>
+        <w:rPr>
+          <w:rFonts w:eastAsia="黑体"/>
+        </w:rPr>
         <w:t xml:space="preserve"> → </w:t>
       </w:r>
       <w:r>
         <w:rPr>
-          <w:rFonts w:hint="eastAsia"/>
+          <w:rFonts w:hint="eastAsia" w:eastAsia="黑体"/>
         </w:rPr>
         <w:t xml:space="preserve">抗抖越好、避免在阈值附近反复切换。</w:t>
       </w:r>
@@ -1408,11 +1576,14 @@
         </w:numPr>
       </w:pPr>
       <w:r>
+        <w:rPr>
+          <w:rFonts w:eastAsia="黑体"/>
+        </w:rPr>
         <w:t xml:space="preserve">MOSFET </w:t>
       </w:r>
       <w:r>
         <w:rPr>
-          <w:rFonts w:hint="eastAsia"/>
+          <w:rFonts w:hint="eastAsia" w:eastAsia="黑体"/>
         </w:rPr>
         <w:t xml:space="preserve">替代二极管可极大降低导通压降（理想二极管）。</w:t>
       </w:r>
@@ -1425,7 +1596,7 @@
       </w:pPr>
       <w:r>
         <w:rPr>
-          <w:rFonts w:hint="eastAsia"/>
+          <w:rFonts w:hint="eastAsia" w:eastAsia="黑体"/>
         </w:rPr>
         <w:t xml:space="preserve">典型参数示例</w:t>
       </w:r>
@@ -1440,11 +1611,14 @@
       </w:pPr>
       <w:r>
         <w:rPr>
-          <w:rFonts w:hint="eastAsia"/>
+          <w:rFonts w:hint="eastAsia" w:eastAsia="黑体"/>
         </w:rPr>
         <w:t xml:space="preserve">基准</w:t>
       </w:r>
       <w:r>
+        <w:rPr>
+          <w:rFonts w:eastAsia="黑体"/>
+        </w:rPr>
         <w:t xml:space="preserve"> </w:t>
       </w:r>
       <m:oMath>
@@ -1487,6 +1661,9 @@
         </m:r>
       </m:oMath>
       <w:r>
+        <w:rPr>
+          <w:rFonts w:eastAsia="黑体"/>
+        </w:rPr>
         <w:t xml:space="preserve">、</w:t>
       </w:r>
       <m:oMath>
@@ -1523,6 +1700,9 @@
         </m:r>
       </m:oMath>
       <w:r>
+        <w:rPr>
+          <w:rFonts w:eastAsia="黑体"/>
+        </w:rPr>
         <w:t xml:space="preserve">、</w:t>
       </w:r>
       <m:oMath>
@@ -1560,7 +1740,7 @@
       </m:oMath>
       <w:r>
         <w:rPr>
-          <w:rFonts w:hint="eastAsia"/>
+          <w:rFonts w:hint="eastAsia" w:eastAsia="黑体"/>
         </w:rPr>
         <w:t xml:space="preserve">：</w:t>
       </w:r>
@@ -1652,6 +1832,9 @@
         </m:r>
       </m:oMath>
       <w:r>
+        <w:rPr>
+          <w:rFonts w:eastAsia="黑体"/>
+        </w:rPr>
         <w:t xml:space="preserve">。</w:t>
       </w:r>
     </w:p>
@@ -1665,29 +1848,38 @@
       </w:pPr>
       <w:r>
         <w:rPr>
-          <w:rFonts w:hint="eastAsia"/>
+          <w:rFonts w:hint="eastAsia" w:eastAsia="黑体"/>
         </w:rPr>
         <w:t xml:space="preserve">两路</w:t>
       </w:r>
       <w:r>
+        <w:rPr>
+          <w:rFonts w:eastAsia="黑体"/>
+        </w:rPr>
         <w:t xml:space="preserve"> 5 V </w:t>
       </w:r>
       <w:r>
         <w:rPr>
-          <w:rFonts w:hint="eastAsia"/>
+          <w:rFonts w:hint="eastAsia" w:eastAsia="黑体"/>
         </w:rPr>
         <w:t xml:space="preserve">与</w:t>
       </w:r>
       <w:r>
+        <w:rPr>
+          <w:rFonts w:eastAsia="黑体"/>
+        </w:rPr>
         <w:t xml:space="preserve"> 3.3 </w:t>
       </w:r>
       <w:r>
         <w:rPr>
-          <w:rFonts w:hint="eastAsia"/>
+          <w:rFonts w:hint="eastAsia" w:eastAsia="黑体"/>
         </w:rPr>
         <w:t xml:space="preserve">V、肖特基</w:t>
       </w:r>
       <w:r>
+        <w:rPr>
+          <w:rFonts w:eastAsia="黑体"/>
+        </w:rPr>
         <w:t xml:space="preserve"> </w:t>
       </w:r>
       <m:oMath>
@@ -1725,7 +1917,7 @@
       </m:oMath>
       <w:r>
         <w:rPr>
-          <w:rFonts w:hint="eastAsia"/>
+          <w:rFonts w:hint="eastAsia" w:eastAsia="黑体"/>
         </w:rPr>
         <w:t xml:space="preserve">：</w:t>
       </w:r>
@@ -1814,6 +2006,9 @@
         </m:r>
       </m:oMath>
       <w:r>
+        <w:rPr>
+          <w:rFonts w:eastAsia="黑体"/>
+        </w:rPr>
         <w:t xml:space="preserve">。</w:t>
       </w:r>
     </w:p>
@@ -1825,7 +2020,7 @@
       </w:pPr>
       <w:r>
         <w:rPr>
-          <w:rFonts w:hint="eastAsia"/>
+          <w:rFonts w:hint="eastAsia" w:eastAsia="黑体"/>
         </w:rPr>
         <w:t xml:space="preserve">常见器件型号</w:t>
       </w:r>
@@ -1840,16 +2035,19 @@
       </w:pPr>
       <w:r>
         <w:rPr>
-          <w:rFonts w:hint="eastAsia"/>
+          <w:rFonts w:hint="eastAsia" w:eastAsia="黑体"/>
         </w:rPr>
         <w:t xml:space="preserve">理想二极管</w:t>
       </w:r>
       <w:r>
+        <w:rPr>
+          <w:rFonts w:eastAsia="黑体"/>
+        </w:rPr>
         <w:t xml:space="preserve"> / POWERPATH </w:t>
       </w:r>
       <w:r>
         <w:rPr>
-          <w:rFonts w:hint="eastAsia"/>
+          <w:rFonts w:hint="eastAsia" w:eastAsia="黑体"/>
         </w:rPr>
         <w:t xml:space="preserve">IC：LTC4417、TPS2120。</w:t>
       </w:r>
@@ -1864,7 +2062,7 @@
       </w:pPr>
       <w:r>
         <w:rPr>
-          <w:rFonts w:hint="eastAsia"/>
+          <w:rFonts w:hint="eastAsia" w:eastAsia="黑体"/>
         </w:rPr>
         <w:t xml:space="preserve">比较器：LM393、TLV1702。</w:t>
       </w:r>
@@ -1879,16 +2077,19 @@
       </w:pPr>
       <w:r>
         <w:rPr>
-          <w:rFonts w:hint="eastAsia"/>
+          <w:rFonts w:hint="eastAsia" w:eastAsia="黑体"/>
         </w:rPr>
         <w:t xml:space="preserve">MOSFET：AO3401（P</w:t>
       </w:r>
       <w:r>
+        <w:rPr>
+          <w:rFonts w:eastAsia="黑体"/>
+        </w:rPr>
         <w:t xml:space="preserve"> </w:t>
       </w:r>
       <w:r>
         <w:rPr>
-          <w:rFonts w:hint="eastAsia"/>
+          <w:rFonts w:hint="eastAsia" w:eastAsia="黑体"/>
         </w:rPr>
         <w:t xml:space="preserve">沟道）、Si2301。</w:t>
       </w:r>
@@ -1901,7 +2102,7 @@
       </w:pPr>
       <w:r>
         <w:rPr>
-          <w:rFonts w:hint="eastAsia"/>
+          <w:rFonts w:hint="eastAsia" w:eastAsia="黑体"/>
         </w:rPr>
         <w:t xml:space="preserve">注意事项</w:t>
       </w:r>
@@ -1916,7 +2117,7 @@
       </w:pPr>
       <w:r>
         <w:rPr>
-          <w:rFonts w:hint="eastAsia"/>
+          <w:rFonts w:hint="eastAsia" w:eastAsia="黑体"/>
         </w:rPr>
         <w:t xml:space="preserve">切换瞬间可能产生跌落或毛刺，需评估后级掉电影响并加储能电容。</w:t>
       </w:r>
@@ -1931,7 +2132,7 @@
       </w:pPr>
       <w:r>
         <w:rPr>
-          <w:rFonts w:hint="eastAsia"/>
+          <w:rFonts w:hint="eastAsia" w:eastAsia="黑体"/>
         </w:rPr>
         <w:t xml:space="preserve">采用比较器方案应设迟滞，防止阈值附近振荡。</w:t>
       </w:r>
@@ -1946,7 +2147,7 @@
       </w:pPr>
       <w:r>
         <w:rPr>
-          <w:rFonts w:hint="eastAsia"/>
+          <w:rFonts w:hint="eastAsia" w:eastAsia="黑体"/>
         </w:rPr>
         <w:t xml:space="preserve">两路电源若电压接近，需明确优先级逻辑，避免竞争。</w:t>
       </w:r>
@@ -1960,11 +2161,14 @@
         </w:numPr>
       </w:pPr>
       <w:r>
+        <w:rPr>
+          <w:rFonts w:eastAsia="黑体"/>
+        </w:rPr>
         <w:t xml:space="preserve">MOSFET </w:t>
       </w:r>
       <w:r>
         <w:rPr>
-          <w:rFonts w:hint="eastAsia"/>
+          <w:rFonts w:hint="eastAsia" w:eastAsia="黑体"/>
         </w:rPr>
         <w:t xml:space="preserve">方案注意体二极管方向，防止倒灌电流。</w:t>
       </w:r>
@@ -1977,7 +2181,7 @@
       </w:pPr>
       <w:r>
         <w:rPr>
-          <w:rFonts w:hint="eastAsia"/>
+          <w:rFonts w:hint="eastAsia" w:eastAsia="黑体"/>
         </w:rPr>
         <w:t xml:space="preserve">参考资料</w:t>
       </w:r>
@@ -1991,6 +2195,9 @@
         </w:numPr>
       </w:pPr>
       <w:r>
+        <w:rPr>
+          <w:rFonts w:eastAsia="黑体"/>
+        </w:rPr>
         <w:t xml:space="preserve">Wikipedia: Automatic transfer switch。</w:t>
       </w:r>
     </w:p>
@@ -2003,20 +2210,26 @@
         </w:numPr>
       </w:pPr>
       <w:r>
+        <w:rPr>
+          <w:rFonts w:eastAsia="黑体"/>
+        </w:rPr>
         <w:t xml:space="preserve">TI </w:t>
       </w:r>
       <w:r>
         <w:rPr>
-          <w:rFonts w:hint="eastAsia"/>
+          <w:rFonts w:hint="eastAsia" w:eastAsia="黑体"/>
         </w:rPr>
         <w:t xml:space="preserve">产品页</w:t>
       </w:r>
       <w:r>
+        <w:rPr>
+          <w:rFonts w:eastAsia="黑体"/>
+        </w:rPr>
         <w:t xml:space="preserve"> </w:t>
       </w:r>
       <w:r>
         <w:rPr>
-          <w:rFonts w:hint="eastAsia"/>
+          <w:rFonts w:hint="eastAsia" w:eastAsia="黑体"/>
         </w:rPr>
         <w:t xml:space="preserve">TPS2120（自动切换）。</w:t>
       </w:r>
@@ -2030,11 +2243,14 @@
         </w:numPr>
       </w:pPr>
       <w:r>
+        <w:rPr>
+          <w:rFonts w:eastAsia="黑体"/>
+        </w:rPr>
         <w:t xml:space="preserve">Linear Technology(ADI) LTC4417 </w:t>
       </w:r>
       <w:r>
         <w:rPr>
-          <w:rFonts w:hint="eastAsia"/>
+          <w:rFonts w:hint="eastAsia" w:eastAsia="黑体"/>
         </w:rPr>
         <w:t xml:space="preserve">数据手册。</w:t>
       </w:r>
@@ -2048,11 +2264,11 @@
       </w:pPr>
       <w:r>
         <w:rPr>
-          <w:rFonts w:ascii="Times New Roman" w:hAnsi="Times New Roman"/>
+          <w:rFonts w:ascii="Times New Roman" w:hAnsi="Times New Roman" w:eastAsia="黑体"/>
           <w:color w:val="555555"/>
           <w:sz w:val="21"/>
         </w:rPr>
-        <w:t>材料收集者：杜文杰</w:t>
+        <w:t>材料收集者：杜文杰，WX手机：19519196569，QQ:3478827729</w:t>
       </w:r>
     </w:p>
     <w:sectPr>
@@ -2072,7 +2288,7 @@
 </file>
 
 <file path=word/footer1.xml><?xml version="1.0" encoding="utf-8"?>
-<w:ftr xmlns:m="http://schemas.openxmlformats.org/officeDocument/2006/math" xmlns:mc="http://schemas.openxmlformats.org/markup-compatibility/2006" xmlns:mo="http://schemas.microsoft.com/office/mac/office/2008/main" xmlns:mv="urn:schemas-microsoft-com:mac:vml" xmlns:o="urn:schemas-microsoft-com:office:office" xmlns:r="http://schemas.openxmlformats.org/officeDocument/2006/relationships" xmlns:v="urn:schemas-microsoft-com:vml" xmlns:w10="urn:schemas-microsoft-com:office:word" xmlns:w14="http://schemas.microsoft.com/office/word/2010/wordml" xmlns:w="http://schemas.openxmlformats.org/wordprocessingml/2006/main" xmlns:wne="http://schemas.microsoft.com/office/word/2006/wordml" xmlns:wp14="http://schemas.microsoft.com/office/word/2010/wordprocessingDrawing" xmlns:wp="http://schemas.openxmlformats.org/drawingml/2006/wordprocessingDrawing" xmlns:wpc="http://schemas.microsoft.com/office/word/2010/wordprocessingCanvas" xmlns:wpg="http://schemas.microsoft.com/office/word/2010/wordprocessingGroup" xmlns:wpi="http://schemas.microsoft.com/office/word/2010/wordprocessingInk" xmlns:wps="http://schemas.microsoft.com/office/word/2010/wordprocessingShape" mc:Ignorable="w14 wp14">
+<w:ftr xmlns:mc="http://schemas.openxmlformats.org/markup-compatibility/2006" xmlns:w="http://schemas.openxmlformats.org/wordprocessingml/2006/main" xmlns:m="http://schemas.openxmlformats.org/officeDocument/2006/math" xmlns:mo="http://schemas.microsoft.com/office/mac/office/2008/main" xmlns:mv="urn:schemas-microsoft-com:mac:vml" xmlns:o="urn:schemas-microsoft-com:office:office" xmlns:r="http://schemas.openxmlformats.org/officeDocument/2006/relationships" xmlns:v="urn:schemas-microsoft-com:vml" xmlns:w10="urn:schemas-microsoft-com:office:word" xmlns:w14="http://schemas.microsoft.com/office/word/2010/wordml" xmlns:wne="http://schemas.microsoft.com/office/word/2006/wordml" xmlns:wp14="http://schemas.microsoft.com/office/word/2010/wordprocessingDrawing" xmlns:wp="http://schemas.openxmlformats.org/drawingml/2006/wordprocessingDrawing" xmlns:wpc="http://schemas.microsoft.com/office/word/2010/wordprocessingCanvas" xmlns:wpg="http://schemas.microsoft.com/office/word/2010/wordprocessingGroup" xmlns:wpi="http://schemas.microsoft.com/office/word/2010/wordprocessingInk" xmlns:wps="http://schemas.microsoft.com/office/word/2010/wordprocessingShape" mc:Ignorable="w14 wp14">
   <w:p>
     <w:pPr>
       <w:pStyle w:val="Footer"/>
@@ -2080,12 +2296,14 @@
     </w:pPr>
     <w:r>
       <w:rPr>
+        <w:rFonts w:eastAsia="黑体"/>
         <w:sz w:val="18"/>
       </w:rPr>
       <w:t xml:space="preserve">第 </w:t>
     </w:r>
     <w:r>
       <w:rPr>
+        <w:rFonts w:eastAsia="黑体"/>
         <w:sz w:val="18"/>
       </w:rPr>
       <w:fldChar w:fldCharType="begin"/>
@@ -2094,6 +2312,7 @@
     </w:r>
     <w:r>
       <w:rPr>
+        <w:rFonts w:eastAsia="黑体"/>
         <w:sz w:val="18"/>
       </w:rPr>
       <w:t xml:space="preserve"> 页</w:t>
@@ -2107,6 +2326,9 @@
   <w:footnote w:type="continuationSeparator" w:id="0">
     <w:p>
       <w:r>
+        <w:rPr>
+          <w:rFonts w:eastAsia="黑体"/>
+        </w:rPr>
         <w:continuationSeparator/>
       </w:r>
     </w:p>
@@ -2114,6 +2336,9 @@
   <w:footnote w:type="separator" w:id="-1">
     <w:p>
       <w:r>
+        <w:rPr>
+          <w:rFonts w:eastAsia="黑体"/>
+        </w:rPr>
         <w:separator/>
       </w:r>
     </w:p>
@@ -2122,7 +2347,7 @@
 </file>
 
 <file path=word/header1.xml><?xml version="1.0" encoding="utf-8"?>
-<w:hdr xmlns:m="http://schemas.openxmlformats.org/officeDocument/2006/math" xmlns:mc="http://schemas.openxmlformats.org/markup-compatibility/2006" xmlns:mo="http://schemas.microsoft.com/office/mac/office/2008/main" xmlns:mv="urn:schemas-microsoft-com:mac:vml" xmlns:o="urn:schemas-microsoft-com:office:office" xmlns:r="http://schemas.openxmlformats.org/officeDocument/2006/relationships" xmlns:v="urn:schemas-microsoft-com:vml" xmlns:w10="urn:schemas-microsoft-com:office:word" xmlns:w14="http://schemas.microsoft.com/office/word/2010/wordml" xmlns:w="http://schemas.openxmlformats.org/wordprocessingml/2006/main" xmlns:wne="http://schemas.microsoft.com/office/word/2006/wordml" xmlns:wp14="http://schemas.microsoft.com/office/word/2010/wordprocessingDrawing" xmlns:wp="http://schemas.openxmlformats.org/drawingml/2006/wordprocessingDrawing" xmlns:wpc="http://schemas.microsoft.com/office/word/2010/wordprocessingCanvas" xmlns:wpg="http://schemas.microsoft.com/office/word/2010/wordprocessingGroup" xmlns:wpi="http://schemas.microsoft.com/office/word/2010/wordprocessingInk" xmlns:wps="http://schemas.microsoft.com/office/word/2010/wordprocessingShape" mc:Ignorable="w14 wp14">
+<w:hdr xmlns:mc="http://schemas.openxmlformats.org/markup-compatibility/2006" xmlns:w="http://schemas.openxmlformats.org/wordprocessingml/2006/main" xmlns:m="http://schemas.openxmlformats.org/officeDocument/2006/math" xmlns:mo="http://schemas.microsoft.com/office/mac/office/2008/main" xmlns:mv="urn:schemas-microsoft-com:mac:vml" xmlns:o="urn:schemas-microsoft-com:office:office" xmlns:r="http://schemas.openxmlformats.org/officeDocument/2006/relationships" xmlns:v="urn:schemas-microsoft-com:vml" xmlns:w10="urn:schemas-microsoft-com:office:word" xmlns:w14="http://schemas.microsoft.com/office/word/2010/wordml" xmlns:wne="http://schemas.microsoft.com/office/word/2006/wordml" xmlns:wp14="http://schemas.microsoft.com/office/word/2010/wordprocessingDrawing" xmlns:wp="http://schemas.openxmlformats.org/drawingml/2006/wordprocessingDrawing" xmlns:wpc="http://schemas.microsoft.com/office/word/2010/wordprocessingCanvas" xmlns:wpg="http://schemas.microsoft.com/office/word/2010/wordprocessingGroup" xmlns:wpi="http://schemas.microsoft.com/office/word/2010/wordprocessingInk" xmlns:wps="http://schemas.microsoft.com/office/word/2010/wordprocessingShape" mc:Ignorable="w14 wp14">
   <w:p>
     <w:pPr>
       <w:pStyle w:val="Header"/>
@@ -2130,7 +2355,7 @@
     </w:pPr>
     <w:r>
       <w:rPr>
-        <w:rFonts w:ascii="Times New Roman" w:hAnsi="Times New Roman"/>
+        <w:rFonts w:ascii="Times New Roman" w:hAnsi="Times New Roman" w:eastAsia="黑体"/>
         <w:sz w:val="18"/>
         <w:rFonts w:eastAsia="黑体"/>
         <w:rFonts w:eastAsia="黑体"/>
@@ -2142,7 +2367,7 @@
 </file>
 
 <file path=word/numbering.xml><?xml version="1.0" encoding="utf-8"?>
-<w:numbering xmlns:m="http://schemas.openxmlformats.org/officeDocument/2006/math" xmlns:mc="http://schemas.openxmlformats.org/markup-compatibility/2006" xmlns:mo="http://schemas.microsoft.com/office/mac/office/2008/main" xmlns:mv="urn:schemas-microsoft-com:mac:vml" xmlns:o="urn:schemas-microsoft-com:office:office" xmlns:r="http://schemas.openxmlformats.org/officeDocument/2006/relationships" xmlns:v="urn:schemas-microsoft-com:vml" xmlns:w="http://schemas.openxmlformats.org/wordprocessingml/2006/main" xmlns:w10="urn:schemas-microsoft-com:office:word" xmlns:w14="http://schemas.microsoft.com/office/word/2010/wordml" xmlns:wne="http://schemas.microsoft.com/office/word/2006/wordml" xmlns:wp="http://schemas.openxmlformats.org/drawingml/2006/wordprocessingDrawing" xmlns:wp14="http://schemas.microsoft.com/office/word/2010/wordprocessingDrawing" xmlns:wpc="http://schemas.microsoft.com/office/word/2010/wordprocessingCanvas" xmlns:wpg="http://schemas.microsoft.com/office/word/2010/wordprocessingGroup" xmlns:wpi="http://schemas.microsoft.com/office/word/2010/wordprocessingInk" xmlns:wps="http://schemas.microsoft.com/office/word/2010/wordprocessingShape" mc:Ignorable="w14 wp14">
+<w:numbering xmlns:mc="http://schemas.openxmlformats.org/markup-compatibility/2006" xmlns:w="http://schemas.openxmlformats.org/wordprocessingml/2006/main" xmlns:m="http://schemas.openxmlformats.org/officeDocument/2006/math" xmlns:mo="http://schemas.microsoft.com/office/mac/office/2008/main" xmlns:mv="urn:schemas-microsoft-com:mac:vml" xmlns:o="urn:schemas-microsoft-com:office:office" xmlns:r="http://schemas.openxmlformats.org/officeDocument/2006/relationships" xmlns:v="urn:schemas-microsoft-com:vml" xmlns:w10="urn:schemas-microsoft-com:office:word" xmlns:w14="http://schemas.microsoft.com/office/word/2010/wordml" xmlns:wne="http://schemas.microsoft.com/office/word/2006/wordml" xmlns:wp="http://schemas.openxmlformats.org/drawingml/2006/wordprocessingDrawing" xmlns:wp14="http://schemas.microsoft.com/office/word/2010/wordprocessingDrawing" xmlns:wpc="http://schemas.microsoft.com/office/word/2010/wordprocessingCanvas" xmlns:wpg="http://schemas.microsoft.com/office/word/2010/wordprocessingGroup" xmlns:wpi="http://schemas.microsoft.com/office/word/2010/wordprocessingInk" xmlns:wps="http://schemas.microsoft.com/office/word/2010/wordprocessingShape" mc:Ignorable="w14 wp14">
   <w:abstractNum w:abstractNumId="0">
     <w:nsid w:val="FFFFFF7C"/>
     <w:multiLevelType w:val="singleLevel"/>
@@ -2229,7 +2454,7 @@
         <w:ind w:hanging="360" w:left="1440"/>
       </w:pPr>
       <w:rPr>
-        <w:rFonts w:ascii="Symbol" w:hAnsi="Symbol" w:hint="default"/>
+        <w:rFonts w:ascii="Symbol" w:hAnsi="Symbol" w:hint="default" w:eastAsia="黑体"/>
       </w:rPr>
     </w:lvl>
   </w:abstractNum>
@@ -2250,7 +2475,7 @@
         <w:ind w:hanging="360" w:left="1080"/>
       </w:pPr>
       <w:rPr>
-        <w:rFonts w:ascii="Symbol" w:hAnsi="Symbol" w:hint="default"/>
+        <w:rFonts w:ascii="Symbol" w:hAnsi="Symbol" w:hint="default" w:eastAsia="黑体"/>
       </w:rPr>
     </w:lvl>
   </w:abstractNum>
@@ -2271,7 +2496,7 @@
         <w:ind w:hanging="360" w:left="720"/>
       </w:pPr>
       <w:rPr>
-        <w:rFonts w:ascii="Symbol" w:hAnsi="Symbol" w:hint="default"/>
+        <w:rFonts w:ascii="Symbol" w:hAnsi="Symbol" w:hint="default" w:eastAsia="黑体"/>
       </w:rPr>
     </w:lvl>
   </w:abstractNum>
@@ -2310,7 +2535,7 @@
         <w:ind w:hanging="360" w:left="360"/>
       </w:pPr>
       <w:rPr>
-        <w:rFonts w:ascii="Symbol" w:hAnsi="Symbol" w:hint="default"/>
+        <w:rFonts w:ascii="Symbol" w:hAnsi="Symbol" w:hint="default" w:eastAsia="黑体"/>
       </w:rPr>
     </w:lvl>
   </w:abstractNum>
@@ -2401,7 +2626,7 @@
         <w:ind w:left="720" w:hanging="360"/>
       </w:pPr>
       <w:rPr>
-        <w:rFonts w:ascii="Symbol" w:hAnsi="Symbol" w:cs="Symbol" w:hint="default"/>
+        <w:rFonts w:ascii="Symbol" w:hAnsi="Symbol" w:cs="Symbol" w:hint="default" w:eastAsia="黑体"/>
       </w:rPr>
     </w:lvl>
     <w:lvl w:ilvl="1">
@@ -2412,7 +2637,7 @@
         <w:ind w:left="1440" w:hanging="360"/>
       </w:pPr>
       <w:rPr>
-        <w:rFonts w:ascii="Courier New" w:hAnsi="Courier New" w:cs="Courier New" w:hint="default"/>
+        <w:rFonts w:ascii="Courier New" w:hAnsi="Courier New" w:cs="Courier New" w:hint="default" w:eastAsia="黑体"/>
       </w:rPr>
     </w:lvl>
     <w:lvl w:ilvl="2">
@@ -2423,7 +2648,7 @@
         <w:ind w:left="2160" w:hanging="360"/>
       </w:pPr>
       <w:rPr>
-        <w:rFonts w:ascii="Wingdings" w:hAnsi="Wingdings" w:cs="Wingdings" w:hint="default"/>
+        <w:rFonts w:ascii="Wingdings" w:hAnsi="Wingdings" w:cs="Wingdings" w:hint="default" w:eastAsia="黑体"/>
       </w:rPr>
     </w:lvl>
     <w:lvl w:ilvl="3">
@@ -2434,7 +2659,7 @@
         <w:ind w:left="2880" w:hanging="360"/>
       </w:pPr>
       <w:rPr>
-        <w:rFonts w:ascii="Symbol" w:hAnsi="Symbol" w:cs="Symbol" w:hint="default"/>
+        <w:rFonts w:ascii="Symbol" w:hAnsi="Symbol" w:cs="Symbol" w:hint="default" w:eastAsia="黑体"/>
       </w:rPr>
     </w:lvl>
     <w:lvl w:ilvl="4">
@@ -2445,7 +2670,7 @@
         <w:ind w:left="3600" w:hanging="360"/>
       </w:pPr>
       <w:rPr>
-        <w:rFonts w:ascii="Courier New" w:hAnsi="Courier New" w:cs="Courier New" w:hint="default"/>
+        <w:rFonts w:ascii="Courier New" w:hAnsi="Courier New" w:cs="Courier New" w:hint="default" w:eastAsia="黑体"/>
       </w:rPr>
     </w:lvl>
     <w:lvl w:ilvl="5">
@@ -2456,7 +2681,7 @@
         <w:ind w:left="4320" w:hanging="360"/>
       </w:pPr>
       <w:rPr>
-        <w:rFonts w:ascii="Wingdings" w:hAnsi="Wingdings" w:cs="Wingdings" w:hint="default"/>
+        <w:rFonts w:ascii="Wingdings" w:hAnsi="Wingdings" w:cs="Wingdings" w:hint="default" w:eastAsia="黑体"/>
       </w:rPr>
     </w:lvl>
     <w:lvl w:ilvl="6">
@@ -2467,7 +2692,7 @@
         <w:ind w:left="5040" w:hanging="360"/>
       </w:pPr>
       <w:rPr>
-        <w:rFonts w:ascii="Symbol" w:hAnsi="Symbol" w:cs="Symbol" w:hint="default"/>
+        <w:rFonts w:ascii="Symbol" w:hAnsi="Symbol" w:cs="Symbol" w:hint="default" w:eastAsia="黑体"/>
       </w:rPr>
     </w:lvl>
     <w:lvl w:ilvl="7">
@@ -2478,7 +2703,7 @@
         <w:ind w:left="5760" w:hanging="360"/>
       </w:pPr>
       <w:rPr>
-        <w:rFonts w:ascii="Courier New" w:hAnsi="Courier New" w:cs="Courier New" w:hint="default"/>
+        <w:rFonts w:ascii="Courier New" w:hAnsi="Courier New" w:cs="Courier New" w:hint="default" w:eastAsia="黑体"/>
       </w:rPr>
     </w:lvl>
     <w:lvl w:ilvl="8">
@@ -2489,7 +2714,7 @@
         <w:ind w:left="6480" w:hanging="360"/>
       </w:pPr>
       <w:rPr>
-        <w:rFonts w:ascii="Wingdings" w:hAnsi="Wingdings" w:cs="Wingdings" w:hint="default"/>
+        <w:rFonts w:ascii="Wingdings" w:hAnsi="Wingdings" w:cs="Wingdings" w:hint="default" w:eastAsia="黑体"/>
       </w:rPr>
     </w:lvl>
   </w:abstractNum>
@@ -2545,11 +2770,11 @@
 </file>
 
 <file path=word/styles.xml><?xml version="1.0" encoding="utf-8"?>
-<w:styles xmlns:mc="http://schemas.openxmlformats.org/markup-compatibility/2006" xmlns:r="http://schemas.openxmlformats.org/officeDocument/2006/relationships" xmlns:w="http://schemas.openxmlformats.org/wordprocessingml/2006/main" xmlns:w14="http://schemas.microsoft.com/office/word/2010/wordml" mc:Ignorable="w14">
+<w:styles xmlns:mc="http://schemas.openxmlformats.org/markup-compatibility/2006" xmlns:w="http://schemas.openxmlformats.org/wordprocessingml/2006/main" xmlns:r="http://schemas.openxmlformats.org/officeDocument/2006/relationships" xmlns:w14="http://schemas.microsoft.com/office/word/2010/wordml" mc:Ignorable="w14">
   <w:docDefaults>
     <w:rPrDefault>
       <w:rPr>
-        <w:rFonts w:asciiTheme="minorHAnsi" w:cstheme="minorBidi" w:eastAsiaTheme="minorEastAsia" w:hAnsiTheme="minorHAnsi"/>
+        <w:rFonts w:asciiTheme="minorHAnsi" w:cstheme="minorBidi" w:hAnsiTheme="minorHAnsi" w:eastAsia="黑体"/>
         <w:sz w:val="22"/>
         <w:szCs w:val="22"/>
         <w:lang w:bidi="ar-SA" w:eastAsia="en-US" w:val="en-US"/>
@@ -2771,7 +2996,7 @@
       <w:outlineLvl w:val="0"/>
     </w:pPr>
     <w:rPr>
-      <w:rFonts w:ascii="Times New Roman" w:asciiTheme="majorHAnsi" w:cstheme="majorBidi" w:eastAsia="黑体" w:eastAsiaTheme="majorEastAsia" w:hAnsi="Times New Roman" w:hAnsiTheme="majorHAnsi"/>
+      <w:rFonts w:ascii="Times New Roman" w:asciiTheme="majorHAnsi" w:cstheme="majorBidi" w:eastAsia="黑体" w:hAnsi="Times New Roman" w:hAnsiTheme="majorHAnsi"/>
       <w:b/>
       <w:bCs/>
       <w:color w:val="1F3864"/>
@@ -2795,7 +3020,7 @@
       <w:outlineLvl w:val="1"/>
     </w:pPr>
     <w:rPr>
-      <w:rFonts w:ascii="Times New Roman" w:asciiTheme="majorHAnsi" w:cstheme="majorBidi" w:eastAsia="黑体" w:eastAsiaTheme="majorEastAsia" w:hAnsi="Times New Roman" w:hAnsiTheme="majorHAnsi"/>
+      <w:rFonts w:ascii="Times New Roman" w:asciiTheme="majorHAnsi" w:cstheme="majorBidi" w:eastAsia="黑体" w:hAnsi="Times New Roman" w:hAnsiTheme="majorHAnsi"/>
       <w:b/>
       <w:bCs/>
       <w:color w:val="2E4E7E"/>
@@ -2819,7 +3044,7 @@
       <w:outlineLvl w:val="2"/>
     </w:pPr>
     <w:rPr>
-      <w:rFonts w:ascii="Times New Roman" w:asciiTheme="majorHAnsi" w:cstheme="majorBidi" w:eastAsia="黑体" w:eastAsiaTheme="majorEastAsia" w:hAnsi="Times New Roman" w:hAnsiTheme="majorHAnsi"/>
+      <w:rFonts w:ascii="Times New Roman" w:asciiTheme="majorHAnsi" w:cstheme="majorBidi" w:eastAsia="黑体" w:hAnsi="Times New Roman" w:hAnsiTheme="majorHAnsi"/>
       <w:b/>
       <w:bCs/>
       <w:color w:val="2E4E7E"/>
@@ -2843,7 +3068,7 @@
       <w:outlineLvl w:val="3"/>
     </w:pPr>
     <w:rPr>
-      <w:rFonts w:ascii="Times New Roman" w:asciiTheme="majorHAnsi" w:cstheme="majorBidi" w:eastAsia="黑体" w:eastAsiaTheme="majorEastAsia" w:hAnsi="Times New Roman" w:hAnsiTheme="majorHAnsi"/>
+      <w:rFonts w:ascii="Times New Roman" w:asciiTheme="majorHAnsi" w:cstheme="majorBidi" w:eastAsia="黑体" w:hAnsi="Times New Roman" w:hAnsiTheme="majorHAnsi"/>
       <w:b/>
       <w:bCs/>
       <w:i/>
@@ -2869,7 +3094,7 @@
       <w:outlineLvl w:val="4"/>
     </w:pPr>
     <w:rPr>
-      <w:rFonts w:ascii="Times New Roman" w:asciiTheme="majorHAnsi" w:cstheme="majorBidi" w:eastAsia="黑体" w:eastAsiaTheme="majorEastAsia" w:hAnsi="Times New Roman" w:hAnsiTheme="majorHAnsi"/>
+      <w:rFonts w:ascii="Times New Roman" w:asciiTheme="majorHAnsi" w:cstheme="majorBidi" w:eastAsia="黑体" w:hAnsi="Times New Roman" w:hAnsiTheme="majorHAnsi"/>
       <w:b/>
       <w:color w:val="333333"/>
       <w:sz w:val="22"/>
@@ -2892,7 +3117,7 @@
       <w:outlineLvl w:val="5"/>
     </w:pPr>
     <w:rPr>
-      <w:rFonts w:asciiTheme="majorHAnsi" w:cstheme="majorBidi" w:eastAsiaTheme="majorEastAsia" w:hAnsiTheme="majorHAnsi"/>
+      <w:rFonts w:asciiTheme="majorHAnsi" w:cstheme="majorBidi" w:hAnsiTheme="majorHAnsi" w:eastAsia="黑体"/>
       <w:i/>
       <w:iCs/>
       <w:color w:themeColor="accent1" w:themeShade="7F" w:val="243F60"/>
@@ -2915,7 +3140,7 @@
       <w:outlineLvl w:val="6"/>
     </w:pPr>
     <w:rPr>
-      <w:rFonts w:asciiTheme="majorHAnsi" w:cstheme="majorBidi" w:eastAsiaTheme="majorEastAsia" w:hAnsiTheme="majorHAnsi"/>
+      <w:rFonts w:asciiTheme="majorHAnsi" w:cstheme="majorBidi" w:hAnsiTheme="majorHAnsi" w:eastAsia="黑体"/>
       <w:i/>
       <w:iCs/>
       <w:color w:themeColor="text1" w:themeTint="BF" w:val="404040"/>
@@ -2938,7 +3163,7 @@
       <w:outlineLvl w:val="7"/>
     </w:pPr>
     <w:rPr>
-      <w:rFonts w:asciiTheme="majorHAnsi" w:cstheme="majorBidi" w:eastAsiaTheme="majorEastAsia" w:hAnsiTheme="majorHAnsi"/>
+      <w:rFonts w:asciiTheme="majorHAnsi" w:cstheme="majorBidi" w:hAnsiTheme="majorHAnsi" w:eastAsia="黑体"/>
       <w:color w:themeColor="accent1" w:val="4F81BD"/>
       <w:sz w:val="20"/>
       <w:szCs w:val="20"/>
@@ -2961,7 +3186,7 @@
       <w:outlineLvl w:val="8"/>
     </w:pPr>
     <w:rPr>
-      <w:rFonts w:asciiTheme="majorHAnsi" w:cstheme="majorBidi" w:eastAsiaTheme="majorEastAsia" w:hAnsiTheme="majorHAnsi"/>
+      <w:rFonts w:asciiTheme="majorHAnsi" w:cstheme="majorBidi" w:hAnsiTheme="majorHAnsi" w:eastAsia="黑体"/>
       <w:i/>
       <w:iCs/>
       <w:color w:themeColor="text1" w:themeTint="BF" w:val="404040"/>
@@ -3012,7 +3237,7 @@
     <w:uiPriority w:val="9"/>
     <w:rsid w:val="00FC693F"/>
     <w:rPr>
-      <w:rFonts w:asciiTheme="majorHAnsi" w:cstheme="majorBidi" w:eastAsiaTheme="majorEastAsia" w:hAnsiTheme="majorHAnsi"/>
+      <w:rFonts w:asciiTheme="majorHAnsi" w:cstheme="majorBidi" w:hAnsiTheme="majorHAnsi" w:eastAsia="黑体"/>
       <w:b/>
       <w:bCs/>
       <w:color w:themeColor="accent1" w:themeShade="BF" w:val="365F91"/>
@@ -3027,7 +3252,7 @@
     <w:uiPriority w:val="9"/>
     <w:rsid w:val="00FC693F"/>
     <w:rPr>
-      <w:rFonts w:asciiTheme="majorHAnsi" w:cstheme="majorBidi" w:eastAsiaTheme="majorEastAsia" w:hAnsiTheme="majorHAnsi"/>
+      <w:rFonts w:asciiTheme="majorHAnsi" w:cstheme="majorBidi" w:hAnsiTheme="majorHAnsi" w:eastAsia="黑体"/>
       <w:b/>
       <w:bCs/>
       <w:color w:themeColor="accent1" w:val="4F81BD"/>
@@ -3042,7 +3267,7 @@
     <w:uiPriority w:val="9"/>
     <w:rsid w:val="00FC693F"/>
     <w:rPr>
-      <w:rFonts w:asciiTheme="majorHAnsi" w:cstheme="majorBidi" w:eastAsiaTheme="majorEastAsia" w:hAnsiTheme="majorHAnsi"/>
+      <w:rFonts w:asciiTheme="majorHAnsi" w:cstheme="majorBidi" w:hAnsiTheme="majorHAnsi" w:eastAsia="黑体"/>
       <w:b/>
       <w:bCs/>
       <w:color w:themeColor="accent1" w:val="4F81BD"/>
@@ -3065,7 +3290,7 @@
       <w:contextualSpacing/>
     </w:pPr>
     <w:rPr>
-      <w:rFonts w:ascii="Times New Roman" w:asciiTheme="majorHAnsi" w:cstheme="majorBidi" w:eastAsia="黑体" w:eastAsiaTheme="majorEastAsia" w:hAnsi="Times New Roman" w:hAnsiTheme="majorHAnsi"/>
+      <w:rFonts w:ascii="Times New Roman" w:asciiTheme="majorHAnsi" w:cstheme="majorBidi" w:eastAsia="黑体" w:hAnsi="Times New Roman" w:hAnsiTheme="majorHAnsi"/>
       <w:b/>
       <w:color w:val="1F3864"/>
       <w:spacing w:val="5"/>
@@ -3081,7 +3306,7 @@
     <w:uiPriority w:val="10"/>
     <w:rsid w:val="00FC693F"/>
     <w:rPr>
-      <w:rFonts w:asciiTheme="majorHAnsi" w:cstheme="majorBidi" w:eastAsiaTheme="majorEastAsia" w:hAnsiTheme="majorHAnsi"/>
+      <w:rFonts w:asciiTheme="majorHAnsi" w:cstheme="majorBidi" w:hAnsiTheme="majorHAnsi" w:eastAsia="黑体"/>
       <w:color w:themeColor="text2" w:themeShade="BF" w:val="17365D"/>
       <w:spacing w:val="5"/>
       <w:kern w:val="28"/>
@@ -3103,7 +3328,7 @@
       </w:numPr>
     </w:pPr>
     <w:rPr>
-      <w:rFonts w:asciiTheme="majorHAnsi" w:cstheme="majorBidi" w:eastAsiaTheme="majorEastAsia" w:hAnsiTheme="majorHAnsi"/>
+      <w:rFonts w:asciiTheme="majorHAnsi" w:cstheme="majorBidi" w:hAnsiTheme="majorHAnsi" w:eastAsia="黑体"/>
       <w:i/>
       <w:iCs/>
       <w:color w:themeColor="accent1" w:val="4F81BD"/>
@@ -3119,7 +3344,7 @@
     <w:uiPriority w:val="11"/>
     <w:rsid w:val="00FC693F"/>
     <w:rPr>
-      <w:rFonts w:asciiTheme="majorHAnsi" w:cstheme="majorBidi" w:eastAsiaTheme="majorEastAsia" w:hAnsiTheme="majorHAnsi"/>
+      <w:rFonts w:asciiTheme="majorHAnsi" w:cstheme="majorBidi" w:hAnsiTheme="majorHAnsi" w:eastAsia="黑体"/>
       <w:i/>
       <w:iCs/>
       <w:color w:themeColor="accent1" w:val="4F81BD"/>
@@ -3186,6 +3411,7 @@
       <w:spacing w:after="120"/>
     </w:pPr>
     <w:rPr>
+      <w:rFonts w:eastAsia="黑体"/>
       <w:sz w:val="16"/>
       <w:szCs w:val="16"/>
     </w:rPr>
@@ -3197,6 +3423,7 @@
     <w:uiPriority w:val="99"/>
     <w:rsid w:val="00AA1D8D"/>
     <w:rPr>
+      <w:rFonts w:eastAsia="黑体"/>
       <w:sz w:val="16"/>
       <w:szCs w:val="16"/>
     </w:rPr>
@@ -3366,7 +3593,7 @@
       </w:tabs>
     </w:pPr>
     <w:rPr>
-      <w:rFonts w:ascii="Courier" w:hAnsi="Courier"/>
+      <w:rFonts w:ascii="Courier" w:hAnsi="Courier" w:eastAsia="黑体"/>
       <w:sz w:val="20"/>
       <w:szCs w:val="20"/>
     </w:rPr>
@@ -3378,7 +3605,7 @@
     <w:uiPriority w:val="99"/>
     <w:rsid w:val="0029639D"/>
     <w:rPr>
-      <w:rFonts w:ascii="Courier" w:hAnsi="Courier"/>
+      <w:rFonts w:ascii="Courier" w:hAnsi="Courier" w:eastAsia="黑体"/>
       <w:sz w:val="20"/>
       <w:szCs w:val="20"/>
     </w:rPr>
@@ -3414,6 +3641,7 @@
     <w:uiPriority w:val="29"/>
     <w:rsid w:val="00FC693F"/>
     <w:rPr>
+      <w:rFonts w:eastAsia="黑体"/>
       <w:i/>
       <w:iCs/>
       <w:color w:themeColor="text1" w:val="000000"/>
@@ -3427,7 +3655,7 @@
     <w:semiHidden/>
     <w:rsid w:val="00FC693F"/>
     <w:rPr>
-      <w:rFonts w:asciiTheme="majorHAnsi" w:cstheme="majorBidi" w:eastAsiaTheme="majorEastAsia" w:hAnsiTheme="majorHAnsi"/>
+      <w:rFonts w:asciiTheme="majorHAnsi" w:cstheme="majorBidi" w:hAnsiTheme="majorHAnsi" w:eastAsia="黑体"/>
       <w:b/>
       <w:bCs/>
       <w:i/>
@@ -3443,7 +3671,7 @@
     <w:semiHidden/>
     <w:rsid w:val="00FC693F"/>
     <w:rPr>
-      <w:rFonts w:asciiTheme="majorHAnsi" w:cstheme="majorBidi" w:eastAsiaTheme="majorEastAsia" w:hAnsiTheme="majorHAnsi"/>
+      <w:rFonts w:asciiTheme="majorHAnsi" w:cstheme="majorBidi" w:hAnsiTheme="majorHAnsi" w:eastAsia="黑体"/>
       <w:color w:themeColor="accent1" w:themeShade="7F" w:val="243F60"/>
     </w:rPr>
   </w:style>
@@ -3455,7 +3683,7 @@
     <w:semiHidden/>
     <w:rsid w:val="00FC693F"/>
     <w:rPr>
-      <w:rFonts w:asciiTheme="majorHAnsi" w:cstheme="majorBidi" w:eastAsiaTheme="majorEastAsia" w:hAnsiTheme="majorHAnsi"/>
+      <w:rFonts w:asciiTheme="majorHAnsi" w:cstheme="majorBidi" w:hAnsiTheme="majorHAnsi" w:eastAsia="黑体"/>
       <w:i/>
       <w:iCs/>
       <w:color w:themeColor="accent1" w:themeShade="7F" w:val="243F60"/>
@@ -3469,7 +3697,7 @@
     <w:semiHidden/>
     <w:rsid w:val="00FC693F"/>
     <w:rPr>
-      <w:rFonts w:asciiTheme="majorHAnsi" w:cstheme="majorBidi" w:eastAsiaTheme="majorEastAsia" w:hAnsiTheme="majorHAnsi"/>
+      <w:rFonts w:asciiTheme="majorHAnsi" w:cstheme="majorBidi" w:hAnsiTheme="majorHAnsi" w:eastAsia="黑体"/>
       <w:i/>
       <w:iCs/>
       <w:color w:themeColor="text1" w:themeTint="BF" w:val="404040"/>
@@ -3483,7 +3711,7 @@
     <w:semiHidden/>
     <w:rsid w:val="00FC693F"/>
     <w:rPr>
-      <w:rFonts w:asciiTheme="majorHAnsi" w:cstheme="majorBidi" w:eastAsiaTheme="majorEastAsia" w:hAnsiTheme="majorHAnsi"/>
+      <w:rFonts w:asciiTheme="majorHAnsi" w:cstheme="majorBidi" w:hAnsiTheme="majorHAnsi" w:eastAsia="黑体"/>
       <w:color w:themeColor="accent1" w:val="4F81BD"/>
       <w:sz w:val="20"/>
       <w:szCs w:val="20"/>
@@ -3497,7 +3725,7 @@
     <w:semiHidden/>
     <w:rsid w:val="00FC693F"/>
     <w:rPr>
-      <w:rFonts w:asciiTheme="majorHAnsi" w:cstheme="majorBidi" w:eastAsiaTheme="majorEastAsia" w:hAnsiTheme="majorHAnsi"/>
+      <w:rFonts w:asciiTheme="majorHAnsi" w:cstheme="majorBidi" w:hAnsiTheme="majorHAnsi" w:eastAsia="黑体"/>
       <w:i/>
       <w:iCs/>
       <w:color w:themeColor="text1" w:themeTint="BF" w:val="404040"/>
@@ -3518,6 +3746,7 @@
       <w:spacing w:line="240" w:lineRule="auto"/>
     </w:pPr>
     <w:rPr>
+      <w:rFonts w:eastAsia="黑体"/>
       <w:b/>
       <w:bCs/>
       <w:color w:themeColor="accent1" w:val="4F81BD"/>
@@ -3532,6 +3761,7 @@
     <w:qFormat/>
     <w:rsid w:val="00FC693F"/>
     <w:rPr>
+      <w:rFonts w:eastAsia="黑体"/>
       <w:b/>
       <w:bCs/>
     </w:rPr>
@@ -3543,6 +3773,7 @@
     <w:qFormat/>
     <w:rsid w:val="00FC693F"/>
     <w:rPr>
+      <w:rFonts w:eastAsia="黑体"/>
       <w:i/>
       <w:iCs/>
     </w:rPr>
@@ -3563,6 +3794,7 @@
       <w:ind w:left="936" w:right="936"/>
     </w:pPr>
     <w:rPr>
+      <w:rFonts w:eastAsia="黑体"/>
       <w:b/>
       <w:bCs/>
       <w:i/>
@@ -3577,6 +3809,7 @@
     <w:uiPriority w:val="30"/>
     <w:rsid w:val="00FC693F"/>
     <w:rPr>
+      <w:rFonts w:eastAsia="黑体"/>
       <w:b/>
       <w:bCs/>
       <w:i/>
@@ -3591,6 +3824,7 @@
     <w:qFormat/>
     <w:rsid w:val="00FC693F"/>
     <w:rPr>
+      <w:rFonts w:eastAsia="黑体"/>
       <w:i/>
       <w:iCs/>
       <w:color w:themeColor="text1" w:themeTint="7F" w:val="808080"/>
@@ -3603,6 +3837,7 @@
     <w:qFormat/>
     <w:rsid w:val="00FC693F"/>
     <w:rPr>
+      <w:rFonts w:eastAsia="黑体"/>
       <w:b/>
       <w:bCs/>
       <w:i/>
@@ -3617,6 +3852,7 @@
     <w:qFormat/>
     <w:rsid w:val="00FC693F"/>
     <w:rPr>
+      <w:rFonts w:eastAsia="黑体"/>
       <w:smallCaps/>
       <w:color w:themeColor="accent2" w:val="C0504D"/>
       <w:u w:val="single"/>
@@ -3629,6 +3865,7 @@
     <w:qFormat/>
     <w:rsid w:val="00FC693F"/>
     <w:rPr>
+      <w:rFonts w:eastAsia="黑体"/>
       <w:b/>
       <w:bCs/>
       <w:smallCaps/>
@@ -3644,6 +3881,7 @@
     <w:qFormat/>
     <w:rsid w:val="00FC693F"/>
     <w:rPr>
+      <w:rFonts w:eastAsia="黑体"/>
       <w:b/>
       <w:bCs/>
       <w:smallCaps/>
@@ -3698,6 +3936,7 @@
       <w:spacing w:after="0" w:line="240" w:lineRule="auto"/>
     </w:pPr>
     <w:rPr>
+      <w:rFonts w:eastAsia="黑体"/>
       <w:color w:themeColor="text1" w:themeShade="BF" w:val="000000"/>
     </w:rPr>
     <w:tblPr>
@@ -3720,6 +3959,7 @@
         <w:spacing w:after="0" w:before="0" w:line="240" w:lineRule="auto"/>
       </w:pPr>
       <w:rPr>
+        <w:rFonts w:eastAsia="黑体"/>
         <w:b/>
         <w:bCs/>
       </w:rPr>
@@ -3740,6 +3980,7 @@
         <w:spacing w:after="0" w:before="0" w:line="240" w:lineRule="auto"/>
       </w:pPr>
       <w:rPr>
+        <w:rFonts w:eastAsia="黑体"/>
         <w:b/>
         <w:bCs/>
       </w:rPr>
@@ -3757,12 +3998,14 @@
     </w:tblStylePr>
     <w:tblStylePr w:type="firstCol">
       <w:rPr>
+        <w:rFonts w:eastAsia="黑体"/>
         <w:b/>
         <w:bCs/>
       </w:rPr>
     </w:tblStylePr>
     <w:tblStylePr w:type="lastCol">
       <w:rPr>
+        <w:rFonts w:eastAsia="黑体"/>
         <w:b/>
         <w:bCs/>
       </w:rPr>
@@ -3801,6 +4044,7 @@
       <w:spacing w:after="0" w:line="240" w:lineRule="auto"/>
     </w:pPr>
     <w:rPr>
+      <w:rFonts w:eastAsia="黑体"/>
       <w:color w:themeColor="accent1" w:themeShade="BF" w:val="365F91"/>
     </w:rPr>
     <w:tblPr>
@@ -3823,6 +4067,7 @@
         <w:spacing w:after="0" w:before="0" w:line="240" w:lineRule="auto"/>
       </w:pPr>
       <w:rPr>
+        <w:rFonts w:eastAsia="黑体"/>
         <w:b/>
         <w:bCs/>
       </w:rPr>
@@ -3843,6 +4088,7 @@
         <w:spacing w:after="0" w:before="0" w:line="240" w:lineRule="auto"/>
       </w:pPr>
       <w:rPr>
+        <w:rFonts w:eastAsia="黑体"/>
         <w:b/>
         <w:bCs/>
       </w:rPr>
@@ -3860,12 +4106,14 @@
     </w:tblStylePr>
     <w:tblStylePr w:type="firstCol">
       <w:rPr>
+        <w:rFonts w:eastAsia="黑体"/>
         <w:b/>
         <w:bCs/>
       </w:rPr>
     </w:tblStylePr>
     <w:tblStylePr w:type="lastCol">
       <w:rPr>
+        <w:rFonts w:eastAsia="黑体"/>
         <w:b/>
         <w:bCs/>
       </w:rPr>
@@ -3904,6 +4152,7 @@
       <w:spacing w:after="0" w:line="240" w:lineRule="auto"/>
     </w:pPr>
     <w:rPr>
+      <w:rFonts w:eastAsia="黑体"/>
       <w:color w:themeColor="accent2" w:themeShade="BF" w:val="943634"/>
     </w:rPr>
     <w:tblPr>
@@ -3926,6 +4175,7 @@
         <w:spacing w:after="0" w:before="0" w:line="240" w:lineRule="auto"/>
       </w:pPr>
       <w:rPr>
+        <w:rFonts w:eastAsia="黑体"/>
         <w:b/>
         <w:bCs/>
       </w:rPr>
@@ -3946,6 +4196,7 @@
         <w:spacing w:after="0" w:before="0" w:line="240" w:lineRule="auto"/>
       </w:pPr>
       <w:rPr>
+        <w:rFonts w:eastAsia="黑体"/>
         <w:b/>
         <w:bCs/>
       </w:rPr>
@@ -3963,12 +4214,14 @@
     </w:tblStylePr>
     <w:tblStylePr w:type="firstCol">
       <w:rPr>
+        <w:rFonts w:eastAsia="黑体"/>
         <w:b/>
         <w:bCs/>
       </w:rPr>
     </w:tblStylePr>
     <w:tblStylePr w:type="lastCol">
       <w:rPr>
+        <w:rFonts w:eastAsia="黑体"/>
         <w:b/>
         <w:bCs/>
       </w:rPr>
@@ -4007,6 +4260,7 @@
       <w:spacing w:after="0" w:line="240" w:lineRule="auto"/>
     </w:pPr>
     <w:rPr>
+      <w:rFonts w:eastAsia="黑体"/>
       <w:color w:themeColor="accent3" w:themeShade="BF" w:val="76923C"/>
     </w:rPr>
     <w:tblPr>
@@ -4029,6 +4283,7 @@
         <w:spacing w:after="0" w:before="0" w:line="240" w:lineRule="auto"/>
       </w:pPr>
       <w:rPr>
+        <w:rFonts w:eastAsia="黑体"/>
         <w:b/>
         <w:bCs/>
       </w:rPr>
@@ -4049,6 +4304,7 @@
         <w:spacing w:after="0" w:before="0" w:line="240" w:lineRule="auto"/>
       </w:pPr>
       <w:rPr>
+        <w:rFonts w:eastAsia="黑体"/>
         <w:b/>
         <w:bCs/>
       </w:rPr>
@@ -4066,12 +4322,14 @@
     </w:tblStylePr>
     <w:tblStylePr w:type="firstCol">
       <w:rPr>
+        <w:rFonts w:eastAsia="黑体"/>
         <w:b/>
         <w:bCs/>
       </w:rPr>
     </w:tblStylePr>
     <w:tblStylePr w:type="lastCol">
       <w:rPr>
+        <w:rFonts w:eastAsia="黑体"/>
         <w:b/>
         <w:bCs/>
       </w:rPr>
@@ -4110,6 +4368,7 @@
       <w:spacing w:after="0" w:line="240" w:lineRule="auto"/>
     </w:pPr>
     <w:rPr>
+      <w:rFonts w:eastAsia="黑体"/>
       <w:color w:themeColor="accent4" w:themeShade="BF" w:val="5F497A"/>
     </w:rPr>
     <w:tblPr>
@@ -4132,6 +4391,7 @@
         <w:spacing w:after="0" w:before="0" w:line="240" w:lineRule="auto"/>
       </w:pPr>
       <w:rPr>
+        <w:rFonts w:eastAsia="黑体"/>
         <w:b/>
         <w:bCs/>
       </w:rPr>
@@ -4152,6 +4412,7 @@
         <w:spacing w:after="0" w:before="0" w:line="240" w:lineRule="auto"/>
       </w:pPr>
       <w:rPr>
+        <w:rFonts w:eastAsia="黑体"/>
         <w:b/>
         <w:bCs/>
       </w:rPr>
@@ -4169,12 +4430,14 @@
     </w:tblStylePr>
     <w:tblStylePr w:type="firstCol">
       <w:rPr>
+        <w:rFonts w:eastAsia="黑体"/>
         <w:b/>
         <w:bCs/>
       </w:rPr>
     </w:tblStylePr>
     <w:tblStylePr w:type="lastCol">
       <w:rPr>
+        <w:rFonts w:eastAsia="黑体"/>
         <w:b/>
         <w:bCs/>
       </w:rPr>
@@ -4213,6 +4476,7 @@
       <w:spacing w:after="0" w:line="240" w:lineRule="auto"/>
     </w:pPr>
     <w:rPr>
+      <w:rFonts w:eastAsia="黑体"/>
       <w:color w:themeColor="accent5" w:themeShade="BF" w:val="31849B"/>
     </w:rPr>
     <w:tblPr>
@@ -4235,6 +4499,7 @@
         <w:spacing w:after="0" w:before="0" w:line="240" w:lineRule="auto"/>
       </w:pPr>
       <w:rPr>
+        <w:rFonts w:eastAsia="黑体"/>
         <w:b/>
         <w:bCs/>
       </w:rPr>
@@ -4255,6 +4520,7 @@
         <w:spacing w:after="0" w:before="0" w:line="240" w:lineRule="auto"/>
       </w:pPr>
       <w:rPr>
+        <w:rFonts w:eastAsia="黑体"/>
         <w:b/>
         <w:bCs/>
       </w:rPr>
@@ -4272,12 +4538,14 @@
     </w:tblStylePr>
     <w:tblStylePr w:type="firstCol">
       <w:rPr>
+        <w:rFonts w:eastAsia="黑体"/>
         <w:b/>
         <w:bCs/>
       </w:rPr>
     </w:tblStylePr>
     <w:tblStylePr w:type="lastCol">
       <w:rPr>
+        <w:rFonts w:eastAsia="黑体"/>
         <w:b/>
         <w:bCs/>
       </w:rPr>
@@ -4316,6 +4584,7 @@
       <w:spacing w:after="0" w:line="240" w:lineRule="auto"/>
     </w:pPr>
     <w:rPr>
+      <w:rFonts w:eastAsia="黑体"/>
       <w:color w:themeColor="accent6" w:themeShade="BF" w:val="E36C0A"/>
     </w:rPr>
     <w:tblPr>
@@ -4338,6 +4607,7 @@
         <w:spacing w:after="0" w:before="0" w:line="240" w:lineRule="auto"/>
       </w:pPr>
       <w:rPr>
+        <w:rFonts w:eastAsia="黑体"/>
         <w:b/>
         <w:bCs/>
       </w:rPr>
@@ -4358,6 +4628,7 @@
         <w:spacing w:after="0" w:before="0" w:line="240" w:lineRule="auto"/>
       </w:pPr>
       <w:rPr>
+        <w:rFonts w:eastAsia="黑体"/>
         <w:b/>
         <w:bCs/>
       </w:rPr>
@@ -4375,12 +4646,14 @@
     </w:tblStylePr>
     <w:tblStylePr w:type="firstCol">
       <w:rPr>
+        <w:rFonts w:eastAsia="黑体"/>
         <w:b/>
         <w:bCs/>
       </w:rPr>
     </w:tblStylePr>
     <w:tblStylePr w:type="lastCol">
       <w:rPr>
+        <w:rFonts w:eastAsia="黑体"/>
         <w:b/>
         <w:bCs/>
       </w:rPr>
@@ -4440,6 +4713,7 @@
         <w:spacing w:after="0" w:before="0" w:line="240" w:lineRule="auto"/>
       </w:pPr>
       <w:rPr>
+        <w:rFonts w:eastAsia="黑体"/>
         <w:b/>
         <w:bCs/>
         <w:color w:themeColor="background1" w:val="FFFFFF"/>
@@ -4454,6 +4728,7 @@
         <w:spacing w:after="0" w:before="0" w:line="240" w:lineRule="auto"/>
       </w:pPr>
       <w:rPr>
+        <w:rFonts w:eastAsia="黑体"/>
         <w:b/>
         <w:bCs/>
       </w:rPr>
@@ -4469,12 +4744,14 @@
     </w:tblStylePr>
     <w:tblStylePr w:type="firstCol">
       <w:rPr>
+        <w:rFonts w:eastAsia="黑体"/>
         <w:b/>
         <w:bCs/>
       </w:rPr>
     </w:tblStylePr>
     <w:tblStylePr w:type="lastCol">
       <w:rPr>
+        <w:rFonts w:eastAsia="黑体"/>
         <w:b/>
         <w:bCs/>
       </w:rPr>
@@ -4532,6 +4809,7 @@
         <w:spacing w:after="0" w:before="0" w:line="240" w:lineRule="auto"/>
       </w:pPr>
       <w:rPr>
+        <w:rFonts w:eastAsia="黑体"/>
         <w:b/>
         <w:bCs/>
         <w:color w:themeColor="background1" w:val="FFFFFF"/>
@@ -4546,6 +4824,7 @@
         <w:spacing w:after="0" w:before="0" w:line="240" w:lineRule="auto"/>
       </w:pPr>
       <w:rPr>
+        <w:rFonts w:eastAsia="黑体"/>
         <w:b/>
         <w:bCs/>
       </w:rPr>
@@ -4561,12 +4840,14 @@
     </w:tblStylePr>
     <w:tblStylePr w:type="firstCol">
       <w:rPr>
+        <w:rFonts w:eastAsia="黑体"/>
         <w:b/>
         <w:bCs/>
       </w:rPr>
     </w:tblStylePr>
     <w:tblStylePr w:type="lastCol">
       <w:rPr>
+        <w:rFonts w:eastAsia="黑体"/>
         <w:b/>
         <w:bCs/>
       </w:rPr>
@@ -4624,6 +4905,7 @@
         <w:spacing w:after="0" w:before="0" w:line="240" w:lineRule="auto"/>
       </w:pPr>
       <w:rPr>
+        <w:rFonts w:eastAsia="黑体"/>
         <w:b/>
         <w:bCs/>
         <w:color w:themeColor="background1" w:val="FFFFFF"/>
@@ -4638,6 +4920,7 @@
         <w:spacing w:after="0" w:before="0" w:line="240" w:lineRule="auto"/>
       </w:pPr>
       <w:rPr>
+        <w:rFonts w:eastAsia="黑体"/>
         <w:b/>
         <w:bCs/>
       </w:rPr>
@@ -4653,12 +4936,14 @@
     </w:tblStylePr>
     <w:tblStylePr w:type="firstCol">
       <w:rPr>
+        <w:rFonts w:eastAsia="黑体"/>
         <w:b/>
         <w:bCs/>
       </w:rPr>
     </w:tblStylePr>
     <w:tblStylePr w:type="lastCol">
       <w:rPr>
+        <w:rFonts w:eastAsia="黑体"/>
         <w:b/>
         <w:bCs/>
       </w:rPr>
@@ -4716,6 +5001,7 @@
         <w:spacing w:after="0" w:before="0" w:line="240" w:lineRule="auto"/>
       </w:pPr>
       <w:rPr>
+        <w:rFonts w:eastAsia="黑体"/>
         <w:b/>
         <w:bCs/>
         <w:color w:themeColor="background1" w:val="FFFFFF"/>
@@ -4730,6 +5016,7 @@
         <w:spacing w:after="0" w:before="0" w:line="240" w:lineRule="auto"/>
       </w:pPr>
       <w:rPr>
+        <w:rFonts w:eastAsia="黑体"/>
         <w:b/>
         <w:bCs/>
       </w:rPr>
@@ -4745,12 +5032,14 @@
     </w:tblStylePr>
     <w:tblStylePr w:type="firstCol">
       <w:rPr>
+        <w:rFonts w:eastAsia="黑体"/>
         <w:b/>
         <w:bCs/>
       </w:rPr>
     </w:tblStylePr>
     <w:tblStylePr w:type="lastCol">
       <w:rPr>
+        <w:rFonts w:eastAsia="黑体"/>
         <w:b/>
         <w:bCs/>
       </w:rPr>
@@ -4808,6 +5097,7 @@
         <w:spacing w:after="0" w:before="0" w:line="240" w:lineRule="auto"/>
       </w:pPr>
       <w:rPr>
+        <w:rFonts w:eastAsia="黑体"/>
         <w:b/>
         <w:bCs/>
         <w:color w:themeColor="background1" w:val="FFFFFF"/>
@@ -4822,6 +5112,7 @@
         <w:spacing w:after="0" w:before="0" w:line="240" w:lineRule="auto"/>
       </w:pPr>
       <w:rPr>
+        <w:rFonts w:eastAsia="黑体"/>
         <w:b/>
         <w:bCs/>
       </w:rPr>
@@ -4837,12 +5128,14 @@
     </w:tblStylePr>
     <w:tblStylePr w:type="firstCol">
       <w:rPr>
+        <w:rFonts w:eastAsia="黑体"/>
         <w:b/>
         <w:bCs/>
       </w:rPr>
     </w:tblStylePr>
     <w:tblStylePr w:type="lastCol">
       <w:rPr>
+        <w:rFonts w:eastAsia="黑体"/>
         <w:b/>
         <w:bCs/>
       </w:rPr>
@@ -4900,6 +5193,7 @@
         <w:spacing w:after="0" w:before="0" w:line="240" w:lineRule="auto"/>
       </w:pPr>
       <w:rPr>
+        <w:rFonts w:eastAsia="黑体"/>
         <w:b/>
         <w:bCs/>
         <w:color w:themeColor="background1" w:val="FFFFFF"/>
@@ -4914,6 +5208,7 @@
         <w:spacing w:after="0" w:before="0" w:line="240" w:lineRule="auto"/>
       </w:pPr>
       <w:rPr>
+        <w:rFonts w:eastAsia="黑体"/>
         <w:b/>
         <w:bCs/>
       </w:rPr>
@@ -4929,12 +5224,14 @@
     </w:tblStylePr>
     <w:tblStylePr w:type="firstCol">
       <w:rPr>
+        <w:rFonts w:eastAsia="黑体"/>
         <w:b/>
         <w:bCs/>
       </w:rPr>
     </w:tblStylePr>
     <w:tblStylePr w:type="lastCol">
       <w:rPr>
+        <w:rFonts w:eastAsia="黑体"/>
         <w:b/>
         <w:bCs/>
       </w:rPr>
@@ -4992,6 +5289,7 @@
         <w:spacing w:after="0" w:before="0" w:line="240" w:lineRule="auto"/>
       </w:pPr>
       <w:rPr>
+        <w:rFonts w:eastAsia="黑体"/>
         <w:b/>
         <w:bCs/>
         <w:color w:themeColor="background1" w:val="FFFFFF"/>
@@ -5006,6 +5304,7 @@
         <w:spacing w:after="0" w:before="0" w:line="240" w:lineRule="auto"/>
       </w:pPr>
       <w:rPr>
+        <w:rFonts w:eastAsia="黑体"/>
         <w:b/>
         <w:bCs/>
       </w:rPr>
@@ -5021,12 +5320,14 @@
     </w:tblStylePr>
     <w:tblStylePr w:type="firstCol">
       <w:rPr>
+        <w:rFonts w:eastAsia="黑体"/>
         <w:b/>
         <w:bCs/>
       </w:rPr>
     </w:tblStylePr>
     <w:tblStylePr w:type="lastCol">
       <w:rPr>
+        <w:rFonts w:eastAsia="黑体"/>
         <w:b/>
         <w:bCs/>
       </w:rPr>
@@ -5086,7 +5387,7 @@
         <w:spacing w:after="0" w:before="0" w:line="240" w:lineRule="auto"/>
       </w:pPr>
       <w:rPr>
-        <w:rFonts w:asciiTheme="majorHAnsi" w:cstheme="majorBidi" w:eastAsiaTheme="majorEastAsia" w:hAnsiTheme="majorHAnsi"/>
+        <w:rFonts w:asciiTheme="majorHAnsi" w:cstheme="majorBidi" w:hAnsiTheme="majorHAnsi" w:eastAsia="黑体"/>
         <w:b/>
         <w:bCs/>
       </w:rPr>
@@ -5107,7 +5408,7 @@
         <w:spacing w:after="0" w:before="0" w:line="240" w:lineRule="auto"/>
       </w:pPr>
       <w:rPr>
-        <w:rFonts w:asciiTheme="majorHAnsi" w:cstheme="majorBidi" w:eastAsiaTheme="majorEastAsia" w:hAnsiTheme="majorHAnsi"/>
+        <w:rFonts w:asciiTheme="majorHAnsi" w:cstheme="majorBidi" w:hAnsiTheme="majorHAnsi" w:eastAsia="黑体"/>
         <w:b/>
         <w:bCs/>
       </w:rPr>
@@ -5125,14 +5426,14 @@
     </w:tblStylePr>
     <w:tblStylePr w:type="firstCol">
       <w:rPr>
-        <w:rFonts w:asciiTheme="majorHAnsi" w:cstheme="majorBidi" w:eastAsiaTheme="majorEastAsia" w:hAnsiTheme="majorHAnsi"/>
+        <w:rFonts w:asciiTheme="majorHAnsi" w:cstheme="majorBidi" w:hAnsiTheme="majorHAnsi" w:eastAsia="黑体"/>
         <w:b/>
         <w:bCs/>
       </w:rPr>
     </w:tblStylePr>
     <w:tblStylePr w:type="lastCol">
       <w:rPr>
-        <w:rFonts w:asciiTheme="majorHAnsi" w:cstheme="majorBidi" w:eastAsiaTheme="majorEastAsia" w:hAnsiTheme="majorHAnsi"/>
+        <w:rFonts w:asciiTheme="majorHAnsi" w:cstheme="majorBidi" w:hAnsiTheme="majorHAnsi" w:eastAsia="黑体"/>
         <w:b/>
         <w:bCs/>
       </w:rPr>
@@ -5216,7 +5517,7 @@
         <w:spacing w:after="0" w:before="0" w:line="240" w:lineRule="auto"/>
       </w:pPr>
       <w:rPr>
-        <w:rFonts w:asciiTheme="majorHAnsi" w:cstheme="majorBidi" w:eastAsiaTheme="majorEastAsia" w:hAnsiTheme="majorHAnsi"/>
+        <w:rFonts w:asciiTheme="majorHAnsi" w:cstheme="majorBidi" w:hAnsiTheme="majorHAnsi" w:eastAsia="黑体"/>
         <w:b/>
         <w:bCs/>
       </w:rPr>
@@ -5237,7 +5538,7 @@
         <w:spacing w:after="0" w:before="0" w:line="240" w:lineRule="auto"/>
       </w:pPr>
       <w:rPr>
-        <w:rFonts w:asciiTheme="majorHAnsi" w:cstheme="majorBidi" w:eastAsiaTheme="majorEastAsia" w:hAnsiTheme="majorHAnsi"/>
+        <w:rFonts w:asciiTheme="majorHAnsi" w:cstheme="majorBidi" w:hAnsiTheme="majorHAnsi" w:eastAsia="黑体"/>
         <w:b/>
         <w:bCs/>
       </w:rPr>
@@ -5255,14 +5556,14 @@
     </w:tblStylePr>
     <w:tblStylePr w:type="firstCol">
       <w:rPr>
-        <w:rFonts w:asciiTheme="majorHAnsi" w:cstheme="majorBidi" w:eastAsiaTheme="majorEastAsia" w:hAnsiTheme="majorHAnsi"/>
+        <w:rFonts w:asciiTheme="majorHAnsi" w:cstheme="majorBidi" w:hAnsiTheme="majorHAnsi" w:eastAsia="黑体"/>
         <w:b/>
         <w:bCs/>
       </w:rPr>
     </w:tblStylePr>
     <w:tblStylePr w:type="lastCol">
       <w:rPr>
-        <w:rFonts w:asciiTheme="majorHAnsi" w:cstheme="majorBidi" w:eastAsiaTheme="majorEastAsia" w:hAnsiTheme="majorHAnsi"/>
+        <w:rFonts w:asciiTheme="majorHAnsi" w:cstheme="majorBidi" w:hAnsiTheme="majorHAnsi" w:eastAsia="黑体"/>
         <w:b/>
         <w:bCs/>
       </w:rPr>
@@ -5346,7 +5647,7 @@
         <w:spacing w:after="0" w:before="0" w:line="240" w:lineRule="auto"/>
       </w:pPr>
       <w:rPr>
-        <w:rFonts w:asciiTheme="majorHAnsi" w:cstheme="majorBidi" w:eastAsiaTheme="majorEastAsia" w:hAnsiTheme="majorHAnsi"/>
+        <w:rFonts w:asciiTheme="majorHAnsi" w:cstheme="majorBidi" w:hAnsiTheme="majorHAnsi" w:eastAsia="黑体"/>
         <w:b/>
         <w:bCs/>
       </w:rPr>
@@ -5367,7 +5668,7 @@
         <w:spacing w:after="0" w:before="0" w:line="240" w:lineRule="auto"/>
       </w:pPr>
       <w:rPr>
-        <w:rFonts w:asciiTheme="majorHAnsi" w:cstheme="majorBidi" w:eastAsiaTheme="majorEastAsia" w:hAnsiTheme="majorHAnsi"/>
+        <w:rFonts w:asciiTheme="majorHAnsi" w:cstheme="majorBidi" w:hAnsiTheme="majorHAnsi" w:eastAsia="黑体"/>
         <w:b/>
         <w:bCs/>
       </w:rPr>
@@ -5385,14 +5686,14 @@
     </w:tblStylePr>
     <w:tblStylePr w:type="firstCol">
       <w:rPr>
-        <w:rFonts w:asciiTheme="majorHAnsi" w:cstheme="majorBidi" w:eastAsiaTheme="majorEastAsia" w:hAnsiTheme="majorHAnsi"/>
+        <w:rFonts w:asciiTheme="majorHAnsi" w:cstheme="majorBidi" w:hAnsiTheme="majorHAnsi" w:eastAsia="黑体"/>
         <w:b/>
         <w:bCs/>
       </w:rPr>
     </w:tblStylePr>
     <w:tblStylePr w:type="lastCol">
       <w:rPr>
-        <w:rFonts w:asciiTheme="majorHAnsi" w:cstheme="majorBidi" w:eastAsiaTheme="majorEastAsia" w:hAnsiTheme="majorHAnsi"/>
+        <w:rFonts w:asciiTheme="majorHAnsi" w:cstheme="majorBidi" w:hAnsiTheme="majorHAnsi" w:eastAsia="黑体"/>
         <w:b/>
         <w:bCs/>
       </w:rPr>
@@ -5476,7 +5777,7 @@
         <w:spacing w:after="0" w:before="0" w:line="240" w:lineRule="auto"/>
       </w:pPr>
       <w:rPr>
-        <w:rFonts w:asciiTheme="majorHAnsi" w:cstheme="majorBidi" w:eastAsiaTheme="majorEastAsia" w:hAnsiTheme="majorHAnsi"/>
+        <w:rFonts w:asciiTheme="majorHAnsi" w:cstheme="majorBidi" w:hAnsiTheme="majorHAnsi" w:eastAsia="黑体"/>
         <w:b/>
         <w:bCs/>
       </w:rPr>
@@ -5497,7 +5798,7 @@
         <w:spacing w:after="0" w:before="0" w:line="240" w:lineRule="auto"/>
       </w:pPr>
       <w:rPr>
-        <w:rFonts w:asciiTheme="majorHAnsi" w:cstheme="majorBidi" w:eastAsiaTheme="majorEastAsia" w:hAnsiTheme="majorHAnsi"/>
+        <w:rFonts w:asciiTheme="majorHAnsi" w:cstheme="majorBidi" w:hAnsiTheme="majorHAnsi" w:eastAsia="黑体"/>
         <w:b/>
         <w:bCs/>
       </w:rPr>
@@ -5515,14 +5816,14 @@
     </w:tblStylePr>
     <w:tblStylePr w:type="firstCol">
       <w:rPr>
-        <w:rFonts w:asciiTheme="majorHAnsi" w:cstheme="majorBidi" w:eastAsiaTheme="majorEastAsia" w:hAnsiTheme="majorHAnsi"/>
+        <w:rFonts w:asciiTheme="majorHAnsi" w:cstheme="majorBidi" w:hAnsiTheme="majorHAnsi" w:eastAsia="黑体"/>
         <w:b/>
         <w:bCs/>
       </w:rPr>
     </w:tblStylePr>
     <w:tblStylePr w:type="lastCol">
       <w:rPr>
-        <w:rFonts w:asciiTheme="majorHAnsi" w:cstheme="majorBidi" w:eastAsiaTheme="majorEastAsia" w:hAnsiTheme="majorHAnsi"/>
+        <w:rFonts w:asciiTheme="majorHAnsi" w:cstheme="majorBidi" w:hAnsiTheme="majorHAnsi" w:eastAsia="黑体"/>
         <w:b/>
         <w:bCs/>
       </w:rPr>
@@ -5606,7 +5907,7 @@
         <w:spacing w:after="0" w:before="0" w:line="240" w:lineRule="auto"/>
       </w:pPr>
       <w:rPr>
-        <w:rFonts w:asciiTheme="majorHAnsi" w:cstheme="majorBidi" w:eastAsiaTheme="majorEastAsia" w:hAnsiTheme="majorHAnsi"/>
+        <w:rFonts w:asciiTheme="majorHAnsi" w:cstheme="majorBidi" w:hAnsiTheme="majorHAnsi" w:eastAsia="黑体"/>
         <w:b/>
         <w:bCs/>
       </w:rPr>
@@ -5627,7 +5928,7 @@
         <w:spacing w:after="0" w:before="0" w:line="240" w:lineRule="auto"/>
       </w:pPr>
       <w:rPr>
-        <w:rFonts w:asciiTheme="majorHAnsi" w:cstheme="majorBidi" w:eastAsiaTheme="majorEastAsia" w:hAnsiTheme="majorHAnsi"/>
+        <w:rFonts w:asciiTheme="majorHAnsi" w:cstheme="majorBidi" w:hAnsiTheme="majorHAnsi" w:eastAsia="黑体"/>
         <w:b/>
         <w:bCs/>
       </w:rPr>
@@ -5645,14 +5946,14 @@
     </w:tblStylePr>
     <w:tblStylePr w:type="firstCol">
       <w:rPr>
-        <w:rFonts w:asciiTheme="majorHAnsi" w:cstheme="majorBidi" w:eastAsiaTheme="majorEastAsia" w:hAnsiTheme="majorHAnsi"/>
+        <w:rFonts w:asciiTheme="majorHAnsi" w:cstheme="majorBidi" w:hAnsiTheme="majorHAnsi" w:eastAsia="黑体"/>
         <w:b/>
         <w:bCs/>
       </w:rPr>
     </w:tblStylePr>
     <w:tblStylePr w:type="lastCol">
       <w:rPr>
-        <w:rFonts w:asciiTheme="majorHAnsi" w:cstheme="majorBidi" w:eastAsiaTheme="majorEastAsia" w:hAnsiTheme="majorHAnsi"/>
+        <w:rFonts w:asciiTheme="majorHAnsi" w:cstheme="majorBidi" w:hAnsiTheme="majorHAnsi" w:eastAsia="黑体"/>
         <w:b/>
         <w:bCs/>
       </w:rPr>
@@ -5736,7 +6037,7 @@
         <w:spacing w:after="0" w:before="0" w:line="240" w:lineRule="auto"/>
       </w:pPr>
       <w:rPr>
-        <w:rFonts w:asciiTheme="majorHAnsi" w:cstheme="majorBidi" w:eastAsiaTheme="majorEastAsia" w:hAnsiTheme="majorHAnsi"/>
+        <w:rFonts w:asciiTheme="majorHAnsi" w:cstheme="majorBidi" w:hAnsiTheme="majorHAnsi" w:eastAsia="黑体"/>
         <w:b/>
         <w:bCs/>
       </w:rPr>
@@ -5757,7 +6058,7 @@
         <w:spacing w:after="0" w:before="0" w:line="240" w:lineRule="auto"/>
       </w:pPr>
       <w:rPr>
-        <w:rFonts w:asciiTheme="majorHAnsi" w:cstheme="majorBidi" w:eastAsiaTheme="majorEastAsia" w:hAnsiTheme="majorHAnsi"/>
+        <w:rFonts w:asciiTheme="majorHAnsi" w:cstheme="majorBidi" w:hAnsiTheme="majorHAnsi" w:eastAsia="黑体"/>
         <w:b/>
         <w:bCs/>
       </w:rPr>
@@ -5775,14 +6076,14 @@
     </w:tblStylePr>
     <w:tblStylePr w:type="firstCol">
       <w:rPr>
-        <w:rFonts w:asciiTheme="majorHAnsi" w:cstheme="majorBidi" w:eastAsiaTheme="majorEastAsia" w:hAnsiTheme="majorHAnsi"/>
+        <w:rFonts w:asciiTheme="majorHAnsi" w:cstheme="majorBidi" w:hAnsiTheme="majorHAnsi" w:eastAsia="黑体"/>
         <w:b/>
         <w:bCs/>
       </w:rPr>
     </w:tblStylePr>
     <w:tblStylePr w:type="lastCol">
       <w:rPr>
-        <w:rFonts w:asciiTheme="majorHAnsi" w:cstheme="majorBidi" w:eastAsiaTheme="majorEastAsia" w:hAnsiTheme="majorHAnsi"/>
+        <w:rFonts w:asciiTheme="majorHAnsi" w:cstheme="majorBidi" w:hAnsiTheme="majorHAnsi" w:eastAsia="黑体"/>
         <w:b/>
         <w:bCs/>
       </w:rPr>
@@ -5866,7 +6167,7 @@
         <w:spacing w:after="0" w:before="0" w:line="240" w:lineRule="auto"/>
       </w:pPr>
       <w:rPr>
-        <w:rFonts w:asciiTheme="majorHAnsi" w:cstheme="majorBidi" w:eastAsiaTheme="majorEastAsia" w:hAnsiTheme="majorHAnsi"/>
+        <w:rFonts w:asciiTheme="majorHAnsi" w:cstheme="majorBidi" w:hAnsiTheme="majorHAnsi" w:eastAsia="黑体"/>
         <w:b/>
         <w:bCs/>
       </w:rPr>
@@ -5887,7 +6188,7 @@
         <w:spacing w:after="0" w:before="0" w:line="240" w:lineRule="auto"/>
       </w:pPr>
       <w:rPr>
-        <w:rFonts w:asciiTheme="majorHAnsi" w:cstheme="majorBidi" w:eastAsiaTheme="majorEastAsia" w:hAnsiTheme="majorHAnsi"/>
+        <w:rFonts w:asciiTheme="majorHAnsi" w:cstheme="majorBidi" w:hAnsiTheme="majorHAnsi" w:eastAsia="黑体"/>
         <w:b/>
         <w:bCs/>
       </w:rPr>
@@ -5905,14 +6206,14 @@
     </w:tblStylePr>
     <w:tblStylePr w:type="firstCol">
       <w:rPr>
-        <w:rFonts w:asciiTheme="majorHAnsi" w:cstheme="majorBidi" w:eastAsiaTheme="majorEastAsia" w:hAnsiTheme="majorHAnsi"/>
+        <w:rFonts w:asciiTheme="majorHAnsi" w:cstheme="majorBidi" w:hAnsiTheme="majorHAnsi" w:eastAsia="黑体"/>
         <w:b/>
         <w:bCs/>
       </w:rPr>
     </w:tblStylePr>
     <w:tblStylePr w:type="lastCol">
       <w:rPr>
-        <w:rFonts w:asciiTheme="majorHAnsi" w:cstheme="majorBidi" w:eastAsiaTheme="majorEastAsia" w:hAnsiTheme="majorHAnsi"/>
+        <w:rFonts w:asciiTheme="majorHAnsi" w:cstheme="majorBidi" w:hAnsiTheme="majorHAnsi" w:eastAsia="黑体"/>
         <w:b/>
         <w:bCs/>
       </w:rPr>
@@ -5995,6 +6296,7 @@
         <w:spacing w:after="0" w:before="0" w:line="240" w:lineRule="auto"/>
       </w:pPr>
       <w:rPr>
+        <w:rFonts w:eastAsia="黑体"/>
         <w:b/>
         <w:bCs/>
         <w:color w:themeColor="background1" w:val="FFFFFF"/>
@@ -6017,6 +6319,7 @@
         <w:spacing w:after="0" w:before="0" w:line="240" w:lineRule="auto"/>
       </w:pPr>
       <w:rPr>
+        <w:rFonts w:eastAsia="黑体"/>
         <w:b/>
         <w:bCs/>
       </w:rPr>
@@ -6034,12 +6337,14 @@
     </w:tblStylePr>
     <w:tblStylePr w:type="firstCol">
       <w:rPr>
+        <w:rFonts w:eastAsia="黑体"/>
         <w:b/>
         <w:bCs/>
       </w:rPr>
     </w:tblStylePr>
     <w:tblStylePr w:type="lastCol">
       <w:rPr>
+        <w:rFonts w:eastAsia="黑体"/>
         <w:b/>
         <w:bCs/>
       </w:rPr>
@@ -6101,6 +6406,7 @@
         <w:spacing w:after="0" w:before="0" w:line="240" w:lineRule="auto"/>
       </w:pPr>
       <w:rPr>
+        <w:rFonts w:eastAsia="黑体"/>
         <w:b/>
         <w:bCs/>
         <w:color w:themeColor="background1" w:val="FFFFFF"/>
@@ -6123,6 +6429,7 @@
         <w:spacing w:after="0" w:before="0" w:line="240" w:lineRule="auto"/>
       </w:pPr>
       <w:rPr>
+        <w:rFonts w:eastAsia="黑体"/>
         <w:b/>
         <w:bCs/>
       </w:rPr>
@@ -6140,12 +6447,14 @@
     </w:tblStylePr>
     <w:tblStylePr w:type="firstCol">
       <w:rPr>
+        <w:rFonts w:eastAsia="黑体"/>
         <w:b/>
         <w:bCs/>
       </w:rPr>
     </w:tblStylePr>
     <w:tblStylePr w:type="lastCol">
       <w:rPr>
+        <w:rFonts w:eastAsia="黑体"/>
         <w:b/>
         <w:bCs/>
       </w:rPr>
@@ -6207,6 +6516,7 @@
         <w:spacing w:after="0" w:before="0" w:line="240" w:lineRule="auto"/>
       </w:pPr>
       <w:rPr>
+        <w:rFonts w:eastAsia="黑体"/>
         <w:b/>
         <w:bCs/>
         <w:color w:themeColor="background1" w:val="FFFFFF"/>
@@ -6229,6 +6539,7 @@
         <w:spacing w:after="0" w:before="0" w:line="240" w:lineRule="auto"/>
       </w:pPr>
       <w:rPr>
+        <w:rFonts w:eastAsia="黑体"/>
         <w:b/>
         <w:bCs/>
       </w:rPr>
@@ -6246,12 +6557,14 @@
     </w:tblStylePr>
     <w:tblStylePr w:type="firstCol">
       <w:rPr>
+        <w:rFonts w:eastAsia="黑体"/>
         <w:b/>
         <w:bCs/>
       </w:rPr>
     </w:tblStylePr>
     <w:tblStylePr w:type="lastCol">
       <w:rPr>
+        <w:rFonts w:eastAsia="黑体"/>
         <w:b/>
         <w:bCs/>
       </w:rPr>
@@ -6313,6 +6626,7 @@
         <w:spacing w:after="0" w:before="0" w:line="240" w:lineRule="auto"/>
       </w:pPr>
       <w:rPr>
+        <w:rFonts w:eastAsia="黑体"/>
         <w:b/>
         <w:bCs/>
         <w:color w:themeColor="background1" w:val="FFFFFF"/>
@@ -6335,6 +6649,7 @@
         <w:spacing w:after="0" w:before="0" w:line="240" w:lineRule="auto"/>
       </w:pPr>
       <w:rPr>
+        <w:rFonts w:eastAsia="黑体"/>
         <w:b/>
         <w:bCs/>
       </w:rPr>
@@ -6352,12 +6667,14 @@
     </w:tblStylePr>
     <w:tblStylePr w:type="firstCol">
       <w:rPr>
+        <w:rFonts w:eastAsia="黑体"/>
         <w:b/>
         <w:bCs/>
       </w:rPr>
     </w:tblStylePr>
     <w:tblStylePr w:type="lastCol">
       <w:rPr>
+        <w:rFonts w:eastAsia="黑体"/>
         <w:b/>
         <w:bCs/>
       </w:rPr>
@@ -6419,6 +6736,7 @@
         <w:spacing w:after="0" w:before="0" w:line="240" w:lineRule="auto"/>
       </w:pPr>
       <w:rPr>
+        <w:rFonts w:eastAsia="黑体"/>
         <w:b/>
         <w:bCs/>
         <w:color w:themeColor="background1" w:val="FFFFFF"/>
@@ -6441,6 +6759,7 @@
         <w:spacing w:after="0" w:before="0" w:line="240" w:lineRule="auto"/>
       </w:pPr>
       <w:rPr>
+        <w:rFonts w:eastAsia="黑体"/>
         <w:b/>
         <w:bCs/>
       </w:rPr>
@@ -6458,12 +6777,14 @@
     </w:tblStylePr>
     <w:tblStylePr w:type="firstCol">
       <w:rPr>
+        <w:rFonts w:eastAsia="黑体"/>
         <w:b/>
         <w:bCs/>
       </w:rPr>
     </w:tblStylePr>
     <w:tblStylePr w:type="lastCol">
       <w:rPr>
+        <w:rFonts w:eastAsia="黑体"/>
         <w:b/>
         <w:bCs/>
       </w:rPr>
@@ -6525,6 +6846,7 @@
         <w:spacing w:after="0" w:before="0" w:line="240" w:lineRule="auto"/>
       </w:pPr>
       <w:rPr>
+        <w:rFonts w:eastAsia="黑体"/>
         <w:b/>
         <w:bCs/>
         <w:color w:themeColor="background1" w:val="FFFFFF"/>
@@ -6547,6 +6869,7 @@
         <w:spacing w:after="0" w:before="0" w:line="240" w:lineRule="auto"/>
       </w:pPr>
       <w:rPr>
+        <w:rFonts w:eastAsia="黑体"/>
         <w:b/>
         <w:bCs/>
       </w:rPr>
@@ -6564,12 +6887,14 @@
     </w:tblStylePr>
     <w:tblStylePr w:type="firstCol">
       <w:rPr>
+        <w:rFonts w:eastAsia="黑体"/>
         <w:b/>
         <w:bCs/>
       </w:rPr>
     </w:tblStylePr>
     <w:tblStylePr w:type="lastCol">
       <w:rPr>
+        <w:rFonts w:eastAsia="黑体"/>
         <w:b/>
         <w:bCs/>
       </w:rPr>
@@ -6631,6 +6956,7 @@
         <w:spacing w:after="0" w:before="0" w:line="240" w:lineRule="auto"/>
       </w:pPr>
       <w:rPr>
+        <w:rFonts w:eastAsia="黑体"/>
         <w:b/>
         <w:bCs/>
         <w:color w:themeColor="background1" w:val="FFFFFF"/>
@@ -6653,6 +6979,7 @@
         <w:spacing w:after="0" w:before="0" w:line="240" w:lineRule="auto"/>
       </w:pPr>
       <w:rPr>
+        <w:rFonts w:eastAsia="黑体"/>
         <w:b/>
         <w:bCs/>
       </w:rPr>
@@ -6670,12 +6997,14 @@
     </w:tblStylePr>
     <w:tblStylePr w:type="firstCol">
       <w:rPr>
+        <w:rFonts w:eastAsia="黑体"/>
         <w:b/>
         <w:bCs/>
       </w:rPr>
     </w:tblStylePr>
     <w:tblStylePr w:type="lastCol">
       <w:rPr>
+        <w:rFonts w:eastAsia="黑体"/>
         <w:b/>
         <w:bCs/>
       </w:rPr>
@@ -6734,6 +7063,7 @@
         <w:spacing w:after="0" w:before="0" w:line="240" w:lineRule="auto"/>
       </w:pPr>
       <w:rPr>
+        <w:rFonts w:eastAsia="黑体"/>
         <w:b/>
         <w:bCs/>
         <w:color w:themeColor="background1" w:val="FFFFFF"/>
@@ -6756,6 +7086,7 @@
         <w:spacing w:after="0" w:before="0" w:line="240" w:lineRule="auto"/>
       </w:pPr>
       <w:rPr>
+        <w:rFonts w:eastAsia="黑体"/>
         <w:color w:val="auto"/>
       </w:rPr>
       <w:tblPr/>
@@ -6773,6 +7104,7 @@
     </w:tblStylePr>
     <w:tblStylePr w:type="firstCol">
       <w:rPr>
+        <w:rFonts w:eastAsia="黑体"/>
         <w:b/>
         <w:bCs/>
         <w:color w:themeColor="background1" w:val="FFFFFF"/>
@@ -6792,6 +7124,7 @@
     </w:tblStylePr>
     <w:tblStylePr w:type="lastCol">
       <w:rPr>
+        <w:rFonts w:eastAsia="黑体"/>
         <w:b/>
         <w:bCs/>
         <w:color w:themeColor="background1" w:val="FFFFFF"/>
@@ -6840,6 +7173,7 @@
     </w:tblStylePr>
     <w:tblStylePr w:type="nwCell">
       <w:rPr>
+        <w:rFonts w:eastAsia="黑体"/>
         <w:color w:themeColor="background1" w:val="FFFFFF"/>
       </w:rPr>
       <w:tblPr/>
@@ -6883,6 +7217,7 @@
         <w:spacing w:after="0" w:before="0" w:line="240" w:lineRule="auto"/>
       </w:pPr>
       <w:rPr>
+        <w:rFonts w:eastAsia="黑体"/>
         <w:b/>
         <w:bCs/>
         <w:color w:themeColor="background1" w:val="FFFFFF"/>
@@ -6905,6 +7240,7 @@
         <w:spacing w:after="0" w:before="0" w:line="240" w:lineRule="auto"/>
       </w:pPr>
       <w:rPr>
+        <w:rFonts w:eastAsia="黑体"/>
         <w:color w:val="auto"/>
       </w:rPr>
       <w:tblPr/>
@@ -6922,6 +7258,7 @@
     </w:tblStylePr>
     <w:tblStylePr w:type="firstCol">
       <w:rPr>
+        <w:rFonts w:eastAsia="黑体"/>
         <w:b/>
         <w:bCs/>
         <w:color w:themeColor="background1" w:val="FFFFFF"/>
@@ -6941,6 +7278,7 @@
     </w:tblStylePr>
     <w:tblStylePr w:type="lastCol">
       <w:rPr>
+        <w:rFonts w:eastAsia="黑体"/>
         <w:b/>
         <w:bCs/>
         <w:color w:themeColor="background1" w:val="FFFFFF"/>
@@ -6989,6 +7327,7 @@
     </w:tblStylePr>
     <w:tblStylePr w:type="nwCell">
       <w:rPr>
+        <w:rFonts w:eastAsia="黑体"/>
         <w:color w:themeColor="background1" w:val="FFFFFF"/>
       </w:rPr>
       <w:tblPr/>
@@ -7032,6 +7371,7 @@
         <w:spacing w:after="0" w:before="0" w:line="240" w:lineRule="auto"/>
       </w:pPr>
       <w:rPr>
+        <w:rFonts w:eastAsia="黑体"/>
         <w:b/>
         <w:bCs/>
         <w:color w:themeColor="background1" w:val="FFFFFF"/>
@@ -7054,6 +7394,7 @@
         <w:spacing w:after="0" w:before="0" w:line="240" w:lineRule="auto"/>
       </w:pPr>
       <w:rPr>
+        <w:rFonts w:eastAsia="黑体"/>
         <w:color w:val="auto"/>
       </w:rPr>
       <w:tblPr/>
@@ -7071,6 +7412,7 @@
     </w:tblStylePr>
     <w:tblStylePr w:type="firstCol">
       <w:rPr>
+        <w:rFonts w:eastAsia="黑体"/>
         <w:b/>
         <w:bCs/>
         <w:color w:themeColor="background1" w:val="FFFFFF"/>
@@ -7090,6 +7432,7 @@
     </w:tblStylePr>
     <w:tblStylePr w:type="lastCol">
       <w:rPr>
+        <w:rFonts w:eastAsia="黑体"/>
         <w:b/>
         <w:bCs/>
         <w:color w:themeColor="background1" w:val="FFFFFF"/>
@@ -7138,6 +7481,7 @@
     </w:tblStylePr>
     <w:tblStylePr w:type="nwCell">
       <w:rPr>
+        <w:rFonts w:eastAsia="黑体"/>
         <w:color w:themeColor="background1" w:val="FFFFFF"/>
       </w:rPr>
       <w:tblPr/>
@@ -7181,6 +7525,7 @@
         <w:spacing w:after="0" w:before="0" w:line="240" w:lineRule="auto"/>
       </w:pPr>
       <w:rPr>
+        <w:rFonts w:eastAsia="黑体"/>
         <w:b/>
         <w:bCs/>
         <w:color w:themeColor="background1" w:val="FFFFFF"/>
@@ -7203,6 +7548,7 @@
         <w:spacing w:after="0" w:before="0" w:line="240" w:lineRule="auto"/>
       </w:pPr>
       <w:rPr>
+        <w:rFonts w:eastAsia="黑体"/>
         <w:color w:val="auto"/>
       </w:rPr>
       <w:tblPr/>
@@ -7220,6 +7566,7 @@
     </w:tblStylePr>
     <w:tblStylePr w:type="firstCol">
       <w:rPr>
+        <w:rFonts w:eastAsia="黑体"/>
         <w:b/>
         <w:bCs/>
         <w:color w:themeColor="background1" w:val="FFFFFF"/>
@@ -7239,6 +7586,7 @@
     </w:tblStylePr>
     <w:tblStylePr w:type="lastCol">
       <w:rPr>
+        <w:rFonts w:eastAsia="黑体"/>
         <w:b/>
         <w:bCs/>
         <w:color w:themeColor="background1" w:val="FFFFFF"/>
@@ -7287,6 +7635,7 @@
     </w:tblStylePr>
     <w:tblStylePr w:type="nwCell">
       <w:rPr>
+        <w:rFonts w:eastAsia="黑体"/>
         <w:color w:themeColor="background1" w:val="FFFFFF"/>
       </w:rPr>
       <w:tblPr/>
@@ -7330,6 +7679,7 @@
         <w:spacing w:after="0" w:before="0" w:line="240" w:lineRule="auto"/>
       </w:pPr>
       <w:rPr>
+        <w:rFonts w:eastAsia="黑体"/>
         <w:b/>
         <w:bCs/>
         <w:color w:themeColor="background1" w:val="FFFFFF"/>
@@ -7352,6 +7702,7 @@
         <w:spacing w:after="0" w:before="0" w:line="240" w:lineRule="auto"/>
       </w:pPr>
       <w:rPr>
+        <w:rFonts w:eastAsia="黑体"/>
         <w:color w:val="auto"/>
       </w:rPr>
       <w:tblPr/>
@@ -7369,6 +7720,7 @@
     </w:tblStylePr>
     <w:tblStylePr w:type="firstCol">
       <w:rPr>
+        <w:rFonts w:eastAsia="黑体"/>
         <w:b/>
         <w:bCs/>
         <w:color w:themeColor="background1" w:val="FFFFFF"/>
@@ -7388,6 +7740,7 @@
     </w:tblStylePr>
     <w:tblStylePr w:type="lastCol">
       <w:rPr>
+        <w:rFonts w:eastAsia="黑体"/>
         <w:b/>
         <w:bCs/>
         <w:color w:themeColor="background1" w:val="FFFFFF"/>
@@ -7436,6 +7789,7 @@
     </w:tblStylePr>
     <w:tblStylePr w:type="nwCell">
       <w:rPr>
+        <w:rFonts w:eastAsia="黑体"/>
         <w:color w:themeColor="background1" w:val="FFFFFF"/>
       </w:rPr>
       <w:tblPr/>
@@ -7479,6 +7833,7 @@
         <w:spacing w:after="0" w:before="0" w:line="240" w:lineRule="auto"/>
       </w:pPr>
       <w:rPr>
+        <w:rFonts w:eastAsia="黑体"/>
         <w:b/>
         <w:bCs/>
         <w:color w:themeColor="background1" w:val="FFFFFF"/>
@@ -7501,6 +7856,7 @@
         <w:spacing w:after="0" w:before="0" w:line="240" w:lineRule="auto"/>
       </w:pPr>
       <w:rPr>
+        <w:rFonts w:eastAsia="黑体"/>
         <w:color w:val="auto"/>
       </w:rPr>
       <w:tblPr/>
@@ -7518,6 +7874,7 @@
     </w:tblStylePr>
     <w:tblStylePr w:type="firstCol">
       <w:rPr>
+        <w:rFonts w:eastAsia="黑体"/>
         <w:b/>
         <w:bCs/>
         <w:color w:themeColor="background1" w:val="FFFFFF"/>
@@ -7537,6 +7894,7 @@
     </w:tblStylePr>
     <w:tblStylePr w:type="lastCol">
       <w:rPr>
+        <w:rFonts w:eastAsia="黑体"/>
         <w:b/>
         <w:bCs/>
         <w:color w:themeColor="background1" w:val="FFFFFF"/>
@@ -7585,6 +7943,7 @@
     </w:tblStylePr>
     <w:tblStylePr w:type="nwCell">
       <w:rPr>
+        <w:rFonts w:eastAsia="黑体"/>
         <w:color w:themeColor="background1" w:val="FFFFFF"/>
       </w:rPr>
       <w:tblPr/>
@@ -7628,6 +7987,7 @@
         <w:spacing w:after="0" w:before="0" w:line="240" w:lineRule="auto"/>
       </w:pPr>
       <w:rPr>
+        <w:rFonts w:eastAsia="黑体"/>
         <w:b/>
         <w:bCs/>
         <w:color w:themeColor="background1" w:val="FFFFFF"/>
@@ -7650,6 +8010,7 @@
         <w:spacing w:after="0" w:before="0" w:line="240" w:lineRule="auto"/>
       </w:pPr>
       <w:rPr>
+        <w:rFonts w:eastAsia="黑体"/>
         <w:color w:val="auto"/>
       </w:rPr>
       <w:tblPr/>
@@ -7667,6 +8028,7 @@
     </w:tblStylePr>
     <w:tblStylePr w:type="firstCol">
       <w:rPr>
+        <w:rFonts w:eastAsia="黑体"/>
         <w:b/>
         <w:bCs/>
         <w:color w:themeColor="background1" w:val="FFFFFF"/>
@@ -7686,6 +8048,7 @@
     </w:tblStylePr>
     <w:tblStylePr w:type="lastCol">
       <w:rPr>
+        <w:rFonts w:eastAsia="黑体"/>
         <w:b/>
         <w:bCs/>
         <w:color w:themeColor="background1" w:val="FFFFFF"/>
@@ -7734,6 +8097,7 @@
     </w:tblStylePr>
     <w:tblStylePr w:type="nwCell">
       <w:rPr>
+        <w:rFonts w:eastAsia="黑体"/>
         <w:color w:themeColor="background1" w:val="FFFFFF"/>
       </w:rPr>
       <w:tblPr/>
@@ -7758,6 +8122,7 @@
       <w:spacing w:after="0" w:line="240" w:lineRule="auto"/>
     </w:pPr>
     <w:rPr>
+      <w:rFonts w:eastAsia="黑体"/>
       <w:color w:themeColor="text1" w:val="000000"/>
     </w:rPr>
     <w:tblPr>
@@ -7777,7 +8142,7 @@
     </w:tblPr>
     <w:tblStylePr w:type="firstRow">
       <w:rPr>
-        <w:rFonts w:asciiTheme="majorHAnsi" w:cstheme="majorBidi" w:eastAsiaTheme="majorEastAsia" w:hAnsiTheme="majorHAnsi"/>
+        <w:rFonts w:asciiTheme="majorHAnsi" w:cstheme="majorBidi" w:hAnsiTheme="majorHAnsi" w:eastAsia="黑体"/>
       </w:rPr>
       <w:tblPr/>
       <w:tcPr>
@@ -7789,6 +8154,7 @@
     </w:tblStylePr>
     <w:tblStylePr w:type="lastRow">
       <w:rPr>
+        <w:rFonts w:eastAsia="黑体"/>
         <w:b/>
         <w:bCs/>
         <w:color w:themeColor="text2" w:val="1F497D"/>
@@ -7803,12 +8169,14 @@
     </w:tblStylePr>
     <w:tblStylePr w:type="firstCol">
       <w:rPr>
+        <w:rFonts w:eastAsia="黑体"/>
         <w:b/>
         <w:bCs/>
       </w:rPr>
     </w:tblStylePr>
     <w:tblStylePr w:type="lastCol">
       <w:rPr>
+        <w:rFonts w:eastAsia="黑体"/>
         <w:b/>
         <w:bCs/>
       </w:rPr>
@@ -7842,6 +8210,7 @@
       <w:spacing w:after="0" w:line="240" w:lineRule="auto"/>
     </w:pPr>
     <w:rPr>
+      <w:rFonts w:eastAsia="黑体"/>
       <w:color w:themeColor="text1" w:val="000000"/>
     </w:rPr>
     <w:tblPr>
@@ -7861,7 +8230,7 @@
     </w:tblPr>
     <w:tblStylePr w:type="firstRow">
       <w:rPr>
-        <w:rFonts w:asciiTheme="majorHAnsi" w:cstheme="majorBidi" w:eastAsiaTheme="majorEastAsia" w:hAnsiTheme="majorHAnsi"/>
+        <w:rFonts w:asciiTheme="majorHAnsi" w:cstheme="majorBidi" w:hAnsiTheme="majorHAnsi" w:eastAsia="黑体"/>
       </w:rPr>
       <w:tblPr/>
       <w:tcPr>
@@ -7873,6 +8242,7 @@
     </w:tblStylePr>
     <w:tblStylePr w:type="lastRow">
       <w:rPr>
+        <w:rFonts w:eastAsia="黑体"/>
         <w:b/>
         <w:bCs/>
         <w:color w:themeColor="text2" w:val="1F497D"/>
@@ -7887,12 +8257,14 @@
     </w:tblStylePr>
     <w:tblStylePr w:type="firstCol">
       <w:rPr>
+        <w:rFonts w:eastAsia="黑体"/>
         <w:b/>
         <w:bCs/>
       </w:rPr>
     </w:tblStylePr>
     <w:tblStylePr w:type="lastCol">
       <w:rPr>
+        <w:rFonts w:eastAsia="黑体"/>
         <w:b/>
         <w:bCs/>
       </w:rPr>
@@ -7926,6 +8298,7 @@
       <w:spacing w:after="0" w:line="240" w:lineRule="auto"/>
     </w:pPr>
     <w:rPr>
+      <w:rFonts w:eastAsia="黑体"/>
       <w:color w:themeColor="text1" w:val="000000"/>
     </w:rPr>
     <w:tblPr>
@@ -7945,7 +8318,7 @@
     </w:tblPr>
     <w:tblStylePr w:type="firstRow">
       <w:rPr>
-        <w:rFonts w:asciiTheme="majorHAnsi" w:cstheme="majorBidi" w:eastAsiaTheme="majorEastAsia" w:hAnsiTheme="majorHAnsi"/>
+        <w:rFonts w:asciiTheme="majorHAnsi" w:cstheme="majorBidi" w:hAnsiTheme="majorHAnsi" w:eastAsia="黑体"/>
       </w:rPr>
       <w:tblPr/>
       <w:tcPr>
@@ -7957,6 +8330,7 @@
     </w:tblStylePr>
     <w:tblStylePr w:type="lastRow">
       <w:rPr>
+        <w:rFonts w:eastAsia="黑体"/>
         <w:b/>
         <w:bCs/>
         <w:color w:themeColor="text2" w:val="1F497D"/>
@@ -7971,12 +8345,14 @@
     </w:tblStylePr>
     <w:tblStylePr w:type="firstCol">
       <w:rPr>
+        <w:rFonts w:eastAsia="黑体"/>
         <w:b/>
         <w:bCs/>
       </w:rPr>
     </w:tblStylePr>
     <w:tblStylePr w:type="lastCol">
       <w:rPr>
+        <w:rFonts w:eastAsia="黑体"/>
         <w:b/>
         <w:bCs/>
       </w:rPr>
@@ -8010,6 +8386,7 @@
       <w:spacing w:after="0" w:line="240" w:lineRule="auto"/>
     </w:pPr>
     <w:rPr>
+      <w:rFonts w:eastAsia="黑体"/>
       <w:color w:themeColor="text1" w:val="000000"/>
     </w:rPr>
     <w:tblPr>
@@ -8029,7 +8406,7 @@
     </w:tblPr>
     <w:tblStylePr w:type="firstRow">
       <w:rPr>
-        <w:rFonts w:asciiTheme="majorHAnsi" w:cstheme="majorBidi" w:eastAsiaTheme="majorEastAsia" w:hAnsiTheme="majorHAnsi"/>
+        <w:rFonts w:asciiTheme="majorHAnsi" w:cstheme="majorBidi" w:hAnsiTheme="majorHAnsi" w:eastAsia="黑体"/>
       </w:rPr>
       <w:tblPr/>
       <w:tcPr>
@@ -8041,6 +8418,7 @@
     </w:tblStylePr>
     <w:tblStylePr w:type="lastRow">
       <w:rPr>
+        <w:rFonts w:eastAsia="黑体"/>
         <w:b/>
         <w:bCs/>
         <w:color w:themeColor="text2" w:val="1F497D"/>
@@ -8055,12 +8433,14 @@
     </w:tblStylePr>
     <w:tblStylePr w:type="firstCol">
       <w:rPr>
+        <w:rFonts w:eastAsia="黑体"/>
         <w:b/>
         <w:bCs/>
       </w:rPr>
     </w:tblStylePr>
     <w:tblStylePr w:type="lastCol">
       <w:rPr>
+        <w:rFonts w:eastAsia="黑体"/>
         <w:b/>
         <w:bCs/>
       </w:rPr>
@@ -8094,6 +8474,7 @@
       <w:spacing w:after="0" w:line="240" w:lineRule="auto"/>
     </w:pPr>
     <w:rPr>
+      <w:rFonts w:eastAsia="黑体"/>
       <w:color w:themeColor="text1" w:val="000000"/>
     </w:rPr>
     <w:tblPr>
@@ -8113,7 +8494,7 @@
     </w:tblPr>
     <w:tblStylePr w:type="firstRow">
       <w:rPr>
-        <w:rFonts w:asciiTheme="majorHAnsi" w:cstheme="majorBidi" w:eastAsiaTheme="majorEastAsia" w:hAnsiTheme="majorHAnsi"/>
+        <w:rFonts w:asciiTheme="majorHAnsi" w:cstheme="majorBidi" w:hAnsiTheme="majorHAnsi" w:eastAsia="黑体"/>
       </w:rPr>
       <w:tblPr/>
       <w:tcPr>
@@ -8125,6 +8506,7 @@
     </w:tblStylePr>
     <w:tblStylePr w:type="lastRow">
       <w:rPr>
+        <w:rFonts w:eastAsia="黑体"/>
         <w:b/>
         <w:bCs/>
         <w:color w:themeColor="text2" w:val="1F497D"/>
@@ -8139,12 +8521,14 @@
     </w:tblStylePr>
     <w:tblStylePr w:type="firstCol">
       <w:rPr>
+        <w:rFonts w:eastAsia="黑体"/>
         <w:b/>
         <w:bCs/>
       </w:rPr>
     </w:tblStylePr>
     <w:tblStylePr w:type="lastCol">
       <w:rPr>
+        <w:rFonts w:eastAsia="黑体"/>
         <w:b/>
         <w:bCs/>
       </w:rPr>
@@ -8178,6 +8562,7 @@
       <w:spacing w:after="0" w:line="240" w:lineRule="auto"/>
     </w:pPr>
     <w:rPr>
+      <w:rFonts w:eastAsia="黑体"/>
       <w:color w:themeColor="text1" w:val="000000"/>
     </w:rPr>
     <w:tblPr>
@@ -8197,7 +8582,7 @@
     </w:tblPr>
     <w:tblStylePr w:type="firstRow">
       <w:rPr>
-        <w:rFonts w:asciiTheme="majorHAnsi" w:cstheme="majorBidi" w:eastAsiaTheme="majorEastAsia" w:hAnsiTheme="majorHAnsi"/>
+        <w:rFonts w:asciiTheme="majorHAnsi" w:cstheme="majorBidi" w:hAnsiTheme="majorHAnsi" w:eastAsia="黑体"/>
       </w:rPr>
       <w:tblPr/>
       <w:tcPr>
@@ -8209,6 +8594,7 @@
     </w:tblStylePr>
     <w:tblStylePr w:type="lastRow">
       <w:rPr>
+        <w:rFonts w:eastAsia="黑体"/>
         <w:b/>
         <w:bCs/>
         <w:color w:themeColor="text2" w:val="1F497D"/>
@@ -8223,12 +8609,14 @@
     </w:tblStylePr>
     <w:tblStylePr w:type="firstCol">
       <w:rPr>
+        <w:rFonts w:eastAsia="黑体"/>
         <w:b/>
         <w:bCs/>
       </w:rPr>
     </w:tblStylePr>
     <w:tblStylePr w:type="lastCol">
       <w:rPr>
+        <w:rFonts w:eastAsia="黑体"/>
         <w:b/>
         <w:bCs/>
       </w:rPr>
@@ -8262,6 +8650,7 @@
       <w:spacing w:after="0" w:line="240" w:lineRule="auto"/>
     </w:pPr>
     <w:rPr>
+      <w:rFonts w:eastAsia="黑体"/>
       <w:color w:themeColor="text1" w:val="000000"/>
     </w:rPr>
     <w:tblPr>
@@ -8281,7 +8670,7 @@
     </w:tblPr>
     <w:tblStylePr w:type="firstRow">
       <w:rPr>
-        <w:rFonts w:asciiTheme="majorHAnsi" w:cstheme="majorBidi" w:eastAsiaTheme="majorEastAsia" w:hAnsiTheme="majorHAnsi"/>
+        <w:rFonts w:asciiTheme="majorHAnsi" w:cstheme="majorBidi" w:hAnsiTheme="majorHAnsi" w:eastAsia="黑体"/>
       </w:rPr>
       <w:tblPr/>
       <w:tcPr>
@@ -8293,6 +8682,7 @@
     </w:tblStylePr>
     <w:tblStylePr w:type="lastRow">
       <w:rPr>
+        <w:rFonts w:eastAsia="黑体"/>
         <w:b/>
         <w:bCs/>
         <w:color w:themeColor="text2" w:val="1F497D"/>
@@ -8307,12 +8697,14 @@
     </w:tblStylePr>
     <w:tblStylePr w:type="firstCol">
       <w:rPr>
+        <w:rFonts w:eastAsia="黑体"/>
         <w:b/>
         <w:bCs/>
       </w:rPr>
     </w:tblStylePr>
     <w:tblStylePr w:type="lastCol">
       <w:rPr>
+        <w:rFonts w:eastAsia="黑体"/>
         <w:b/>
         <w:bCs/>
       </w:rPr>
@@ -8346,7 +8738,7 @@
       <w:spacing w:after="0" w:line="240" w:lineRule="auto"/>
     </w:pPr>
     <w:rPr>
-      <w:rFonts w:asciiTheme="majorHAnsi" w:cstheme="majorBidi" w:eastAsiaTheme="majorEastAsia" w:hAnsiTheme="majorHAnsi"/>
+      <w:rFonts w:asciiTheme="majorHAnsi" w:cstheme="majorBidi" w:hAnsiTheme="majorHAnsi" w:eastAsia="黑体"/>
       <w:color w:themeColor="text1" w:val="000000"/>
     </w:rPr>
     <w:tblPr>
@@ -8368,6 +8760,7 @@
     </w:tblPr>
     <w:tblStylePr w:type="firstRow">
       <w:rPr>
+        <w:rFonts w:eastAsia="黑体"/>
         <w:sz w:val="24"/>
         <w:szCs w:val="24"/>
       </w:rPr>
@@ -8474,7 +8867,7 @@
       <w:spacing w:after="0" w:line="240" w:lineRule="auto"/>
     </w:pPr>
     <w:rPr>
-      <w:rFonts w:asciiTheme="majorHAnsi" w:cstheme="majorBidi" w:eastAsiaTheme="majorEastAsia" w:hAnsiTheme="majorHAnsi"/>
+      <w:rFonts w:asciiTheme="majorHAnsi" w:cstheme="majorBidi" w:hAnsiTheme="majorHAnsi" w:eastAsia="黑体"/>
       <w:color w:themeColor="text1" w:val="000000"/>
     </w:rPr>
     <w:tblPr>
@@ -8496,6 +8889,7 @@
     </w:tblPr>
     <w:tblStylePr w:type="firstRow">
       <w:rPr>
+        <w:rFonts w:eastAsia="黑体"/>
         <w:sz w:val="24"/>
         <w:szCs w:val="24"/>
       </w:rPr>
@@ -8602,7 +8996,7 @@
       <w:spacing w:after="0" w:line="240" w:lineRule="auto"/>
     </w:pPr>
     <w:rPr>
-      <w:rFonts w:asciiTheme="majorHAnsi" w:cstheme="majorBidi" w:eastAsiaTheme="majorEastAsia" w:hAnsiTheme="majorHAnsi"/>
+      <w:rFonts w:asciiTheme="majorHAnsi" w:cstheme="majorBidi" w:hAnsiTheme="majorHAnsi" w:eastAsia="黑体"/>
       <w:color w:themeColor="text1" w:val="000000"/>
     </w:rPr>
     <w:tblPr>
@@ -8624,6 +9018,7 @@
     </w:tblPr>
     <w:tblStylePr w:type="firstRow">
       <w:rPr>
+        <w:rFonts w:eastAsia="黑体"/>
         <w:sz w:val="24"/>
         <w:szCs w:val="24"/>
       </w:rPr>
@@ -8730,7 +9125,7 @@
       <w:spacing w:after="0" w:line="240" w:lineRule="auto"/>
     </w:pPr>
     <w:rPr>
-      <w:rFonts w:asciiTheme="majorHAnsi" w:cstheme="majorBidi" w:eastAsiaTheme="majorEastAsia" w:hAnsiTheme="majorHAnsi"/>
+      <w:rFonts w:asciiTheme="majorHAnsi" w:cstheme="majorBidi" w:hAnsiTheme="majorHAnsi" w:eastAsia="黑体"/>
       <w:color w:themeColor="text1" w:val="000000"/>
     </w:rPr>
     <w:tblPr>
@@ -8752,6 +9147,7 @@
     </w:tblPr>
     <w:tblStylePr w:type="firstRow">
       <w:rPr>
+        <w:rFonts w:eastAsia="黑体"/>
         <w:sz w:val="24"/>
         <w:szCs w:val="24"/>
       </w:rPr>
@@ -8858,7 +9254,7 @@
       <w:spacing w:after="0" w:line="240" w:lineRule="auto"/>
     </w:pPr>
     <w:rPr>
-      <w:rFonts w:asciiTheme="majorHAnsi" w:cstheme="majorBidi" w:eastAsiaTheme="majorEastAsia" w:hAnsiTheme="majorHAnsi"/>
+      <w:rFonts w:asciiTheme="majorHAnsi" w:cstheme="majorBidi" w:hAnsiTheme="majorHAnsi" w:eastAsia="黑体"/>
       <w:color w:themeColor="text1" w:val="000000"/>
     </w:rPr>
     <w:tblPr>
@@ -8880,6 +9276,7 @@
     </w:tblPr>
     <w:tblStylePr w:type="firstRow">
       <w:rPr>
+        <w:rFonts w:eastAsia="黑体"/>
         <w:sz w:val="24"/>
         <w:szCs w:val="24"/>
       </w:rPr>
@@ -8986,7 +9383,7 @@
       <w:spacing w:after="0" w:line="240" w:lineRule="auto"/>
     </w:pPr>
     <w:rPr>
-      <w:rFonts w:asciiTheme="majorHAnsi" w:cstheme="majorBidi" w:eastAsiaTheme="majorEastAsia" w:hAnsiTheme="majorHAnsi"/>
+      <w:rFonts w:asciiTheme="majorHAnsi" w:cstheme="majorBidi" w:hAnsiTheme="majorHAnsi" w:eastAsia="黑体"/>
       <w:color w:themeColor="text1" w:val="000000"/>
     </w:rPr>
     <w:tblPr>
@@ -9008,6 +9405,7 @@
     </w:tblPr>
     <w:tblStylePr w:type="firstRow">
       <w:rPr>
+        <w:rFonts w:eastAsia="黑体"/>
         <w:sz w:val="24"/>
         <w:szCs w:val="24"/>
       </w:rPr>
@@ -9114,7 +9512,7 @@
       <w:spacing w:after="0" w:line="240" w:lineRule="auto"/>
     </w:pPr>
     <w:rPr>
-      <w:rFonts w:asciiTheme="majorHAnsi" w:cstheme="majorBidi" w:eastAsiaTheme="majorEastAsia" w:hAnsiTheme="majorHAnsi"/>
+      <w:rFonts w:asciiTheme="majorHAnsi" w:cstheme="majorBidi" w:hAnsiTheme="majorHAnsi" w:eastAsia="黑体"/>
       <w:color w:themeColor="text1" w:val="000000"/>
     </w:rPr>
     <w:tblPr>
@@ -9136,6 +9534,7 @@
     </w:tblPr>
     <w:tblStylePr w:type="firstRow">
       <w:rPr>
+        <w:rFonts w:eastAsia="黑体"/>
         <w:sz w:val="24"/>
         <w:szCs w:val="24"/>
       </w:rPr>
@@ -9265,12 +9664,14 @@
     </w:tcPr>
     <w:tblStylePr w:type="firstRow">
       <w:rPr>
+        <w:rFonts w:eastAsia="黑体"/>
         <w:b/>
         <w:bCs/>
       </w:rPr>
     </w:tblStylePr>
     <w:tblStylePr w:type="lastRow">
       <w:rPr>
+        <w:rFonts w:eastAsia="黑体"/>
         <w:b/>
         <w:bCs/>
       </w:rPr>
@@ -9283,12 +9684,14 @@
     </w:tblStylePr>
     <w:tblStylePr w:type="firstCol">
       <w:rPr>
+        <w:rFonts w:eastAsia="黑体"/>
         <w:b/>
         <w:bCs/>
       </w:rPr>
     </w:tblStylePr>
     <w:tblStylePr w:type="lastCol">
       <w:rPr>
+        <w:rFonts w:eastAsia="黑体"/>
         <w:b/>
         <w:bCs/>
       </w:rPr>
@@ -9338,12 +9741,14 @@
     </w:tcPr>
     <w:tblStylePr w:type="firstRow">
       <w:rPr>
+        <w:rFonts w:eastAsia="黑体"/>
         <w:b/>
         <w:bCs/>
       </w:rPr>
     </w:tblStylePr>
     <w:tblStylePr w:type="lastRow">
       <w:rPr>
+        <w:rFonts w:eastAsia="黑体"/>
         <w:b/>
         <w:bCs/>
       </w:rPr>
@@ -9356,12 +9761,14 @@
     </w:tblStylePr>
     <w:tblStylePr w:type="firstCol">
       <w:rPr>
+        <w:rFonts w:eastAsia="黑体"/>
         <w:b/>
         <w:bCs/>
       </w:rPr>
     </w:tblStylePr>
     <w:tblStylePr w:type="lastCol">
       <w:rPr>
+        <w:rFonts w:eastAsia="黑体"/>
         <w:b/>
         <w:bCs/>
       </w:rPr>
@@ -9411,12 +9818,14 @@
     </w:tcPr>
     <w:tblStylePr w:type="firstRow">
       <w:rPr>
+        <w:rFonts w:eastAsia="黑体"/>
         <w:b/>
         <w:bCs/>
       </w:rPr>
     </w:tblStylePr>
     <w:tblStylePr w:type="lastRow">
       <w:rPr>
+        <w:rFonts w:eastAsia="黑体"/>
         <w:b/>
         <w:bCs/>
       </w:rPr>
@@ -9429,12 +9838,14 @@
     </w:tblStylePr>
     <w:tblStylePr w:type="firstCol">
       <w:rPr>
+        <w:rFonts w:eastAsia="黑体"/>
         <w:b/>
         <w:bCs/>
       </w:rPr>
     </w:tblStylePr>
     <w:tblStylePr w:type="lastCol">
       <w:rPr>
+        <w:rFonts w:eastAsia="黑体"/>
         <w:b/>
         <w:bCs/>
       </w:rPr>
@@ -9484,12 +9895,14 @@
     </w:tcPr>
     <w:tblStylePr w:type="firstRow">
       <w:rPr>
+        <w:rFonts w:eastAsia="黑体"/>
         <w:b/>
         <w:bCs/>
       </w:rPr>
     </w:tblStylePr>
     <w:tblStylePr w:type="lastRow">
       <w:rPr>
+        <w:rFonts w:eastAsia="黑体"/>
         <w:b/>
         <w:bCs/>
       </w:rPr>
@@ -9502,12 +9915,14 @@
     </w:tblStylePr>
     <w:tblStylePr w:type="firstCol">
       <w:rPr>
+        <w:rFonts w:eastAsia="黑体"/>
         <w:b/>
         <w:bCs/>
       </w:rPr>
     </w:tblStylePr>
     <w:tblStylePr w:type="lastCol">
       <w:rPr>
+        <w:rFonts w:eastAsia="黑体"/>
         <w:b/>
         <w:bCs/>
       </w:rPr>
@@ -9557,12 +9972,14 @@
     </w:tcPr>
     <w:tblStylePr w:type="firstRow">
       <w:rPr>
+        <w:rFonts w:eastAsia="黑体"/>
         <w:b/>
         <w:bCs/>
       </w:rPr>
     </w:tblStylePr>
     <w:tblStylePr w:type="lastRow">
       <w:rPr>
+        <w:rFonts w:eastAsia="黑体"/>
         <w:b/>
         <w:bCs/>
       </w:rPr>
@@ -9575,12 +9992,14 @@
     </w:tblStylePr>
     <w:tblStylePr w:type="firstCol">
       <w:rPr>
+        <w:rFonts w:eastAsia="黑体"/>
         <w:b/>
         <w:bCs/>
       </w:rPr>
     </w:tblStylePr>
     <w:tblStylePr w:type="lastCol">
       <w:rPr>
+        <w:rFonts w:eastAsia="黑体"/>
         <w:b/>
         <w:bCs/>
       </w:rPr>
@@ -9630,12 +10049,14 @@
     </w:tcPr>
     <w:tblStylePr w:type="firstRow">
       <w:rPr>
+        <w:rFonts w:eastAsia="黑体"/>
         <w:b/>
         <w:bCs/>
       </w:rPr>
     </w:tblStylePr>
     <w:tblStylePr w:type="lastRow">
       <w:rPr>
+        <w:rFonts w:eastAsia="黑体"/>
         <w:b/>
         <w:bCs/>
       </w:rPr>
@@ -9648,12 +10069,14 @@
     </w:tblStylePr>
     <w:tblStylePr w:type="firstCol">
       <w:rPr>
+        <w:rFonts w:eastAsia="黑体"/>
         <w:b/>
         <w:bCs/>
       </w:rPr>
     </w:tblStylePr>
     <w:tblStylePr w:type="lastCol">
       <w:rPr>
+        <w:rFonts w:eastAsia="黑体"/>
         <w:b/>
         <w:bCs/>
       </w:rPr>
@@ -9703,12 +10126,14 @@
     </w:tcPr>
     <w:tblStylePr w:type="firstRow">
       <w:rPr>
+        <w:rFonts w:eastAsia="黑体"/>
         <w:b/>
         <w:bCs/>
       </w:rPr>
     </w:tblStylePr>
     <w:tblStylePr w:type="lastRow">
       <w:rPr>
+        <w:rFonts w:eastAsia="黑体"/>
         <w:b/>
         <w:bCs/>
       </w:rPr>
@@ -9721,12 +10146,14 @@
     </w:tblStylePr>
     <w:tblStylePr w:type="firstCol">
       <w:rPr>
+        <w:rFonts w:eastAsia="黑体"/>
         <w:b/>
         <w:bCs/>
       </w:rPr>
     </w:tblStylePr>
     <w:tblStylePr w:type="lastCol">
       <w:rPr>
+        <w:rFonts w:eastAsia="黑体"/>
         <w:b/>
         <w:bCs/>
       </w:rPr>
@@ -9753,7 +10180,7 @@
       <w:spacing w:after="0" w:line="240" w:lineRule="auto"/>
     </w:pPr>
     <w:rPr>
-      <w:rFonts w:asciiTheme="majorHAnsi" w:cstheme="majorBidi" w:eastAsiaTheme="majorEastAsia" w:hAnsiTheme="majorHAnsi"/>
+      <w:rFonts w:asciiTheme="majorHAnsi" w:cstheme="majorBidi" w:hAnsiTheme="majorHAnsi" w:eastAsia="黑体"/>
       <w:color w:themeColor="text1" w:val="000000"/>
     </w:rPr>
     <w:tblPr>
@@ -9780,6 +10207,7 @@
     </w:tcPr>
     <w:tblStylePr w:type="firstRow">
       <w:rPr>
+        <w:rFonts w:eastAsia="黑体"/>
         <w:b/>
         <w:bCs/>
         <w:color w:themeColor="text1" w:val="000000"/>
@@ -9791,6 +10219,7 @@
     </w:tblStylePr>
     <w:tblStylePr w:type="lastRow">
       <w:rPr>
+        <w:rFonts w:eastAsia="黑体"/>
         <w:b/>
         <w:bCs/>
         <w:color w:themeColor="text1" w:val="000000"/>
@@ -9810,6 +10239,7 @@
     </w:tblStylePr>
     <w:tblStylePr w:type="firstCol">
       <w:rPr>
+        <w:rFonts w:eastAsia="黑体"/>
         <w:b/>
         <w:bCs/>
         <w:color w:themeColor="text1" w:val="000000"/>
@@ -9829,6 +10259,7 @@
     </w:tblStylePr>
     <w:tblStylePr w:type="lastCol">
       <w:rPr>
+        <w:rFonts w:eastAsia="黑体"/>
         <w:b w:val="0"/>
         <w:bCs w:val="0"/>
         <w:color w:themeColor="text1" w:val="000000"/>
@@ -9878,7 +10309,7 @@
       <w:spacing w:after="0" w:line="240" w:lineRule="auto"/>
     </w:pPr>
     <w:rPr>
-      <w:rFonts w:asciiTheme="majorHAnsi" w:cstheme="majorBidi" w:eastAsiaTheme="majorEastAsia" w:hAnsiTheme="majorHAnsi"/>
+      <w:rFonts w:asciiTheme="majorHAnsi" w:cstheme="majorBidi" w:hAnsiTheme="majorHAnsi" w:eastAsia="黑体"/>
       <w:color w:themeColor="text1" w:val="000000"/>
     </w:rPr>
     <w:tblPr>
@@ -9905,6 +10336,7 @@
     </w:tcPr>
     <w:tblStylePr w:type="firstRow">
       <w:rPr>
+        <w:rFonts w:eastAsia="黑体"/>
         <w:b/>
         <w:bCs/>
         <w:color w:themeColor="text1" w:val="000000"/>
@@ -9916,6 +10348,7 @@
     </w:tblStylePr>
     <w:tblStylePr w:type="lastRow">
       <w:rPr>
+        <w:rFonts w:eastAsia="黑体"/>
         <w:b/>
         <w:bCs/>
         <w:color w:themeColor="text1" w:val="000000"/>
@@ -9935,6 +10368,7 @@
     </w:tblStylePr>
     <w:tblStylePr w:type="firstCol">
       <w:rPr>
+        <w:rFonts w:eastAsia="黑体"/>
         <w:b/>
         <w:bCs/>
         <w:color w:themeColor="text1" w:val="000000"/>
@@ -9954,6 +10388,7 @@
     </w:tblStylePr>
     <w:tblStylePr w:type="lastCol">
       <w:rPr>
+        <w:rFonts w:eastAsia="黑体"/>
         <w:b w:val="0"/>
         <w:bCs w:val="0"/>
         <w:color w:themeColor="text1" w:val="000000"/>
@@ -10003,7 +10438,7 @@
       <w:spacing w:after="0" w:line="240" w:lineRule="auto"/>
     </w:pPr>
     <w:rPr>
-      <w:rFonts w:asciiTheme="majorHAnsi" w:cstheme="majorBidi" w:eastAsiaTheme="majorEastAsia" w:hAnsiTheme="majorHAnsi"/>
+      <w:rFonts w:asciiTheme="majorHAnsi" w:cstheme="majorBidi" w:hAnsiTheme="majorHAnsi" w:eastAsia="黑体"/>
       <w:color w:themeColor="text1" w:val="000000"/>
     </w:rPr>
     <w:tblPr>
@@ -10030,6 +10465,7 @@
     </w:tcPr>
     <w:tblStylePr w:type="firstRow">
       <w:rPr>
+        <w:rFonts w:eastAsia="黑体"/>
         <w:b/>
         <w:bCs/>
         <w:color w:themeColor="text1" w:val="000000"/>
@@ -10041,6 +10477,7 @@
     </w:tblStylePr>
     <w:tblStylePr w:type="lastRow">
       <w:rPr>
+        <w:rFonts w:eastAsia="黑体"/>
         <w:b/>
         <w:bCs/>
         <w:color w:themeColor="text1" w:val="000000"/>
@@ -10060,6 +10497,7 @@
     </w:tblStylePr>
     <w:tblStylePr w:type="firstCol">
       <w:rPr>
+        <w:rFonts w:eastAsia="黑体"/>
         <w:b/>
         <w:bCs/>
         <w:color w:themeColor="text1" w:val="000000"/>
@@ -10079,6 +10517,7 @@
     </w:tblStylePr>
     <w:tblStylePr w:type="lastCol">
       <w:rPr>
+        <w:rFonts w:eastAsia="黑体"/>
         <w:b w:val="0"/>
         <w:bCs w:val="0"/>
         <w:color w:themeColor="text1" w:val="000000"/>
@@ -10128,7 +10567,7 @@
       <w:spacing w:after="0" w:line="240" w:lineRule="auto"/>
     </w:pPr>
     <w:rPr>
-      <w:rFonts w:asciiTheme="majorHAnsi" w:cstheme="majorBidi" w:eastAsiaTheme="majorEastAsia" w:hAnsiTheme="majorHAnsi"/>
+      <w:rFonts w:asciiTheme="majorHAnsi" w:cstheme="majorBidi" w:hAnsiTheme="majorHAnsi" w:eastAsia="黑体"/>
       <w:color w:themeColor="text1" w:val="000000"/>
     </w:rPr>
     <w:tblPr>
@@ -10155,6 +10594,7 @@
     </w:tcPr>
     <w:tblStylePr w:type="firstRow">
       <w:rPr>
+        <w:rFonts w:eastAsia="黑体"/>
         <w:b/>
         <w:bCs/>
         <w:color w:themeColor="text1" w:val="000000"/>
@@ -10166,6 +10606,7 @@
     </w:tblStylePr>
     <w:tblStylePr w:type="lastRow">
       <w:rPr>
+        <w:rFonts w:eastAsia="黑体"/>
         <w:b/>
         <w:bCs/>
         <w:color w:themeColor="text1" w:val="000000"/>
@@ -10185,6 +10626,7 @@
     </w:tblStylePr>
     <w:tblStylePr w:type="firstCol">
       <w:rPr>
+        <w:rFonts w:eastAsia="黑体"/>
         <w:b/>
         <w:bCs/>
         <w:color w:themeColor="text1" w:val="000000"/>
@@ -10204,6 +10646,7 @@
     </w:tblStylePr>
     <w:tblStylePr w:type="lastCol">
       <w:rPr>
+        <w:rFonts w:eastAsia="黑体"/>
         <w:b w:val="0"/>
         <w:bCs w:val="0"/>
         <w:color w:themeColor="text1" w:val="000000"/>
@@ -10253,7 +10696,7 @@
       <w:spacing w:after="0" w:line="240" w:lineRule="auto"/>
     </w:pPr>
     <w:rPr>
-      <w:rFonts w:asciiTheme="majorHAnsi" w:cstheme="majorBidi" w:eastAsiaTheme="majorEastAsia" w:hAnsiTheme="majorHAnsi"/>
+      <w:rFonts w:asciiTheme="majorHAnsi" w:cstheme="majorBidi" w:hAnsiTheme="majorHAnsi" w:eastAsia="黑体"/>
       <w:color w:themeColor="text1" w:val="000000"/>
     </w:rPr>
     <w:tblPr>
@@ -10280,6 +10723,7 @@
     </w:tcPr>
     <w:tblStylePr w:type="firstRow">
       <w:rPr>
+        <w:rFonts w:eastAsia="黑体"/>
         <w:b/>
         <w:bCs/>
         <w:color w:themeColor="text1" w:val="000000"/>
@@ -10291,6 +10735,7 @@
     </w:tblStylePr>
     <w:tblStylePr w:type="lastRow">
       <w:rPr>
+        <w:rFonts w:eastAsia="黑体"/>
         <w:b/>
         <w:bCs/>
         <w:color w:themeColor="text1" w:val="000000"/>
@@ -10310,6 +10755,7 @@
     </w:tblStylePr>
     <w:tblStylePr w:type="firstCol">
       <w:rPr>
+        <w:rFonts w:eastAsia="黑体"/>
         <w:b/>
         <w:bCs/>
         <w:color w:themeColor="text1" w:val="000000"/>
@@ -10329,6 +10775,7 @@
     </w:tblStylePr>
     <w:tblStylePr w:type="lastCol">
       <w:rPr>
+        <w:rFonts w:eastAsia="黑体"/>
         <w:b w:val="0"/>
         <w:bCs w:val="0"/>
         <w:color w:themeColor="text1" w:val="000000"/>
@@ -10378,7 +10825,7 @@
       <w:spacing w:after="0" w:line="240" w:lineRule="auto"/>
     </w:pPr>
     <w:rPr>
-      <w:rFonts w:asciiTheme="majorHAnsi" w:cstheme="majorBidi" w:eastAsiaTheme="majorEastAsia" w:hAnsiTheme="majorHAnsi"/>
+      <w:rFonts w:asciiTheme="majorHAnsi" w:cstheme="majorBidi" w:hAnsiTheme="majorHAnsi" w:eastAsia="黑体"/>
       <w:color w:themeColor="text1" w:val="000000"/>
     </w:rPr>
     <w:tblPr>
@@ -10405,6 +10852,7 @@
     </w:tcPr>
     <w:tblStylePr w:type="firstRow">
       <w:rPr>
+        <w:rFonts w:eastAsia="黑体"/>
         <w:b/>
         <w:bCs/>
         <w:color w:themeColor="text1" w:val="000000"/>
@@ -10416,6 +10864,7 @@
     </w:tblStylePr>
     <w:tblStylePr w:type="lastRow">
       <w:rPr>
+        <w:rFonts w:eastAsia="黑体"/>
         <w:b/>
         <w:bCs/>
         <w:color w:themeColor="text1" w:val="000000"/>
@@ -10435,6 +10884,7 @@
     </w:tblStylePr>
     <w:tblStylePr w:type="firstCol">
       <w:rPr>
+        <w:rFonts w:eastAsia="黑体"/>
         <w:b/>
         <w:bCs/>
         <w:color w:themeColor="text1" w:val="000000"/>
@@ -10454,6 +10904,7 @@
     </w:tblStylePr>
     <w:tblStylePr w:type="lastCol">
       <w:rPr>
+        <w:rFonts w:eastAsia="黑体"/>
         <w:b w:val="0"/>
         <w:bCs w:val="0"/>
         <w:color w:themeColor="text1" w:val="000000"/>
@@ -10503,7 +10954,7 @@
       <w:spacing w:after="0" w:line="240" w:lineRule="auto"/>
     </w:pPr>
     <w:rPr>
-      <w:rFonts w:asciiTheme="majorHAnsi" w:cstheme="majorBidi" w:eastAsiaTheme="majorEastAsia" w:hAnsiTheme="majorHAnsi"/>
+      <w:rFonts w:asciiTheme="majorHAnsi" w:cstheme="majorBidi" w:hAnsiTheme="majorHAnsi" w:eastAsia="黑体"/>
       <w:color w:themeColor="text1" w:val="000000"/>
     </w:rPr>
     <w:tblPr>
@@ -10530,6 +10981,7 @@
     </w:tcPr>
     <w:tblStylePr w:type="firstRow">
       <w:rPr>
+        <w:rFonts w:eastAsia="黑体"/>
         <w:b/>
         <w:bCs/>
         <w:color w:themeColor="text1" w:val="000000"/>
@@ -10541,6 +10993,7 @@
     </w:tblStylePr>
     <w:tblStylePr w:type="lastRow">
       <w:rPr>
+        <w:rFonts w:eastAsia="黑体"/>
         <w:b/>
         <w:bCs/>
         <w:color w:themeColor="text1" w:val="000000"/>
@@ -10560,6 +11013,7 @@
     </w:tblStylePr>
     <w:tblStylePr w:type="firstCol">
       <w:rPr>
+        <w:rFonts w:eastAsia="黑体"/>
         <w:b/>
         <w:bCs/>
         <w:color w:themeColor="text1" w:val="000000"/>
@@ -10579,6 +11033,7 @@
     </w:tblStylePr>
     <w:tblStylePr w:type="lastCol">
       <w:rPr>
+        <w:rFonts w:eastAsia="黑体"/>
         <w:b w:val="0"/>
         <w:bCs w:val="0"/>
         <w:color w:themeColor="text1" w:val="000000"/>
@@ -10651,6 +11106,7 @@
     </w:tcPr>
     <w:tblStylePr w:type="firstRow">
       <w:rPr>
+        <w:rFonts w:eastAsia="黑体"/>
         <w:b/>
         <w:bCs/>
         <w:i w:val="0"/>
@@ -10672,6 +11128,7 @@
     </w:tblStylePr>
     <w:tblStylePr w:type="lastRow">
       <w:rPr>
+        <w:rFonts w:eastAsia="黑体"/>
         <w:b/>
         <w:bCs/>
         <w:i w:val="0"/>
@@ -10693,6 +11150,7 @@
     </w:tblStylePr>
     <w:tblStylePr w:type="firstCol">
       <w:rPr>
+        <w:rFonts w:eastAsia="黑体"/>
         <w:b/>
         <w:bCs/>
         <w:i w:val="0"/>
@@ -10712,6 +11170,7 @@
     </w:tblStylePr>
     <w:tblStylePr w:type="lastCol">
       <w:rPr>
+        <w:rFonts w:eastAsia="黑体"/>
         <w:b/>
         <w:bCs/>
         <w:i w:val="0"/>
@@ -10792,6 +11251,7 @@
     </w:tcPr>
     <w:tblStylePr w:type="firstRow">
       <w:rPr>
+        <w:rFonts w:eastAsia="黑体"/>
         <w:b/>
         <w:bCs/>
         <w:i w:val="0"/>
@@ -10813,6 +11273,7 @@
     </w:tblStylePr>
     <w:tblStylePr w:type="lastRow">
       <w:rPr>
+        <w:rFonts w:eastAsia="黑体"/>
         <w:b/>
         <w:bCs/>
         <w:i w:val="0"/>
@@ -10834,6 +11295,7 @@
     </w:tblStylePr>
     <w:tblStylePr w:type="firstCol">
       <w:rPr>
+        <w:rFonts w:eastAsia="黑体"/>
         <w:b/>
         <w:bCs/>
         <w:i w:val="0"/>
@@ -10853,6 +11315,7 @@
     </w:tblStylePr>
     <w:tblStylePr w:type="lastCol">
       <w:rPr>
+        <w:rFonts w:eastAsia="黑体"/>
         <w:b/>
         <w:bCs/>
         <w:i w:val="0"/>
@@ -10933,6 +11396,7 @@
     </w:tcPr>
     <w:tblStylePr w:type="firstRow">
       <w:rPr>
+        <w:rFonts w:eastAsia="黑体"/>
         <w:b/>
         <w:bCs/>
         <w:i w:val="0"/>
@@ -10954,6 +11418,7 @@
     </w:tblStylePr>
     <w:tblStylePr w:type="lastRow">
       <w:rPr>
+        <w:rFonts w:eastAsia="黑体"/>
         <w:b/>
         <w:bCs/>
         <w:i w:val="0"/>
@@ -10975,6 +11440,7 @@
     </w:tblStylePr>
     <w:tblStylePr w:type="firstCol">
       <w:rPr>
+        <w:rFonts w:eastAsia="黑体"/>
         <w:b/>
         <w:bCs/>
         <w:i w:val="0"/>
@@ -10994,6 +11460,7 @@
     </w:tblStylePr>
     <w:tblStylePr w:type="lastCol">
       <w:rPr>
+        <w:rFonts w:eastAsia="黑体"/>
         <w:b/>
         <w:bCs/>
         <w:i w:val="0"/>
@@ -11074,6 +11541,7 @@
     </w:tcPr>
     <w:tblStylePr w:type="firstRow">
       <w:rPr>
+        <w:rFonts w:eastAsia="黑体"/>
         <w:b/>
         <w:bCs/>
         <w:i w:val="0"/>
@@ -11095,6 +11563,7 @@
     </w:tblStylePr>
     <w:tblStylePr w:type="lastRow">
       <w:rPr>
+        <w:rFonts w:eastAsia="黑体"/>
         <w:b/>
         <w:bCs/>
         <w:i w:val="0"/>
@@ -11116,6 +11585,7 @@
     </w:tblStylePr>
     <w:tblStylePr w:type="firstCol">
       <w:rPr>
+        <w:rFonts w:eastAsia="黑体"/>
         <w:b/>
         <w:bCs/>
         <w:i w:val="0"/>
@@ -11135,6 +11605,7 @@
     </w:tblStylePr>
     <w:tblStylePr w:type="lastCol">
       <w:rPr>
+        <w:rFonts w:eastAsia="黑体"/>
         <w:b/>
         <w:bCs/>
         <w:i w:val="0"/>
@@ -11215,6 +11686,7 @@
     </w:tcPr>
     <w:tblStylePr w:type="firstRow">
       <w:rPr>
+        <w:rFonts w:eastAsia="黑体"/>
         <w:b/>
         <w:bCs/>
         <w:i w:val="0"/>
@@ -11236,6 +11708,7 @@
     </w:tblStylePr>
     <w:tblStylePr w:type="lastRow">
       <w:rPr>
+        <w:rFonts w:eastAsia="黑体"/>
         <w:b/>
         <w:bCs/>
         <w:i w:val="0"/>
@@ -11257,6 +11730,7 @@
     </w:tblStylePr>
     <w:tblStylePr w:type="firstCol">
       <w:rPr>
+        <w:rFonts w:eastAsia="黑体"/>
         <w:b/>
         <w:bCs/>
         <w:i w:val="0"/>
@@ -11276,6 +11750,7 @@
     </w:tblStylePr>
     <w:tblStylePr w:type="lastCol">
       <w:rPr>
+        <w:rFonts w:eastAsia="黑体"/>
         <w:b/>
         <w:bCs/>
         <w:i w:val="0"/>
@@ -11356,6 +11831,7 @@
     </w:tcPr>
     <w:tblStylePr w:type="firstRow">
       <w:rPr>
+        <w:rFonts w:eastAsia="黑体"/>
         <w:b/>
         <w:bCs/>
         <w:i w:val="0"/>
@@ -11377,6 +11853,7 @@
     </w:tblStylePr>
     <w:tblStylePr w:type="lastRow">
       <w:rPr>
+        <w:rFonts w:eastAsia="黑体"/>
         <w:b/>
         <w:bCs/>
         <w:i w:val="0"/>
@@ -11398,6 +11875,7 @@
     </w:tblStylePr>
     <w:tblStylePr w:type="firstCol">
       <w:rPr>
+        <w:rFonts w:eastAsia="黑体"/>
         <w:b/>
         <w:bCs/>
         <w:i w:val="0"/>
@@ -11417,6 +11895,7 @@
     </w:tblStylePr>
     <w:tblStylePr w:type="lastCol">
       <w:rPr>
+        <w:rFonts w:eastAsia="黑体"/>
         <w:b/>
         <w:bCs/>
         <w:i w:val="0"/>
@@ -11497,6 +11976,7 @@
     </w:tcPr>
     <w:tblStylePr w:type="firstRow">
       <w:rPr>
+        <w:rFonts w:eastAsia="黑体"/>
         <w:b/>
         <w:bCs/>
         <w:i w:val="0"/>
@@ -11518,6 +11998,7 @@
     </w:tblStylePr>
     <w:tblStylePr w:type="lastRow">
       <w:rPr>
+        <w:rFonts w:eastAsia="黑体"/>
         <w:b/>
         <w:bCs/>
         <w:i w:val="0"/>
@@ -11539,6 +12020,7 @@
     </w:tblStylePr>
     <w:tblStylePr w:type="firstCol">
       <w:rPr>
+        <w:rFonts w:eastAsia="黑体"/>
         <w:b/>
         <w:bCs/>
         <w:i w:val="0"/>
@@ -11558,6 +12040,7 @@
     </w:tblStylePr>
     <w:tblStylePr w:type="lastCol">
       <w:rPr>
+        <w:rFonts w:eastAsia="黑体"/>
         <w:b/>
         <w:bCs/>
         <w:i w:val="0"/>
@@ -11615,6 +12098,7 @@
       <w:spacing w:after="0" w:line="240" w:lineRule="auto"/>
     </w:pPr>
     <w:rPr>
+      <w:rFonts w:eastAsia="黑体"/>
       <w:color w:themeColor="background1" w:val="FFFFFF"/>
     </w:rPr>
     <w:tblPr>
@@ -11633,6 +12117,7 @@
     </w:tcPr>
     <w:tblStylePr w:type="firstRow">
       <w:rPr>
+        <w:rFonts w:eastAsia="黑体"/>
         <w:b/>
         <w:bCs/>
       </w:rPr>
@@ -11729,6 +12214,7 @@
       <w:spacing w:after="0" w:line="240" w:lineRule="auto"/>
     </w:pPr>
     <w:rPr>
+      <w:rFonts w:eastAsia="黑体"/>
       <w:color w:themeColor="background1" w:val="FFFFFF"/>
     </w:rPr>
     <w:tblPr>
@@ -11747,6 +12233,7 @@
     </w:tcPr>
     <w:tblStylePr w:type="firstRow">
       <w:rPr>
+        <w:rFonts w:eastAsia="黑体"/>
         <w:b/>
         <w:bCs/>
       </w:rPr>
@@ -11843,6 +12330,7 @@
       <w:spacing w:after="0" w:line="240" w:lineRule="auto"/>
     </w:pPr>
     <w:rPr>
+      <w:rFonts w:eastAsia="黑体"/>
       <w:color w:themeColor="background1" w:val="FFFFFF"/>
     </w:rPr>
     <w:tblPr>
@@ -11861,6 +12349,7 @@
     </w:tcPr>
     <w:tblStylePr w:type="firstRow">
       <w:rPr>
+        <w:rFonts w:eastAsia="黑体"/>
         <w:b/>
         <w:bCs/>
       </w:rPr>
@@ -11957,6 +12446,7 @@
       <w:spacing w:after="0" w:line="240" w:lineRule="auto"/>
     </w:pPr>
     <w:rPr>
+      <w:rFonts w:eastAsia="黑体"/>
       <w:color w:themeColor="background1" w:val="FFFFFF"/>
     </w:rPr>
     <w:tblPr>
@@ -11975,6 +12465,7 @@
     </w:tcPr>
     <w:tblStylePr w:type="firstRow">
       <w:rPr>
+        <w:rFonts w:eastAsia="黑体"/>
         <w:b/>
         <w:bCs/>
       </w:rPr>
@@ -12071,6 +12562,7 @@
       <w:spacing w:after="0" w:line="240" w:lineRule="auto"/>
     </w:pPr>
     <w:rPr>
+      <w:rFonts w:eastAsia="黑体"/>
       <w:color w:themeColor="background1" w:val="FFFFFF"/>
     </w:rPr>
     <w:tblPr>
@@ -12089,6 +12581,7 @@
     </w:tcPr>
     <w:tblStylePr w:type="firstRow">
       <w:rPr>
+        <w:rFonts w:eastAsia="黑体"/>
         <w:b/>
         <w:bCs/>
       </w:rPr>
@@ -12185,6 +12678,7 @@
       <w:spacing w:after="0" w:line="240" w:lineRule="auto"/>
     </w:pPr>
     <w:rPr>
+      <w:rFonts w:eastAsia="黑体"/>
       <w:color w:themeColor="background1" w:val="FFFFFF"/>
     </w:rPr>
     <w:tblPr>
@@ -12203,6 +12697,7 @@
     </w:tcPr>
     <w:tblStylePr w:type="firstRow">
       <w:rPr>
+        <w:rFonts w:eastAsia="黑体"/>
         <w:b/>
         <w:bCs/>
       </w:rPr>
@@ -12299,6 +12794,7 @@
       <w:spacing w:after="0" w:line="240" w:lineRule="auto"/>
     </w:pPr>
     <w:rPr>
+      <w:rFonts w:eastAsia="黑体"/>
       <w:color w:themeColor="background1" w:val="FFFFFF"/>
     </w:rPr>
     <w:tblPr>
@@ -12317,6 +12813,7 @@
     </w:tcPr>
     <w:tblStylePr w:type="firstRow">
       <w:rPr>
+        <w:rFonts w:eastAsia="黑体"/>
         <w:b/>
         <w:bCs/>
       </w:rPr>
@@ -12413,6 +12910,7 @@
       <w:spacing w:after="0" w:line="240" w:lineRule="auto"/>
     </w:pPr>
     <w:rPr>
+      <w:rFonts w:eastAsia="黑体"/>
       <w:color w:themeColor="text1" w:val="000000"/>
     </w:rPr>
     <w:tblPr>
@@ -12439,6 +12937,7 @@
     </w:tcPr>
     <w:tblStylePr w:type="firstRow">
       <w:rPr>
+        <w:rFonts w:eastAsia="黑体"/>
         <w:b/>
         <w:bCs/>
       </w:rPr>
@@ -12457,6 +12956,7 @@
     </w:tblStylePr>
     <w:tblStylePr w:type="lastRow">
       <w:rPr>
+        <w:rFonts w:eastAsia="黑体"/>
         <w:b/>
         <w:bCs/>
         <w:color w:themeColor="background1" w:val="FFFFFF"/>
@@ -12471,6 +12971,7 @@
     </w:tblStylePr>
     <w:tblStylePr w:type="firstCol">
       <w:rPr>
+        <w:rFonts w:eastAsia="黑体"/>
         <w:color w:themeColor="background1" w:val="FFFFFF"/>
       </w:rPr>
       <w:tblPr/>
@@ -12488,6 +12989,7 @@
     </w:tblStylePr>
     <w:tblStylePr w:type="lastCol">
       <w:rPr>
+        <w:rFonts w:eastAsia="黑体"/>
         <w:color w:themeColor="background1" w:val="FFFFFF"/>
       </w:rPr>
       <w:tblPr/>
@@ -12517,11 +13019,13 @@
     </w:tblStylePr>
     <w:tblStylePr w:type="neCell">
       <w:rPr>
+        <w:rFonts w:eastAsia="黑体"/>
         <w:color w:themeColor="text1" w:val="000000"/>
       </w:rPr>
     </w:tblStylePr>
     <w:tblStylePr w:type="nwCell">
       <w:rPr>
+        <w:rFonts w:eastAsia="黑体"/>
         <w:color w:themeColor="text1" w:val="000000"/>
       </w:rPr>
     </w:tblStylePr>
@@ -12535,6 +13039,7 @@
       <w:spacing w:after="0" w:line="240" w:lineRule="auto"/>
     </w:pPr>
     <w:rPr>
+      <w:rFonts w:eastAsia="黑体"/>
       <w:color w:themeColor="text1" w:val="000000"/>
     </w:rPr>
     <w:tblPr>
@@ -12561,6 +13066,7 @@
     </w:tcPr>
     <w:tblStylePr w:type="firstRow">
       <w:rPr>
+        <w:rFonts w:eastAsia="黑体"/>
         <w:b/>
         <w:bCs/>
       </w:rPr>
@@ -12579,6 +13085,7 @@
     </w:tblStylePr>
     <w:tblStylePr w:type="lastRow">
       <w:rPr>
+        <w:rFonts w:eastAsia="黑体"/>
         <w:b/>
         <w:bCs/>
         <w:color w:themeColor="background1" w:val="FFFFFF"/>
@@ -12593,6 +13100,7 @@
     </w:tblStylePr>
     <w:tblStylePr w:type="firstCol">
       <w:rPr>
+        <w:rFonts w:eastAsia="黑体"/>
         <w:color w:themeColor="background1" w:val="FFFFFF"/>
       </w:rPr>
       <w:tblPr/>
@@ -12610,6 +13118,7 @@
     </w:tblStylePr>
     <w:tblStylePr w:type="lastCol">
       <w:rPr>
+        <w:rFonts w:eastAsia="黑体"/>
         <w:color w:themeColor="background1" w:val="FFFFFF"/>
       </w:rPr>
       <w:tblPr/>
@@ -12639,11 +13148,13 @@
     </w:tblStylePr>
     <w:tblStylePr w:type="neCell">
       <w:rPr>
+        <w:rFonts w:eastAsia="黑体"/>
         <w:color w:themeColor="text1" w:val="000000"/>
       </w:rPr>
     </w:tblStylePr>
     <w:tblStylePr w:type="nwCell">
       <w:rPr>
+        <w:rFonts w:eastAsia="黑体"/>
         <w:color w:themeColor="text1" w:val="000000"/>
       </w:rPr>
     </w:tblStylePr>
@@ -12657,6 +13168,7 @@
       <w:spacing w:after="0" w:line="240" w:lineRule="auto"/>
     </w:pPr>
     <w:rPr>
+      <w:rFonts w:eastAsia="黑体"/>
       <w:color w:themeColor="text1" w:val="000000"/>
     </w:rPr>
     <w:tblPr>
@@ -12683,6 +13195,7 @@
     </w:tcPr>
     <w:tblStylePr w:type="firstRow">
       <w:rPr>
+        <w:rFonts w:eastAsia="黑体"/>
         <w:b/>
         <w:bCs/>
       </w:rPr>
@@ -12701,6 +13214,7 @@
     </w:tblStylePr>
     <w:tblStylePr w:type="lastRow">
       <w:rPr>
+        <w:rFonts w:eastAsia="黑体"/>
         <w:b/>
         <w:bCs/>
         <w:color w:themeColor="background1" w:val="FFFFFF"/>
@@ -12715,6 +13229,7 @@
     </w:tblStylePr>
     <w:tblStylePr w:type="firstCol">
       <w:rPr>
+        <w:rFonts w:eastAsia="黑体"/>
         <w:color w:themeColor="background1" w:val="FFFFFF"/>
       </w:rPr>
       <w:tblPr/>
@@ -12732,6 +13247,7 @@
     </w:tblStylePr>
     <w:tblStylePr w:type="lastCol">
       <w:rPr>
+        <w:rFonts w:eastAsia="黑体"/>
         <w:color w:themeColor="background1" w:val="FFFFFF"/>
       </w:rPr>
       <w:tblPr/>
@@ -12761,11 +13277,13 @@
     </w:tblStylePr>
     <w:tblStylePr w:type="neCell">
       <w:rPr>
+        <w:rFonts w:eastAsia="黑体"/>
         <w:color w:themeColor="text1" w:val="000000"/>
       </w:rPr>
     </w:tblStylePr>
     <w:tblStylePr w:type="nwCell">
       <w:rPr>
+        <w:rFonts w:eastAsia="黑体"/>
         <w:color w:themeColor="text1" w:val="000000"/>
       </w:rPr>
     </w:tblStylePr>
@@ -12779,6 +13297,7 @@
       <w:spacing w:after="0" w:line="240" w:lineRule="auto"/>
     </w:pPr>
     <w:rPr>
+      <w:rFonts w:eastAsia="黑体"/>
       <w:color w:themeColor="text1" w:val="000000"/>
     </w:rPr>
     <w:tblPr>
@@ -12805,6 +13324,7 @@
     </w:tcPr>
     <w:tblStylePr w:type="firstRow">
       <w:rPr>
+        <w:rFonts w:eastAsia="黑体"/>
         <w:b/>
         <w:bCs/>
       </w:rPr>
@@ -12823,6 +13343,7 @@
     </w:tblStylePr>
     <w:tblStylePr w:type="lastRow">
       <w:rPr>
+        <w:rFonts w:eastAsia="黑体"/>
         <w:b/>
         <w:bCs/>
         <w:color w:themeColor="background1" w:val="FFFFFF"/>
@@ -12837,6 +13358,7 @@
     </w:tblStylePr>
     <w:tblStylePr w:type="firstCol">
       <w:rPr>
+        <w:rFonts w:eastAsia="黑体"/>
         <w:color w:themeColor="background1" w:val="FFFFFF"/>
       </w:rPr>
       <w:tblPr/>
@@ -12854,6 +13376,7 @@
     </w:tblStylePr>
     <w:tblStylePr w:type="lastCol">
       <w:rPr>
+        <w:rFonts w:eastAsia="黑体"/>
         <w:color w:themeColor="background1" w:val="FFFFFF"/>
       </w:rPr>
       <w:tblPr/>
@@ -12891,6 +13414,7 @@
       <w:spacing w:after="0" w:line="240" w:lineRule="auto"/>
     </w:pPr>
     <w:rPr>
+      <w:rFonts w:eastAsia="黑体"/>
       <w:color w:themeColor="text1" w:val="000000"/>
     </w:rPr>
     <w:tblPr>
@@ -12917,6 +13441,7 @@
     </w:tcPr>
     <w:tblStylePr w:type="firstRow">
       <w:rPr>
+        <w:rFonts w:eastAsia="黑体"/>
         <w:b/>
         <w:bCs/>
       </w:rPr>
@@ -12935,6 +13460,7 @@
     </w:tblStylePr>
     <w:tblStylePr w:type="lastRow">
       <w:rPr>
+        <w:rFonts w:eastAsia="黑体"/>
         <w:b/>
         <w:bCs/>
         <w:color w:themeColor="background1" w:val="FFFFFF"/>
@@ -12949,6 +13475,7 @@
     </w:tblStylePr>
     <w:tblStylePr w:type="firstCol">
       <w:rPr>
+        <w:rFonts w:eastAsia="黑体"/>
         <w:color w:themeColor="background1" w:val="FFFFFF"/>
       </w:rPr>
       <w:tblPr/>
@@ -12966,6 +13493,7 @@
     </w:tblStylePr>
     <w:tblStylePr w:type="lastCol">
       <w:rPr>
+        <w:rFonts w:eastAsia="黑体"/>
         <w:color w:themeColor="background1" w:val="FFFFFF"/>
       </w:rPr>
       <w:tblPr/>
@@ -12995,11 +13523,13 @@
     </w:tblStylePr>
     <w:tblStylePr w:type="neCell">
       <w:rPr>
+        <w:rFonts w:eastAsia="黑体"/>
         <w:color w:themeColor="text1" w:val="000000"/>
       </w:rPr>
     </w:tblStylePr>
     <w:tblStylePr w:type="nwCell">
       <w:rPr>
+        <w:rFonts w:eastAsia="黑体"/>
         <w:color w:themeColor="text1" w:val="000000"/>
       </w:rPr>
     </w:tblStylePr>
@@ -13013,6 +13543,7 @@
       <w:spacing w:after="0" w:line="240" w:lineRule="auto"/>
     </w:pPr>
     <w:rPr>
+      <w:rFonts w:eastAsia="黑体"/>
       <w:color w:themeColor="text1" w:val="000000"/>
     </w:rPr>
     <w:tblPr>
@@ -13039,6 +13570,7 @@
     </w:tcPr>
     <w:tblStylePr w:type="firstRow">
       <w:rPr>
+        <w:rFonts w:eastAsia="黑体"/>
         <w:b/>
         <w:bCs/>
       </w:rPr>
@@ -13057,6 +13589,7 @@
     </w:tblStylePr>
     <w:tblStylePr w:type="lastRow">
       <w:rPr>
+        <w:rFonts w:eastAsia="黑体"/>
         <w:b/>
         <w:bCs/>
         <w:color w:themeColor="background1" w:val="FFFFFF"/>
@@ -13071,6 +13604,7 @@
     </w:tblStylePr>
     <w:tblStylePr w:type="firstCol">
       <w:rPr>
+        <w:rFonts w:eastAsia="黑体"/>
         <w:color w:themeColor="background1" w:val="FFFFFF"/>
       </w:rPr>
       <w:tblPr/>
@@ -13088,6 +13622,7 @@
     </w:tblStylePr>
     <w:tblStylePr w:type="lastCol">
       <w:rPr>
+        <w:rFonts w:eastAsia="黑体"/>
         <w:color w:themeColor="background1" w:val="FFFFFF"/>
       </w:rPr>
       <w:tblPr/>
@@ -13117,11 +13652,13 @@
     </w:tblStylePr>
     <w:tblStylePr w:type="neCell">
       <w:rPr>
+        <w:rFonts w:eastAsia="黑体"/>
         <w:color w:themeColor="text1" w:val="000000"/>
       </w:rPr>
     </w:tblStylePr>
     <w:tblStylePr w:type="nwCell">
       <w:rPr>
+        <w:rFonts w:eastAsia="黑体"/>
         <w:color w:themeColor="text1" w:val="000000"/>
       </w:rPr>
     </w:tblStylePr>
@@ -13135,6 +13672,7 @@
       <w:spacing w:after="0" w:line="240" w:lineRule="auto"/>
     </w:pPr>
     <w:rPr>
+      <w:rFonts w:eastAsia="黑体"/>
       <w:color w:themeColor="text1" w:val="000000"/>
     </w:rPr>
     <w:tblPr>
@@ -13161,6 +13699,7 @@
     </w:tcPr>
     <w:tblStylePr w:type="firstRow">
       <w:rPr>
+        <w:rFonts w:eastAsia="黑体"/>
         <w:b/>
         <w:bCs/>
       </w:rPr>
@@ -13179,6 +13718,7 @@
     </w:tblStylePr>
     <w:tblStylePr w:type="lastRow">
       <w:rPr>
+        <w:rFonts w:eastAsia="黑体"/>
         <w:b/>
         <w:bCs/>
         <w:color w:themeColor="background1" w:val="FFFFFF"/>
@@ -13193,6 +13733,7 @@
     </w:tblStylePr>
     <w:tblStylePr w:type="firstCol">
       <w:rPr>
+        <w:rFonts w:eastAsia="黑体"/>
         <w:color w:themeColor="background1" w:val="FFFFFF"/>
       </w:rPr>
       <w:tblPr/>
@@ -13210,6 +13751,7 @@
     </w:tblStylePr>
     <w:tblStylePr w:type="lastCol">
       <w:rPr>
+        <w:rFonts w:eastAsia="黑体"/>
         <w:color w:themeColor="background1" w:val="FFFFFF"/>
       </w:rPr>
       <w:tblPr/>
@@ -13239,11 +13781,13 @@
     </w:tblStylePr>
     <w:tblStylePr w:type="neCell">
       <w:rPr>
+        <w:rFonts w:eastAsia="黑体"/>
         <w:color w:themeColor="text1" w:val="000000"/>
       </w:rPr>
     </w:tblStylePr>
     <w:tblStylePr w:type="nwCell">
       <w:rPr>
+        <w:rFonts w:eastAsia="黑体"/>
         <w:color w:themeColor="text1" w:val="000000"/>
       </w:rPr>
     </w:tblStylePr>
@@ -13257,6 +13801,7 @@
       <w:spacing w:after="0" w:line="240" w:lineRule="auto"/>
     </w:pPr>
     <w:rPr>
+      <w:rFonts w:eastAsia="黑体"/>
       <w:color w:themeColor="text1" w:val="000000"/>
     </w:rPr>
     <w:tblPr>
@@ -13275,6 +13820,7 @@
     </w:tcPr>
     <w:tblStylePr w:type="firstRow">
       <w:rPr>
+        <w:rFonts w:eastAsia="黑体"/>
         <w:b/>
         <w:bCs/>
         <w:color w:themeColor="background1" w:val="FFFFFF"/>
@@ -13289,6 +13835,7 @@
     </w:tblStylePr>
     <w:tblStylePr w:type="lastRow">
       <w:rPr>
+        <w:rFonts w:eastAsia="黑体"/>
         <w:b/>
         <w:bCs/>
         <w:color w:themeColor="accent2" w:themeShade="CC" w:val="9E3A38"/>
@@ -13303,12 +13850,14 @@
     </w:tblStylePr>
     <w:tblStylePr w:type="firstCol">
       <w:rPr>
+        <w:rFonts w:eastAsia="黑体"/>
         <w:b/>
         <w:bCs/>
       </w:rPr>
     </w:tblStylePr>
     <w:tblStylePr w:type="lastCol">
       <w:rPr>
+        <w:rFonts w:eastAsia="黑体"/>
         <w:b/>
         <w:bCs/>
       </w:rPr>
@@ -13343,6 +13892,7 @@
       <w:spacing w:after="0" w:line="240" w:lineRule="auto"/>
     </w:pPr>
     <w:rPr>
+      <w:rFonts w:eastAsia="黑体"/>
       <w:color w:themeColor="text1" w:val="000000"/>
     </w:rPr>
     <w:tblPr>
@@ -13361,6 +13911,7 @@
     </w:tcPr>
     <w:tblStylePr w:type="firstRow">
       <w:rPr>
+        <w:rFonts w:eastAsia="黑体"/>
         <w:b/>
         <w:bCs/>
         <w:color w:themeColor="background1" w:val="FFFFFF"/>
@@ -13375,6 +13926,7 @@
     </w:tblStylePr>
     <w:tblStylePr w:type="lastRow">
       <w:rPr>
+        <w:rFonts w:eastAsia="黑体"/>
         <w:b/>
         <w:bCs/>
         <w:color w:themeColor="accent2" w:themeShade="CC" w:val="9E3A38"/>
@@ -13389,12 +13941,14 @@
     </w:tblStylePr>
     <w:tblStylePr w:type="firstCol">
       <w:rPr>
+        <w:rFonts w:eastAsia="黑体"/>
         <w:b/>
         <w:bCs/>
       </w:rPr>
     </w:tblStylePr>
     <w:tblStylePr w:type="lastCol">
       <w:rPr>
+        <w:rFonts w:eastAsia="黑体"/>
         <w:b/>
         <w:bCs/>
       </w:rPr>
@@ -13429,6 +13983,7 @@
       <w:spacing w:after="0" w:line="240" w:lineRule="auto"/>
     </w:pPr>
     <w:rPr>
+      <w:rFonts w:eastAsia="黑体"/>
       <w:color w:themeColor="text1" w:val="000000"/>
     </w:rPr>
     <w:tblPr>
@@ -13447,6 +14002,7 @@
     </w:tcPr>
     <w:tblStylePr w:type="firstRow">
       <w:rPr>
+        <w:rFonts w:eastAsia="黑体"/>
         <w:b/>
         <w:bCs/>
         <w:color w:themeColor="background1" w:val="FFFFFF"/>
@@ -13461,6 +14017,7 @@
     </w:tblStylePr>
     <w:tblStylePr w:type="lastRow">
       <w:rPr>
+        <w:rFonts w:eastAsia="黑体"/>
         <w:b/>
         <w:bCs/>
         <w:color w:themeColor="accent2" w:themeShade="CC" w:val="9E3A38"/>
@@ -13475,12 +14032,14 @@
     </w:tblStylePr>
     <w:tblStylePr w:type="firstCol">
       <w:rPr>
+        <w:rFonts w:eastAsia="黑体"/>
         <w:b/>
         <w:bCs/>
       </w:rPr>
     </w:tblStylePr>
     <w:tblStylePr w:type="lastCol">
       <w:rPr>
+        <w:rFonts w:eastAsia="黑体"/>
         <w:b/>
         <w:bCs/>
       </w:rPr>
@@ -13515,6 +14074,7 @@
       <w:spacing w:after="0" w:line="240" w:lineRule="auto"/>
     </w:pPr>
     <w:rPr>
+      <w:rFonts w:eastAsia="黑体"/>
       <w:color w:themeColor="text1" w:val="000000"/>
     </w:rPr>
     <w:tblPr>
@@ -13533,6 +14093,7 @@
     </w:tcPr>
     <w:tblStylePr w:type="firstRow">
       <w:rPr>
+        <w:rFonts w:eastAsia="黑体"/>
         <w:b/>
         <w:bCs/>
         <w:color w:themeColor="background1" w:val="FFFFFF"/>
@@ -13547,6 +14108,7 @@
     </w:tblStylePr>
     <w:tblStylePr w:type="lastRow">
       <w:rPr>
+        <w:rFonts w:eastAsia="黑体"/>
         <w:b/>
         <w:bCs/>
         <w:color w:themeColor="accent4" w:themeShade="CC" w:val="664E82"/>
@@ -13561,12 +14123,14 @@
     </w:tblStylePr>
     <w:tblStylePr w:type="firstCol">
       <w:rPr>
+        <w:rFonts w:eastAsia="黑体"/>
         <w:b/>
         <w:bCs/>
       </w:rPr>
     </w:tblStylePr>
     <w:tblStylePr w:type="lastCol">
       <w:rPr>
+        <w:rFonts w:eastAsia="黑体"/>
         <w:b/>
         <w:bCs/>
       </w:rPr>
@@ -13601,6 +14165,7 @@
       <w:spacing w:after="0" w:line="240" w:lineRule="auto"/>
     </w:pPr>
     <w:rPr>
+      <w:rFonts w:eastAsia="黑体"/>
       <w:color w:themeColor="text1" w:val="000000"/>
     </w:rPr>
     <w:tblPr>
@@ -13619,6 +14184,7 @@
     </w:tcPr>
     <w:tblStylePr w:type="firstRow">
       <w:rPr>
+        <w:rFonts w:eastAsia="黑体"/>
         <w:b/>
         <w:bCs/>
         <w:color w:themeColor="background1" w:val="FFFFFF"/>
@@ -13633,6 +14199,7 @@
     </w:tblStylePr>
     <w:tblStylePr w:type="lastRow">
       <w:rPr>
+        <w:rFonts w:eastAsia="黑体"/>
         <w:b/>
         <w:bCs/>
         <w:color w:themeColor="accent3" w:themeShade="CC" w:val="7E9C40"/>
@@ -13647,12 +14214,14 @@
     </w:tblStylePr>
     <w:tblStylePr w:type="firstCol">
       <w:rPr>
+        <w:rFonts w:eastAsia="黑体"/>
         <w:b/>
         <w:bCs/>
       </w:rPr>
     </w:tblStylePr>
     <w:tblStylePr w:type="lastCol">
       <w:rPr>
+        <w:rFonts w:eastAsia="黑体"/>
         <w:b/>
         <w:bCs/>
       </w:rPr>
@@ -13687,6 +14256,7 @@
       <w:spacing w:after="0" w:line="240" w:lineRule="auto"/>
     </w:pPr>
     <w:rPr>
+      <w:rFonts w:eastAsia="黑体"/>
       <w:color w:themeColor="text1" w:val="000000"/>
     </w:rPr>
     <w:tblPr>
@@ -13705,6 +14275,7 @@
     </w:tcPr>
     <w:tblStylePr w:type="firstRow">
       <w:rPr>
+        <w:rFonts w:eastAsia="黑体"/>
         <w:b/>
         <w:bCs/>
         <w:color w:themeColor="background1" w:val="FFFFFF"/>
@@ -13719,6 +14290,7 @@
     </w:tblStylePr>
     <w:tblStylePr w:type="lastRow">
       <w:rPr>
+        <w:rFonts w:eastAsia="黑体"/>
         <w:b/>
         <w:bCs/>
         <w:color w:themeColor="accent6" w:themeShade="CC" w:val="F2730A"/>
@@ -13733,12 +14305,14 @@
     </w:tblStylePr>
     <w:tblStylePr w:type="firstCol">
       <w:rPr>
+        <w:rFonts w:eastAsia="黑体"/>
         <w:b/>
         <w:bCs/>
       </w:rPr>
     </w:tblStylePr>
     <w:tblStylePr w:type="lastCol">
       <w:rPr>
+        <w:rFonts w:eastAsia="黑体"/>
         <w:b/>
         <w:bCs/>
       </w:rPr>
@@ -13773,6 +14347,7 @@
       <w:spacing w:after="0" w:line="240" w:lineRule="auto"/>
     </w:pPr>
     <w:rPr>
+      <w:rFonts w:eastAsia="黑体"/>
       <w:color w:themeColor="text1" w:val="000000"/>
     </w:rPr>
     <w:tblPr>
@@ -13791,6 +14366,7 @@
     </w:tcPr>
     <w:tblStylePr w:type="firstRow">
       <w:rPr>
+        <w:rFonts w:eastAsia="黑体"/>
         <w:b/>
         <w:bCs/>
         <w:color w:themeColor="background1" w:val="FFFFFF"/>
@@ -13805,6 +14381,7 @@
     </w:tblStylePr>
     <w:tblStylePr w:type="lastRow">
       <w:rPr>
+        <w:rFonts w:eastAsia="黑体"/>
         <w:b/>
         <w:bCs/>
         <w:color w:themeColor="accent5" w:themeShade="CC" w:val="348DA5"/>
@@ -13819,12 +14396,14 @@
     </w:tblStylePr>
     <w:tblStylePr w:type="firstCol">
       <w:rPr>
+        <w:rFonts w:eastAsia="黑体"/>
         <w:b/>
         <w:bCs/>
       </w:rPr>
     </w:tblStylePr>
     <w:tblStylePr w:type="lastCol">
       <w:rPr>
+        <w:rFonts w:eastAsia="黑体"/>
         <w:b/>
         <w:bCs/>
       </w:rPr>
@@ -13859,6 +14438,7 @@
       <w:spacing w:after="0" w:line="240" w:lineRule="auto"/>
     </w:pPr>
     <w:rPr>
+      <w:rFonts w:eastAsia="黑体"/>
       <w:color w:themeColor="text1" w:val="000000"/>
     </w:rPr>
     <w:tblPr>
@@ -13880,6 +14460,7 @@
     </w:tcPr>
     <w:tblStylePr w:type="firstRow">
       <w:rPr>
+        <w:rFonts w:eastAsia="黑体"/>
         <w:b/>
         <w:bCs/>
       </w:rPr>
@@ -13890,6 +14471,7 @@
     </w:tblStylePr>
     <w:tblStylePr w:type="lastRow">
       <w:rPr>
+        <w:rFonts w:eastAsia="黑体"/>
         <w:b/>
         <w:bCs/>
         <w:color w:themeColor="text1" w:val="000000"/>
@@ -13901,6 +14483,7 @@
     </w:tblStylePr>
     <w:tblStylePr w:type="firstCol">
       <w:rPr>
+        <w:rFonts w:eastAsia="黑体"/>
         <w:color w:themeColor="background1" w:val="FFFFFF"/>
       </w:rPr>
       <w:tblPr/>
@@ -13910,6 +14493,7 @@
     </w:tblStylePr>
     <w:tblStylePr w:type="lastCol">
       <w:rPr>
+        <w:rFonts w:eastAsia="黑体"/>
         <w:color w:themeColor="background1" w:val="FFFFFF"/>
       </w:rPr>
       <w:tblPr/>
@@ -13939,6 +14523,7 @@
       <w:spacing w:after="0" w:line="240" w:lineRule="auto"/>
     </w:pPr>
     <w:rPr>
+      <w:rFonts w:eastAsia="黑体"/>
       <w:color w:themeColor="text1" w:val="000000"/>
     </w:rPr>
     <w:tblPr>
@@ -13960,6 +14545,7 @@
     </w:tcPr>
     <w:tblStylePr w:type="firstRow">
       <w:rPr>
+        <w:rFonts w:eastAsia="黑体"/>
         <w:b/>
         <w:bCs/>
       </w:rPr>
@@ -13970,6 +14556,7 @@
     </w:tblStylePr>
     <w:tblStylePr w:type="lastRow">
       <w:rPr>
+        <w:rFonts w:eastAsia="黑体"/>
         <w:b/>
         <w:bCs/>
         <w:color w:themeColor="text1" w:val="000000"/>
@@ -13981,6 +14568,7 @@
     </w:tblStylePr>
     <w:tblStylePr w:type="firstCol">
       <w:rPr>
+        <w:rFonts w:eastAsia="黑体"/>
         <w:color w:themeColor="background1" w:val="FFFFFF"/>
       </w:rPr>
       <w:tblPr/>
@@ -13990,6 +14578,7 @@
     </w:tblStylePr>
     <w:tblStylePr w:type="lastCol">
       <w:rPr>
+        <w:rFonts w:eastAsia="黑体"/>
         <w:color w:themeColor="background1" w:val="FFFFFF"/>
       </w:rPr>
       <w:tblPr/>
@@ -14019,6 +14608,7 @@
       <w:spacing w:after="0" w:line="240" w:lineRule="auto"/>
     </w:pPr>
     <w:rPr>
+      <w:rFonts w:eastAsia="黑体"/>
       <w:color w:themeColor="text1" w:val="000000"/>
     </w:rPr>
     <w:tblPr>
@@ -14040,6 +14630,7 @@
     </w:tcPr>
     <w:tblStylePr w:type="firstRow">
       <w:rPr>
+        <w:rFonts w:eastAsia="黑体"/>
         <w:b/>
         <w:bCs/>
       </w:rPr>
@@ -14050,6 +14641,7 @@
     </w:tblStylePr>
     <w:tblStylePr w:type="lastRow">
       <w:rPr>
+        <w:rFonts w:eastAsia="黑体"/>
         <w:b/>
         <w:bCs/>
         <w:color w:themeColor="text1" w:val="000000"/>
@@ -14061,6 +14653,7 @@
     </w:tblStylePr>
     <w:tblStylePr w:type="firstCol">
       <w:rPr>
+        <w:rFonts w:eastAsia="黑体"/>
         <w:color w:themeColor="background1" w:val="FFFFFF"/>
       </w:rPr>
       <w:tblPr/>
@@ -14070,6 +14663,7 @@
     </w:tblStylePr>
     <w:tblStylePr w:type="lastCol">
       <w:rPr>
+        <w:rFonts w:eastAsia="黑体"/>
         <w:color w:themeColor="background1" w:val="FFFFFF"/>
       </w:rPr>
       <w:tblPr/>
@@ -14099,6 +14693,7 @@
       <w:spacing w:after="0" w:line="240" w:lineRule="auto"/>
     </w:pPr>
     <w:rPr>
+      <w:rFonts w:eastAsia="黑体"/>
       <w:color w:themeColor="text1" w:val="000000"/>
     </w:rPr>
     <w:tblPr>
@@ -14120,6 +14715,7 @@
     </w:tcPr>
     <w:tblStylePr w:type="firstRow">
       <w:rPr>
+        <w:rFonts w:eastAsia="黑体"/>
         <w:b/>
         <w:bCs/>
       </w:rPr>
@@ -14130,6 +14726,7 @@
     </w:tblStylePr>
     <w:tblStylePr w:type="lastRow">
       <w:rPr>
+        <w:rFonts w:eastAsia="黑体"/>
         <w:b/>
         <w:bCs/>
         <w:color w:themeColor="text1" w:val="000000"/>
@@ -14141,6 +14738,7 @@
     </w:tblStylePr>
     <w:tblStylePr w:type="firstCol">
       <w:rPr>
+        <w:rFonts w:eastAsia="黑体"/>
         <w:color w:themeColor="background1" w:val="FFFFFF"/>
       </w:rPr>
       <w:tblPr/>
@@ -14150,6 +14748,7 @@
     </w:tblStylePr>
     <w:tblStylePr w:type="lastCol">
       <w:rPr>
+        <w:rFonts w:eastAsia="黑体"/>
         <w:color w:themeColor="background1" w:val="FFFFFF"/>
       </w:rPr>
       <w:tblPr/>
@@ -14179,6 +14778,7 @@
       <w:spacing w:after="0" w:line="240" w:lineRule="auto"/>
     </w:pPr>
     <w:rPr>
+      <w:rFonts w:eastAsia="黑体"/>
       <w:color w:themeColor="text1" w:val="000000"/>
     </w:rPr>
     <w:tblPr>
@@ -14200,6 +14800,7 @@
     </w:tcPr>
     <w:tblStylePr w:type="firstRow">
       <w:rPr>
+        <w:rFonts w:eastAsia="黑体"/>
         <w:b/>
         <w:bCs/>
       </w:rPr>
@@ -14210,6 +14811,7 @@
     </w:tblStylePr>
     <w:tblStylePr w:type="lastRow">
       <w:rPr>
+        <w:rFonts w:eastAsia="黑体"/>
         <w:b/>
         <w:bCs/>
         <w:color w:themeColor="text1" w:val="000000"/>
@@ -14221,6 +14823,7 @@
     </w:tblStylePr>
     <w:tblStylePr w:type="firstCol">
       <w:rPr>
+        <w:rFonts w:eastAsia="黑体"/>
         <w:color w:themeColor="background1" w:val="FFFFFF"/>
       </w:rPr>
       <w:tblPr/>
@@ -14230,6 +14833,7 @@
     </w:tblStylePr>
     <w:tblStylePr w:type="lastCol">
       <w:rPr>
+        <w:rFonts w:eastAsia="黑体"/>
         <w:color w:themeColor="background1" w:val="FFFFFF"/>
       </w:rPr>
       <w:tblPr/>
@@ -14259,6 +14863,7 @@
       <w:spacing w:after="0" w:line="240" w:lineRule="auto"/>
     </w:pPr>
     <w:rPr>
+      <w:rFonts w:eastAsia="黑体"/>
       <w:color w:themeColor="text1" w:val="000000"/>
     </w:rPr>
     <w:tblPr>
@@ -14280,6 +14885,7 @@
     </w:tcPr>
     <w:tblStylePr w:type="firstRow">
       <w:rPr>
+        <w:rFonts w:eastAsia="黑体"/>
         <w:b/>
         <w:bCs/>
       </w:rPr>
@@ -14290,6 +14896,7 @@
     </w:tblStylePr>
     <w:tblStylePr w:type="lastRow">
       <w:rPr>
+        <w:rFonts w:eastAsia="黑体"/>
         <w:b/>
         <w:bCs/>
         <w:color w:themeColor="text1" w:val="000000"/>
@@ -14301,6 +14908,7 @@
     </w:tblStylePr>
     <w:tblStylePr w:type="firstCol">
       <w:rPr>
+        <w:rFonts w:eastAsia="黑体"/>
         <w:color w:themeColor="background1" w:val="FFFFFF"/>
       </w:rPr>
       <w:tblPr/>
@@ -14310,6 +14918,7 @@
     </w:tblStylePr>
     <w:tblStylePr w:type="lastCol">
       <w:rPr>
+        <w:rFonts w:eastAsia="黑体"/>
         <w:color w:themeColor="background1" w:val="FFFFFF"/>
       </w:rPr>
       <w:tblPr/>
@@ -14339,6 +14948,7 @@
       <w:spacing w:after="0" w:line="240" w:lineRule="auto"/>
     </w:pPr>
     <w:rPr>
+      <w:rFonts w:eastAsia="黑体"/>
       <w:color w:themeColor="text1" w:val="000000"/>
     </w:rPr>
     <w:tblPr>
@@ -14360,6 +14970,7 @@
     </w:tcPr>
     <w:tblStylePr w:type="firstRow">
       <w:rPr>
+        <w:rFonts w:eastAsia="黑体"/>
         <w:b/>
         <w:bCs/>
       </w:rPr>
@@ -14370,6 +14981,7 @@
     </w:tblStylePr>
     <w:tblStylePr w:type="lastRow">
       <w:rPr>
+        <w:rFonts w:eastAsia="黑体"/>
         <w:b/>
         <w:bCs/>
         <w:color w:themeColor="text1" w:val="000000"/>
@@ -14381,6 +14993,7 @@
     </w:tblStylePr>
     <w:tblStylePr w:type="firstCol">
       <w:rPr>
+        <w:rFonts w:eastAsia="黑体"/>
         <w:color w:themeColor="background1" w:val="FFFFFF"/>
       </w:rPr>
       <w:tblPr/>
@@ -14390,6 +15003,7 @@
     </w:tblStylePr>
     <w:tblStylePr w:type="lastCol">
       <w:rPr>
+        <w:rFonts w:eastAsia="黑体"/>
         <w:color w:themeColor="background1" w:val="FFFFFF"/>
       </w:rPr>
       <w:tblPr/>
@@ -14422,6 +15036,7 @@
     <w:name w:val="KeywordTok"/>
     <w:basedOn w:val="VerbatimChar"/>
     <w:rPr>
+      <w:rFonts w:eastAsia="黑体"/>
       <w:b/>
       <w:color w:val="007020"/>
     </w:rPr>
@@ -14430,6 +15045,7 @@
     <w:name w:val="DataTypeTok"/>
     <w:basedOn w:val="VerbatimChar"/>
     <w:rPr>
+      <w:rFonts w:eastAsia="黑体"/>
       <w:color w:val="902000"/>
     </w:rPr>
   </w:style>
@@ -14437,6 +15053,7 @@
     <w:name w:val="DecValTok"/>
     <w:basedOn w:val="VerbatimChar"/>
     <w:rPr>
+      <w:rFonts w:eastAsia="黑体"/>
       <w:color w:val="40a070"/>
     </w:rPr>
   </w:style>
@@ -14444,6 +15061,7 @@
     <w:name w:val="BaseNTok"/>
     <w:basedOn w:val="VerbatimChar"/>
     <w:rPr>
+      <w:rFonts w:eastAsia="黑体"/>
       <w:color w:val="40a070"/>
     </w:rPr>
   </w:style>
@@ -14451,6 +15069,7 @@
     <w:name w:val="FloatTok"/>
     <w:basedOn w:val="VerbatimChar"/>
     <w:rPr>
+      <w:rFonts w:eastAsia="黑体"/>
       <w:color w:val="40a070"/>
     </w:rPr>
   </w:style>
@@ -14458,6 +15077,7 @@
     <w:name w:val="ConstantTok"/>
     <w:basedOn w:val="VerbatimChar"/>
     <w:rPr>
+      <w:rFonts w:eastAsia="黑体"/>
       <w:color w:val="880000"/>
     </w:rPr>
   </w:style>
@@ -14465,6 +15085,7 @@
     <w:name w:val="CharTok"/>
     <w:basedOn w:val="VerbatimChar"/>
     <w:rPr>
+      <w:rFonts w:eastAsia="黑体"/>
       <w:color w:val="4070a0"/>
     </w:rPr>
   </w:style>
@@ -14472,6 +15093,7 @@
     <w:name w:val="SpecialCharTok"/>
     <w:basedOn w:val="VerbatimChar"/>
     <w:rPr>
+      <w:rFonts w:eastAsia="黑体"/>
       <w:color w:val="4070a0"/>
     </w:rPr>
   </w:style>
@@ -14479,6 +15101,7 @@
     <w:name w:val="StringTok"/>
     <w:basedOn w:val="VerbatimChar"/>
     <w:rPr>
+      <w:rFonts w:eastAsia="黑体"/>
       <w:color w:val="4070a0"/>
     </w:rPr>
   </w:style>
@@ -14486,6 +15109,7 @@
     <w:name w:val="VerbatimStringTok"/>
     <w:basedOn w:val="VerbatimChar"/>
     <w:rPr>
+      <w:rFonts w:eastAsia="黑体"/>
       <w:color w:val="4070a0"/>
     </w:rPr>
   </w:style>
@@ -14493,6 +15117,7 @@
     <w:name w:val="SpecialStringTok"/>
     <w:basedOn w:val="VerbatimChar"/>
     <w:rPr>
+      <w:rFonts w:eastAsia="黑体"/>
       <w:color w:val="bb6688"/>
     </w:rPr>
   </w:style>
@@ -14500,6 +15125,7 @@
     <w:name w:val="ImportTok"/>
     <w:basedOn w:val="VerbatimChar"/>
     <w:rPr>
+      <w:rFonts w:eastAsia="黑体"/>
       <w:b/>
       <w:color w:val="008000"/>
     </w:rPr>
@@ -14508,6 +15134,7 @@
     <w:name w:val="CommentTok"/>
     <w:basedOn w:val="VerbatimChar"/>
     <w:rPr>
+      <w:rFonts w:eastAsia="黑体"/>
       <w:i/>
       <w:color w:val="60a0b0"/>
     </w:rPr>
@@ -14516,6 +15143,7 @@
     <w:name w:val="DocumentationTok"/>
     <w:basedOn w:val="VerbatimChar"/>
     <w:rPr>
+      <w:rFonts w:eastAsia="黑体"/>
       <w:i/>
       <w:color w:val="ba2121"/>
     </w:rPr>
@@ -14524,6 +15152,7 @@
     <w:name w:val="AnnotationTok"/>
     <w:basedOn w:val="VerbatimChar"/>
     <w:rPr>
+      <w:rFonts w:eastAsia="黑体"/>
       <w:b/>
       <w:i/>
       <w:color w:val="60a0b0"/>
@@ -14533,6 +15162,7 @@
     <w:name w:val="CommentVarTok"/>
     <w:basedOn w:val="VerbatimChar"/>
     <w:rPr>
+      <w:rFonts w:eastAsia="黑体"/>
       <w:b/>
       <w:i/>
       <w:color w:val="60a0b0"/>
@@ -14542,6 +15172,7 @@
     <w:name w:val="OtherTok"/>
     <w:basedOn w:val="VerbatimChar"/>
     <w:rPr>
+      <w:rFonts w:eastAsia="黑体"/>
       <w:color w:val="007020"/>
     </w:rPr>
   </w:style>
@@ -14549,6 +15180,7 @@
     <w:name w:val="FunctionTok"/>
     <w:basedOn w:val="VerbatimChar"/>
     <w:rPr>
+      <w:rFonts w:eastAsia="黑体"/>
       <w:color w:val="06287e"/>
     </w:rPr>
   </w:style>
@@ -14556,6 +15188,7 @@
     <w:name w:val="VariableTok"/>
     <w:basedOn w:val="VerbatimChar"/>
     <w:rPr>
+      <w:rFonts w:eastAsia="黑体"/>
       <w:color w:val="19177c"/>
     </w:rPr>
   </w:style>
@@ -14563,6 +15196,7 @@
     <w:name w:val="ControlFlowTok"/>
     <w:basedOn w:val="VerbatimChar"/>
     <w:rPr>
+      <w:rFonts w:eastAsia="黑体"/>
       <w:b/>
       <w:color w:val="007020"/>
     </w:rPr>
@@ -14571,6 +15205,7 @@
     <w:name w:val="OperatorTok"/>
     <w:basedOn w:val="VerbatimChar"/>
     <w:rPr>
+      <w:rFonts w:eastAsia="黑体"/>
       <w:color w:val="666666"/>
     </w:rPr>
   </w:style>
@@ -14578,18 +15213,22 @@
     <w:name w:val="BuiltInTok"/>
     <w:basedOn w:val="VerbatimChar"/>
     <w:rPr>
+      <w:rFonts w:eastAsia="黑体"/>
       <w:color w:val="008000"/>
     </w:rPr>
   </w:style>
   <w:style w:type="character" w:customStyle="1" w:styleId="ExtensionTok">
     <w:name w:val="ExtensionTok"/>
     <w:basedOn w:val="VerbatimChar"/>
-    <w:rPr/>
+    <w:rPr>
+      <w:rFonts w:eastAsia="黑体"/>
+    </w:rPr>
   </w:style>
   <w:style w:type="character" w:customStyle="1" w:styleId="PreprocessorTok">
     <w:name w:val="PreprocessorTok"/>
     <w:basedOn w:val="VerbatimChar"/>
     <w:rPr>
+      <w:rFonts w:eastAsia="黑体"/>
       <w:color w:val="bc7a00"/>
     </w:rPr>
   </w:style>
@@ -14597,18 +15236,22 @@
     <w:name w:val="AttributeTok"/>
     <w:basedOn w:val="VerbatimChar"/>
     <w:rPr>
+      <w:rFonts w:eastAsia="黑体"/>
       <w:color w:val="7d9029"/>
     </w:rPr>
   </w:style>
   <w:style w:type="character" w:customStyle="1" w:styleId="RegionMarkerTok">
     <w:name w:val="RegionMarkerTok"/>
     <w:basedOn w:val="VerbatimChar"/>
-    <w:rPr/>
+    <w:rPr>
+      <w:rFonts w:eastAsia="黑体"/>
+    </w:rPr>
   </w:style>
   <w:style w:type="character" w:customStyle="1" w:styleId="InformationTok">
     <w:name w:val="InformationTok"/>
     <w:basedOn w:val="VerbatimChar"/>
     <w:rPr>
+      <w:rFonts w:eastAsia="黑体"/>
       <w:b/>
       <w:i/>
       <w:color w:val="60a0b0"/>
@@ -14618,6 +15261,7 @@
     <w:name w:val="WarningTok"/>
     <w:basedOn w:val="VerbatimChar"/>
     <w:rPr>
+      <w:rFonts w:eastAsia="黑体"/>
       <w:b/>
       <w:i/>
       <w:color w:val="60a0b0"/>
@@ -14627,6 +15271,7 @@
     <w:name w:val="AlertTok"/>
     <w:basedOn w:val="VerbatimChar"/>
     <w:rPr>
+      <w:rFonts w:eastAsia="黑体"/>
       <w:b/>
       <w:color w:val="ff0000"/>
     </w:rPr>
@@ -14635,6 +15280,7 @@
     <w:name w:val="ErrorTok"/>
     <w:basedOn w:val="VerbatimChar"/>
     <w:rPr>
+      <w:rFonts w:eastAsia="黑体"/>
       <w:b/>
       <w:color w:val="ff0000"/>
     </w:rPr>
@@ -14642,7 +15288,9 @@
   <w:style w:type="character" w:customStyle="1" w:styleId="NormalTok">
     <w:name w:val="NormalTok"/>
     <w:basedOn w:val="VerbatimChar"/>
-    <w:rPr/>
+    <w:rPr>
+      <w:rFonts w:eastAsia="黑体"/>
+    </w:rPr>
   </w:style>
 </w:styles>
 </file>
@@ -14691,12 +15339,12 @@
     <a:fontScheme name="Office">
       <a:majorFont>
         <a:latin typeface="Calibri"/>
-        <a:ea typeface=""/>
+        <a:ea typeface="黑体"/>
         <a:cs typeface=""/>
         <a:font script="Jpan" typeface="ＭＳ ゴシック"/>
         <a:font script="Hang" typeface="맑은 고딕"/>
-        <a:font script="Hans" typeface="宋体"/>
-        <a:font script="Hant" typeface="新細明體"/>
+        <a:font script="Hans" typeface="黑体"/>
+        <a:font script="Hant" typeface="黑体"/>
         <a:font script="Arab" typeface="Times New Roman"/>
         <a:font script="Hebr" typeface="Times New Roman"/>
         <a:font script="Thai" typeface="Angsana New"/>
@@ -14726,12 +15374,12 @@
       </a:majorFont>
       <a:minorFont>
         <a:latin typeface="Cambria"/>
-        <a:ea typeface=""/>
+        <a:ea typeface="黑体"/>
         <a:cs typeface=""/>
         <a:font script="Jpan" typeface="ＭＳ 明朝"/>
         <a:font script="Hang" typeface="맑은 고딕"/>
-        <a:font script="Hans" typeface="宋体"/>
-        <a:font script="Hant" typeface="新細明體"/>
+        <a:font script="Hans" typeface="黑体"/>
+        <a:font script="Hant" typeface="黑体"/>
         <a:font script="Arab" typeface="Arial"/>
         <a:font script="Hebr" typeface="Arial"/>
         <a:font script="Thai" typeface="Cordia New"/>

--- a/01-电源电路/04-电池充放电管理/双电源自动切换电路/双电源自动切换电路.docx
+++ b/01-电源电路/04-电池充放电管理/双电源自动切换电路/双电源自动切换电路.docx
@@ -2268,7 +2268,7 @@
           <w:color w:val="555555"/>
           <w:sz w:val="21"/>
         </w:rPr>
-        <w:t>材料收集者：杜文杰，WX手机：19519196569，QQ:3478827729</w:t>
+        <w:t>材料收集者：杜文杰，微信/手机：19519196569，QQ:3478827729</w:t>
       </w:r>
     </w:p>
     <w:sectPr>
